--- a/flow/20230914_vu_template/drafts/2024-08-u/06-ВТ-Преображення.docx
+++ b/flow/20230914_vu_template/drafts/2024-08-u/06-ВТ-Преображення.docx
@@ -322,752 +322,4003 @@
     </w:p>
     <w:p>
       <w:pPr>
-        <w:spacing w:after="120"/>
-        <w:jc w:val="both"/>
-        <w:rPr>
-          <w:rFonts w:ascii="Times New Roman" w:hAnsi="Times New Roman" w:cs="Times New Roman"/>
-          <w:sz w:val="24"/>
-          <w:szCs w:val="24"/>
-        </w:rPr>
-      </w:pPr>
-      <w:r>
-        <w:rPr>
-          <w:rFonts w:ascii="Times New Roman" w:hAnsi="Times New Roman" w:cs="Times New Roman"/>
-          <w:sz w:val="24"/>
-          <w:szCs w:val="24"/>
-        </w:rPr>
-        <w:t>Благослови, душе моя, Господа!* Господи, Боже мій, ти вельми великий!</w:t>
-      </w:r>
-    </w:p>
-    <w:p>
-      <w:pPr>
-        <w:spacing w:after="120"/>
-        <w:jc w:val="both"/>
-        <w:rPr>
-          <w:rFonts w:ascii="Times New Roman" w:hAnsi="Times New Roman" w:cs="Times New Roman"/>
-          <w:sz w:val="24"/>
-          <w:szCs w:val="24"/>
-        </w:rPr>
-      </w:pPr>
-      <w:r>
-        <w:rPr>
-          <w:rFonts w:ascii="Times New Roman" w:hAnsi="Times New Roman" w:cs="Times New Roman"/>
-          <w:sz w:val="24"/>
-          <w:szCs w:val="24"/>
-        </w:rPr>
-        <w:t>Ти одягнувся величчю і красою,* ти світлом, наче ризою, покрився.</w:t>
-      </w:r>
-    </w:p>
-    <w:p>
-      <w:pPr>
-        <w:spacing w:after="120"/>
-        <w:jc w:val="both"/>
-        <w:rPr>
-          <w:rFonts w:ascii="Times New Roman" w:hAnsi="Times New Roman" w:cs="Times New Roman"/>
-          <w:sz w:val="24"/>
-          <w:szCs w:val="24"/>
-        </w:rPr>
-      </w:pPr>
-      <w:r>
-        <w:rPr>
-          <w:rFonts w:ascii="Times New Roman" w:hAnsi="Times New Roman" w:cs="Times New Roman"/>
-          <w:sz w:val="24"/>
-          <w:szCs w:val="24"/>
-        </w:rPr>
-        <w:t>Ти розіп'яв, неначе намет, небо,* ти збудував твої горниці у водах.</w:t>
-      </w:r>
-    </w:p>
-    <w:p>
-      <w:pPr>
-        <w:spacing w:after="120"/>
-        <w:jc w:val="both"/>
-        <w:rPr>
-          <w:rFonts w:ascii="Times New Roman" w:hAnsi="Times New Roman" w:cs="Times New Roman"/>
-          <w:sz w:val="24"/>
-          <w:szCs w:val="24"/>
-        </w:rPr>
-      </w:pPr>
-      <w:r>
-        <w:rPr>
-          <w:rFonts w:ascii="Times New Roman" w:hAnsi="Times New Roman" w:cs="Times New Roman"/>
-          <w:sz w:val="24"/>
-          <w:szCs w:val="24"/>
-        </w:rPr>
-        <w:t>Із хмар собі робиш колісницю,* ходиш на крилах вітру.</w:t>
-      </w:r>
-    </w:p>
-    <w:p>
-      <w:pPr>
-        <w:spacing w:after="120"/>
-        <w:jc w:val="both"/>
-        <w:rPr>
-          <w:rFonts w:ascii="Times New Roman" w:hAnsi="Times New Roman" w:cs="Times New Roman"/>
-          <w:sz w:val="24"/>
-          <w:szCs w:val="24"/>
-        </w:rPr>
-      </w:pPr>
-      <w:r>
-        <w:rPr>
-          <w:rFonts w:ascii="Times New Roman" w:hAnsi="Times New Roman" w:cs="Times New Roman"/>
-          <w:sz w:val="24"/>
-          <w:szCs w:val="24"/>
-        </w:rPr>
-        <w:t>Вітри своїми посланцями учиняєш,* полум'я вогненне − слугами своїми.</w:t>
-      </w:r>
-    </w:p>
-    <w:p>
-      <w:pPr>
-        <w:spacing w:after="120"/>
-        <w:jc w:val="both"/>
-        <w:rPr>
-          <w:rFonts w:ascii="Times New Roman" w:hAnsi="Times New Roman" w:cs="Times New Roman"/>
-          <w:sz w:val="24"/>
-          <w:szCs w:val="24"/>
-        </w:rPr>
-      </w:pPr>
-      <w:r>
-        <w:rPr>
-          <w:rFonts w:ascii="Times New Roman" w:hAnsi="Times New Roman" w:cs="Times New Roman"/>
-          <w:sz w:val="24"/>
-          <w:szCs w:val="24"/>
-        </w:rPr>
-        <w:t>Ти заснував землю на її підвалинах,* не захитається по віки віків.</w:t>
-      </w:r>
-    </w:p>
-    <w:p>
-      <w:pPr>
-        <w:spacing w:after="120"/>
-        <w:jc w:val="both"/>
-        <w:rPr>
-          <w:rFonts w:ascii="Times New Roman" w:hAnsi="Times New Roman" w:cs="Times New Roman"/>
-          <w:sz w:val="24"/>
-          <w:szCs w:val="24"/>
-        </w:rPr>
-      </w:pPr>
-      <w:r>
-        <w:rPr>
-          <w:rFonts w:ascii="Times New Roman" w:hAnsi="Times New Roman" w:cs="Times New Roman"/>
-          <w:sz w:val="24"/>
-          <w:szCs w:val="24"/>
-        </w:rPr>
-        <w:t>Безоднею, немов одежею, покрив її,* понад горами стали води.</w:t>
-      </w:r>
-    </w:p>
-    <w:p>
-      <w:pPr>
-        <w:spacing w:after="120"/>
-        <w:jc w:val="both"/>
-        <w:rPr>
-          <w:rFonts w:ascii="Times New Roman" w:hAnsi="Times New Roman" w:cs="Times New Roman"/>
-          <w:sz w:val="24"/>
-          <w:szCs w:val="24"/>
-        </w:rPr>
-      </w:pPr>
-      <w:r>
-        <w:rPr>
-          <w:rFonts w:ascii="Times New Roman" w:hAnsi="Times New Roman" w:cs="Times New Roman"/>
-          <w:sz w:val="24"/>
-          <w:szCs w:val="24"/>
-        </w:rPr>
-        <w:t>Перед погрозою твоєю вони тікали,* перед голосом грому твого тремтіли.</w:t>
-      </w:r>
-    </w:p>
-    <w:p>
-      <w:pPr>
-        <w:spacing w:after="120"/>
-        <w:jc w:val="both"/>
-        <w:rPr>
-          <w:rFonts w:ascii="Times New Roman" w:hAnsi="Times New Roman" w:cs="Times New Roman"/>
-          <w:sz w:val="24"/>
-          <w:szCs w:val="24"/>
-        </w:rPr>
-      </w:pPr>
-      <w:r>
-        <w:rPr>
-          <w:rFonts w:ascii="Times New Roman" w:hAnsi="Times New Roman" w:cs="Times New Roman"/>
-          <w:sz w:val="24"/>
-          <w:szCs w:val="24"/>
-        </w:rPr>
-        <w:t>Підвелися гори, зійшли долини до місця,* що ти їм призначив.</w:t>
-      </w:r>
-    </w:p>
-    <w:p>
-      <w:pPr>
-        <w:spacing w:after="120"/>
-        <w:jc w:val="both"/>
-        <w:rPr>
-          <w:rFonts w:ascii="Times New Roman" w:hAnsi="Times New Roman" w:cs="Times New Roman"/>
-          <w:sz w:val="24"/>
-          <w:szCs w:val="24"/>
-        </w:rPr>
-      </w:pPr>
-      <w:r>
-        <w:rPr>
-          <w:rFonts w:ascii="Times New Roman" w:hAnsi="Times New Roman" w:cs="Times New Roman"/>
-          <w:sz w:val="24"/>
-          <w:szCs w:val="24"/>
-        </w:rPr>
-        <w:t>Поставив їм границю, якої не перейдуть,* щоб знову покрити землю.</w:t>
-      </w:r>
-    </w:p>
-    <w:p>
-      <w:pPr>
-        <w:spacing w:after="120"/>
-        <w:jc w:val="both"/>
-        <w:rPr>
-          <w:rFonts w:ascii="Times New Roman" w:hAnsi="Times New Roman" w:cs="Times New Roman"/>
-          <w:sz w:val="24"/>
-          <w:szCs w:val="24"/>
-        </w:rPr>
-      </w:pPr>
-      <w:r>
-        <w:rPr>
-          <w:rFonts w:ascii="Times New Roman" w:hAnsi="Times New Roman" w:cs="Times New Roman"/>
-          <w:sz w:val="24"/>
-          <w:szCs w:val="24"/>
-        </w:rPr>
-        <w:t>Джерела посилаєш у ріки,* які течуть проміж горами.</w:t>
-      </w:r>
-    </w:p>
-    <w:p>
-      <w:pPr>
-        <w:spacing w:after="120"/>
-        <w:jc w:val="both"/>
-        <w:rPr>
-          <w:rFonts w:ascii="Times New Roman" w:hAnsi="Times New Roman" w:cs="Times New Roman"/>
-          <w:sz w:val="24"/>
-          <w:szCs w:val="24"/>
-        </w:rPr>
-      </w:pPr>
-      <w:r>
-        <w:rPr>
-          <w:rFonts w:ascii="Times New Roman" w:hAnsi="Times New Roman" w:cs="Times New Roman"/>
-          <w:sz w:val="24"/>
-          <w:szCs w:val="24"/>
-        </w:rPr>
-        <w:t>Усю звірину, що в полі, вони напувають,* дикі осли там гасять свою спрагу.</w:t>
-      </w:r>
-    </w:p>
-    <w:p>
-      <w:pPr>
-        <w:spacing w:after="120"/>
-        <w:jc w:val="both"/>
-        <w:rPr>
-          <w:rFonts w:ascii="Times New Roman" w:hAnsi="Times New Roman" w:cs="Times New Roman"/>
-          <w:sz w:val="24"/>
-          <w:szCs w:val="24"/>
-        </w:rPr>
-      </w:pPr>
-      <w:r>
-        <w:rPr>
-          <w:rFonts w:ascii="Times New Roman" w:hAnsi="Times New Roman" w:cs="Times New Roman"/>
-          <w:sz w:val="24"/>
-          <w:szCs w:val="24"/>
-        </w:rPr>
-        <w:t>Над ними кублиться небесне птаство,* з-поміж гілляк дає свій голос.</w:t>
-      </w:r>
-    </w:p>
-    <w:p>
-      <w:pPr>
-        <w:spacing w:after="120"/>
-        <w:jc w:val="both"/>
-        <w:rPr>
-          <w:rFonts w:ascii="Times New Roman" w:hAnsi="Times New Roman" w:cs="Times New Roman"/>
-          <w:sz w:val="24"/>
-          <w:szCs w:val="24"/>
-        </w:rPr>
-      </w:pPr>
-      <w:r>
-        <w:rPr>
-          <w:rFonts w:ascii="Times New Roman" w:hAnsi="Times New Roman" w:cs="Times New Roman"/>
-          <w:sz w:val="24"/>
-          <w:szCs w:val="24"/>
-        </w:rPr>
-        <w:t>Ти напуваєш гори з твоїх горниць,* земля насичується плодом діл твоїх.</w:t>
-      </w:r>
-    </w:p>
-    <w:p>
-      <w:pPr>
-        <w:spacing w:after="120"/>
-        <w:jc w:val="both"/>
-        <w:rPr>
-          <w:rFonts w:ascii="Times New Roman" w:hAnsi="Times New Roman" w:cs="Times New Roman"/>
-          <w:sz w:val="24"/>
-          <w:szCs w:val="24"/>
-        </w:rPr>
-      </w:pPr>
-      <w:r>
-        <w:rPr>
-          <w:rFonts w:ascii="Times New Roman" w:hAnsi="Times New Roman" w:cs="Times New Roman"/>
-          <w:sz w:val="24"/>
-          <w:szCs w:val="24"/>
-        </w:rPr>
-        <w:t>Вирощуєш траву для скоту, зела – на вжиток людям,* щоб хліб із землі добували:</w:t>
-      </w:r>
-    </w:p>
-    <w:p>
-      <w:pPr>
-        <w:spacing w:after="120"/>
-        <w:jc w:val="both"/>
-        <w:rPr>
-          <w:rFonts w:ascii="Times New Roman" w:hAnsi="Times New Roman" w:cs="Times New Roman"/>
-          <w:sz w:val="24"/>
-          <w:szCs w:val="24"/>
-        </w:rPr>
-      </w:pPr>
-      <w:r>
-        <w:rPr>
-          <w:rFonts w:ascii="Times New Roman" w:hAnsi="Times New Roman" w:cs="Times New Roman"/>
-          <w:sz w:val="24"/>
-          <w:szCs w:val="24"/>
-        </w:rPr>
-        <w:t>Вино, що серце людське звеселяє, олію, щоб від неї ясніло обличчя,* і хліб, що скріплює серце людське.</w:t>
-      </w:r>
-    </w:p>
-    <w:p>
-      <w:pPr>
-        <w:spacing w:after="120"/>
-        <w:jc w:val="both"/>
-        <w:rPr>
-          <w:rFonts w:ascii="Times New Roman" w:hAnsi="Times New Roman" w:cs="Times New Roman"/>
-          <w:sz w:val="24"/>
-          <w:szCs w:val="24"/>
-        </w:rPr>
-      </w:pPr>
-      <w:r>
-        <w:rPr>
-          <w:rFonts w:ascii="Times New Roman" w:hAnsi="Times New Roman" w:cs="Times New Roman"/>
-          <w:sz w:val="24"/>
-          <w:szCs w:val="24"/>
-        </w:rPr>
-        <w:t>Насичуються дерева Господні,* кедри ливанські, що посадив їх.</w:t>
-      </w:r>
-    </w:p>
-    <w:p>
-      <w:pPr>
-        <w:spacing w:after="120"/>
-        <w:jc w:val="both"/>
-        <w:rPr>
-          <w:rFonts w:ascii="Times New Roman" w:hAnsi="Times New Roman" w:cs="Times New Roman"/>
-          <w:sz w:val="24"/>
-          <w:szCs w:val="24"/>
-        </w:rPr>
-      </w:pPr>
-      <w:r>
-        <w:rPr>
-          <w:rFonts w:ascii="Times New Roman" w:hAnsi="Times New Roman" w:cs="Times New Roman"/>
-          <w:sz w:val="24"/>
-          <w:szCs w:val="24"/>
-        </w:rPr>
-        <w:t>На них гніздяться птиці;* бусли – на кипарисах їхнє житло.</w:t>
-      </w:r>
-    </w:p>
-    <w:p>
-      <w:pPr>
-        <w:spacing w:after="120"/>
-        <w:jc w:val="both"/>
-        <w:rPr>
-          <w:rFonts w:ascii="Times New Roman" w:hAnsi="Times New Roman" w:cs="Times New Roman"/>
-          <w:sz w:val="24"/>
-          <w:szCs w:val="24"/>
-        </w:rPr>
-      </w:pPr>
-      <w:r>
-        <w:rPr>
-          <w:rFonts w:ascii="Times New Roman" w:hAnsi="Times New Roman" w:cs="Times New Roman"/>
-          <w:sz w:val="24"/>
-          <w:szCs w:val="24"/>
-        </w:rPr>
-        <w:t>Високі гори для оленів,* скелі − для зайців притулок.</w:t>
-      </w:r>
-    </w:p>
-    <w:p>
-      <w:pPr>
-        <w:spacing w:after="120"/>
-        <w:jc w:val="both"/>
-        <w:rPr>
-          <w:rFonts w:ascii="Times New Roman" w:hAnsi="Times New Roman" w:cs="Times New Roman"/>
-          <w:sz w:val="24"/>
-          <w:szCs w:val="24"/>
-        </w:rPr>
-      </w:pPr>
-      <w:r>
-        <w:rPr>
-          <w:rFonts w:ascii="Times New Roman" w:hAnsi="Times New Roman" w:cs="Times New Roman"/>
-          <w:sz w:val="24"/>
-          <w:szCs w:val="24"/>
-        </w:rPr>
-        <w:t>Ти створив місяць, щоб значити пори;* сонце знає свій захід.</w:t>
-      </w:r>
-    </w:p>
-    <w:p>
-      <w:pPr>
-        <w:spacing w:after="120"/>
-        <w:jc w:val="both"/>
-        <w:rPr>
-          <w:rFonts w:ascii="Times New Roman" w:hAnsi="Times New Roman" w:cs="Times New Roman"/>
-          <w:sz w:val="24"/>
-          <w:szCs w:val="24"/>
-        </w:rPr>
-      </w:pPr>
-      <w:r>
-        <w:rPr>
-          <w:rFonts w:ascii="Times New Roman" w:hAnsi="Times New Roman" w:cs="Times New Roman"/>
-          <w:sz w:val="24"/>
-          <w:szCs w:val="24"/>
-        </w:rPr>
-        <w:t>Наводиш темряву, і ніч надходить,* що в ній ворушаться усі звірі дібровні.</w:t>
-      </w:r>
-    </w:p>
-    <w:p>
-      <w:pPr>
-        <w:spacing w:after="120"/>
-        <w:jc w:val="both"/>
-        <w:rPr>
-          <w:rFonts w:ascii="Times New Roman" w:hAnsi="Times New Roman" w:cs="Times New Roman"/>
-          <w:sz w:val="24"/>
-          <w:szCs w:val="24"/>
-        </w:rPr>
-      </w:pPr>
-      <w:r>
-        <w:rPr>
-          <w:rFonts w:ascii="Times New Roman" w:hAnsi="Times New Roman" w:cs="Times New Roman"/>
-          <w:sz w:val="24"/>
-          <w:szCs w:val="24"/>
-        </w:rPr>
-        <w:t>Левенята рикають за здобиччю своєю,* поживи від Бога для себе просять.</w:t>
-      </w:r>
-    </w:p>
-    <w:p>
-      <w:pPr>
-        <w:spacing w:after="120"/>
-        <w:jc w:val="both"/>
-        <w:rPr>
-          <w:rFonts w:ascii="Times New Roman" w:hAnsi="Times New Roman" w:cs="Times New Roman"/>
-          <w:sz w:val="24"/>
-          <w:szCs w:val="24"/>
-        </w:rPr>
-      </w:pPr>
-      <w:r>
-        <w:rPr>
-          <w:rFonts w:ascii="Times New Roman" w:hAnsi="Times New Roman" w:cs="Times New Roman"/>
-          <w:sz w:val="24"/>
-          <w:szCs w:val="24"/>
-        </w:rPr>
-        <w:lastRenderedPageBreak/>
-        <w:t>Ховаються, як тільки зійде сонце,* лягають у своїх норах.</w:t>
-      </w:r>
-    </w:p>
-    <w:p>
-      <w:pPr>
-        <w:spacing w:after="120"/>
-        <w:jc w:val="both"/>
-        <w:rPr>
-          <w:rFonts w:ascii="Times New Roman" w:hAnsi="Times New Roman" w:cs="Times New Roman"/>
-          <w:sz w:val="24"/>
-          <w:szCs w:val="24"/>
-        </w:rPr>
-      </w:pPr>
-      <w:r>
-        <w:rPr>
-          <w:rFonts w:ascii="Times New Roman" w:hAnsi="Times New Roman" w:cs="Times New Roman"/>
-          <w:sz w:val="24"/>
-          <w:szCs w:val="24"/>
-        </w:rPr>
-        <w:t>Виходить чоловік до свого діла,* і до своєї праці аж до вечора.</w:t>
-      </w:r>
-    </w:p>
-    <w:p>
-      <w:pPr>
-        <w:spacing w:after="120"/>
-        <w:jc w:val="both"/>
-        <w:rPr>
-          <w:rFonts w:ascii="Times New Roman" w:hAnsi="Times New Roman" w:cs="Times New Roman"/>
-          <w:sz w:val="24"/>
-          <w:szCs w:val="24"/>
-        </w:rPr>
-      </w:pPr>
-      <w:r>
-        <w:rPr>
-          <w:rFonts w:ascii="Times New Roman" w:hAnsi="Times New Roman" w:cs="Times New Roman"/>
-          <w:sz w:val="24"/>
-          <w:szCs w:val="24"/>
-        </w:rPr>
-        <w:t>Яка їх, твоїх діл, Господи, сила!* У мудрості все ти створив, − повна земля твоїх</w:t>
-      </w:r>
-      <w:r>
-        <w:rPr>
-          <w:rFonts w:ascii="Gungsuh" w:eastAsia="Gungsuh" w:hAnsi="Gungsuh" w:cs="Gungsuh"/>
-          <w:sz w:val="24"/>
-          <w:szCs w:val="24"/>
+        <w:pStyle w:val="a"/>
+        <w:spacing w:after="120"/>
+      </w:pPr>
+      <w:r>
+        <w:rPr>
+          <w:rFonts w:ascii="Times New Roman" w:hAnsi="Times New Roman"/>
+          <w:sz w:val="24"/>
+        </w:rPr>
+        <w:t xml:space="preserve">Благослови́, душе́ моя́, </w:t>
+      </w:r>
+      <w:r>
+        <w:rPr>
+          <w:rFonts w:ascii="Times New Roman" w:hAnsi="Times New Roman"/>
+          <w:sz w:val="24"/>
+        </w:rPr>
+        <w:t>Го́спода</w:t>
+      </w:r>
+      <w:r>
+        <w:rPr>
+          <w:rFonts w:ascii="Times New Roman" w:hAnsi="Times New Roman"/>
+          <w:sz w:val="24"/>
+        </w:rPr>
+        <w:t xml:space="preserve">!* </w:t>
+      </w:r>
+      <w:r>
+        <w:rPr>
+          <w:rFonts w:ascii="Times New Roman" w:hAnsi="Times New Roman"/>
+          <w:sz w:val="24"/>
+        </w:rPr>
+        <w:t>Го́споди</w:t>
+      </w:r>
+      <w:r>
+        <w:rPr>
+          <w:rFonts w:ascii="Times New Roman" w:hAnsi="Times New Roman"/>
+          <w:sz w:val="24"/>
+        </w:rPr>
+        <w:t xml:space="preserve">, </w:t>
+      </w:r>
+      <w:r>
+        <w:rPr>
+          <w:rFonts w:ascii="Times New Roman" w:hAnsi="Times New Roman"/>
+          <w:sz w:val="24"/>
+        </w:rPr>
+        <w:t>Бо́же</w:t>
+      </w:r>
+      <w:r>
+        <w:rPr>
+          <w:rFonts w:ascii="Times New Roman" w:hAnsi="Times New Roman"/>
+          <w:sz w:val="24"/>
+        </w:rPr>
+        <w:t xml:space="preserve"> мій, Ти </w:t>
+      </w:r>
+      <w:r>
+        <w:rPr>
+          <w:rFonts w:ascii="Times New Roman" w:hAnsi="Times New Roman"/>
+          <w:sz w:val="24"/>
+        </w:rPr>
+        <w:t>ве́льми</w:t>
+      </w:r>
+      <w:r>
+        <w:rPr>
+          <w:rFonts w:ascii="Times New Roman" w:hAnsi="Times New Roman"/>
+          <w:sz w:val="24"/>
         </w:rPr>
         <w:t xml:space="preserve"> </w:t>
       </w:r>
       <w:r>
         <w:rPr>
-          <w:rFonts w:ascii="Times New Roman" w:hAnsi="Times New Roman" w:cs="Times New Roman"/>
-          <w:sz w:val="24"/>
-          <w:szCs w:val="24"/>
-        </w:rPr>
-        <w:t>створінь.</w:t>
-      </w:r>
-    </w:p>
-    <w:p>
-      <w:pPr>
-        <w:spacing w:after="120"/>
-        <w:jc w:val="both"/>
-        <w:rPr>
-          <w:rFonts w:ascii="Times New Roman" w:hAnsi="Times New Roman" w:cs="Times New Roman"/>
-          <w:sz w:val="24"/>
-          <w:szCs w:val="24"/>
-        </w:rPr>
-      </w:pPr>
-      <w:r>
-        <w:rPr>
-          <w:rFonts w:ascii="Times New Roman" w:hAnsi="Times New Roman" w:cs="Times New Roman"/>
-          <w:sz w:val="24"/>
-          <w:szCs w:val="24"/>
-        </w:rPr>
-        <w:t>Ось море велике, прешироке,* у ньому плазунів без ліку, звірів малих і великих.</w:t>
-      </w:r>
-    </w:p>
-    <w:p>
-      <w:pPr>
-        <w:spacing w:after="120"/>
-        <w:jc w:val="both"/>
-        <w:rPr>
-          <w:rFonts w:ascii="Times New Roman" w:hAnsi="Times New Roman" w:cs="Times New Roman"/>
-          <w:sz w:val="24"/>
-          <w:szCs w:val="24"/>
-        </w:rPr>
-      </w:pPr>
-      <w:r>
-        <w:rPr>
-          <w:rFonts w:ascii="Times New Roman" w:hAnsi="Times New Roman" w:cs="Times New Roman"/>
-          <w:sz w:val="24"/>
-          <w:szCs w:val="24"/>
-        </w:rPr>
-        <w:t>Там кораблі проходять,* є і левіятан, якого ти створив, щоб ним бавитися.</w:t>
-      </w:r>
-    </w:p>
-    <w:p>
-      <w:pPr>
-        <w:spacing w:after="120"/>
-        <w:jc w:val="both"/>
-        <w:rPr>
-          <w:rFonts w:ascii="Times New Roman" w:hAnsi="Times New Roman" w:cs="Times New Roman"/>
-          <w:sz w:val="24"/>
-          <w:szCs w:val="24"/>
-        </w:rPr>
-      </w:pPr>
-      <w:r>
-        <w:rPr>
-          <w:rFonts w:ascii="Times New Roman" w:hAnsi="Times New Roman" w:cs="Times New Roman"/>
-          <w:sz w:val="24"/>
-          <w:szCs w:val="24"/>
-        </w:rPr>
-        <w:t>Усі вони від тебе дожидають,* щоб дав їм у свій час поживу.</w:t>
-      </w:r>
-    </w:p>
-    <w:p>
-      <w:pPr>
-        <w:spacing w:after="120"/>
-        <w:jc w:val="both"/>
-        <w:rPr>
-          <w:rFonts w:ascii="Times New Roman" w:hAnsi="Times New Roman" w:cs="Times New Roman"/>
-          <w:sz w:val="24"/>
-          <w:szCs w:val="24"/>
-        </w:rPr>
-      </w:pPr>
-      <w:r>
-        <w:rPr>
-          <w:rFonts w:ascii="Times New Roman" w:hAnsi="Times New Roman" w:cs="Times New Roman"/>
-          <w:sz w:val="24"/>
-          <w:szCs w:val="24"/>
-        </w:rPr>
-        <w:t>Коли даєш їм, вони її збирають,* як розтулюєш твою руку, вони насичуються благом.</w:t>
-      </w:r>
-    </w:p>
-    <w:p>
-      <w:pPr>
-        <w:spacing w:after="120"/>
-        <w:jc w:val="both"/>
-        <w:rPr>
-          <w:rFonts w:ascii="Times New Roman" w:hAnsi="Times New Roman" w:cs="Times New Roman"/>
-          <w:sz w:val="24"/>
-          <w:szCs w:val="24"/>
-        </w:rPr>
-      </w:pPr>
-      <w:r>
-        <w:rPr>
-          <w:rFonts w:ascii="Times New Roman" w:hAnsi="Times New Roman" w:cs="Times New Roman"/>
-          <w:sz w:val="24"/>
-          <w:szCs w:val="24"/>
-        </w:rPr>
-        <w:t>Вони бентежаться, коли ховаєш вид свій;* як забираєш дух у них, вони гинуть і повертаються у свій порох.</w:t>
-      </w:r>
-    </w:p>
-    <w:p>
-      <w:pPr>
-        <w:spacing w:after="120"/>
-        <w:jc w:val="both"/>
-        <w:rPr>
-          <w:rFonts w:ascii="Times New Roman" w:hAnsi="Times New Roman" w:cs="Times New Roman"/>
-          <w:sz w:val="24"/>
-          <w:szCs w:val="24"/>
-        </w:rPr>
-      </w:pPr>
-      <w:r>
-        <w:rPr>
-          <w:rFonts w:ascii="Times New Roman" w:hAnsi="Times New Roman" w:cs="Times New Roman"/>
-          <w:sz w:val="24"/>
-          <w:szCs w:val="24"/>
-        </w:rPr>
-        <w:t>Зішлеш свій дух, – вони оживають,* і ти відновлюєш лице землі.</w:t>
-      </w:r>
-    </w:p>
-    <w:p>
-      <w:pPr>
-        <w:spacing w:after="120"/>
-        <w:jc w:val="both"/>
-        <w:rPr>
-          <w:rFonts w:ascii="Times New Roman" w:hAnsi="Times New Roman" w:cs="Times New Roman"/>
-          <w:sz w:val="24"/>
-          <w:szCs w:val="24"/>
-        </w:rPr>
-      </w:pPr>
-      <w:r>
-        <w:rPr>
-          <w:rFonts w:ascii="Times New Roman" w:hAnsi="Times New Roman" w:cs="Times New Roman"/>
-          <w:sz w:val="24"/>
-          <w:szCs w:val="24"/>
-        </w:rPr>
-        <w:t>Нехай слава Господня буде повіки,* нехай Господь радіє творами своїми.</w:t>
-      </w:r>
-    </w:p>
-    <w:p>
-      <w:pPr>
-        <w:spacing w:after="120"/>
-        <w:jc w:val="both"/>
-        <w:rPr>
-          <w:rFonts w:ascii="Times New Roman" w:hAnsi="Times New Roman" w:cs="Times New Roman"/>
-          <w:sz w:val="24"/>
-          <w:szCs w:val="24"/>
-        </w:rPr>
-      </w:pPr>
-      <w:r>
-        <w:rPr>
-          <w:rFonts w:ascii="Times New Roman" w:hAnsi="Times New Roman" w:cs="Times New Roman"/>
-          <w:sz w:val="24"/>
-          <w:szCs w:val="24"/>
-        </w:rPr>
-        <w:t>Спогляне він на землю, і вона стрясається,* торкнеться гір, вони димують.</w:t>
-      </w:r>
-    </w:p>
-    <w:p>
-      <w:pPr>
-        <w:spacing w:after="120"/>
-        <w:jc w:val="both"/>
-        <w:rPr>
-          <w:rFonts w:ascii="Times New Roman" w:hAnsi="Times New Roman" w:cs="Times New Roman"/>
-          <w:sz w:val="24"/>
-          <w:szCs w:val="24"/>
-        </w:rPr>
-      </w:pPr>
-      <w:r>
-        <w:rPr>
-          <w:rFonts w:ascii="Times New Roman" w:hAnsi="Times New Roman" w:cs="Times New Roman"/>
-          <w:sz w:val="24"/>
-          <w:szCs w:val="24"/>
-        </w:rPr>
-        <w:t>Я буду Господеві співати поки життя мого,* псалми співатиму, поки буду жити.</w:t>
-      </w:r>
-    </w:p>
-    <w:p>
-      <w:pPr>
-        <w:spacing w:after="120"/>
-        <w:jc w:val="both"/>
-        <w:rPr>
-          <w:rFonts w:ascii="Times New Roman" w:hAnsi="Times New Roman" w:cs="Times New Roman"/>
-          <w:sz w:val="24"/>
-          <w:szCs w:val="24"/>
-        </w:rPr>
-      </w:pPr>
-      <w:r>
-        <w:rPr>
-          <w:rFonts w:ascii="Times New Roman" w:hAnsi="Times New Roman" w:cs="Times New Roman"/>
-          <w:sz w:val="24"/>
-          <w:szCs w:val="24"/>
-        </w:rPr>
-        <w:t>Нехай буде приємна йому моя пісня;* у Господі я веселитимусь.</w:t>
-      </w:r>
-    </w:p>
-    <w:p>
-      <w:pPr>
-        <w:spacing w:after="120"/>
-        <w:jc w:val="both"/>
-        <w:rPr>
-          <w:rFonts w:ascii="Times New Roman" w:hAnsi="Times New Roman" w:cs="Times New Roman"/>
-          <w:sz w:val="24"/>
-          <w:szCs w:val="24"/>
-        </w:rPr>
-      </w:pPr>
-      <w:r>
-        <w:rPr>
-          <w:rFonts w:ascii="Times New Roman" w:hAnsi="Times New Roman" w:cs="Times New Roman"/>
-          <w:sz w:val="24"/>
-          <w:szCs w:val="24"/>
-        </w:rPr>
-        <w:t>Нехай грішники з землі щезнуть, і беззаконних більше нехай не буде.* Благослови, душе моя, Господа.</w:t>
-      </w:r>
-    </w:p>
-    <w:p>
-      <w:pPr>
-        <w:spacing w:after="120"/>
-        <w:jc w:val="both"/>
-        <w:rPr>
-          <w:rFonts w:ascii="Times New Roman" w:hAnsi="Times New Roman" w:cs="Times New Roman"/>
-          <w:sz w:val="24"/>
-          <w:szCs w:val="24"/>
-        </w:rPr>
-      </w:pPr>
-      <w:r>
-        <w:rPr>
-          <w:rFonts w:ascii="Times New Roman" w:hAnsi="Times New Roman" w:cs="Times New Roman"/>
-          <w:sz w:val="24"/>
-          <w:szCs w:val="24"/>
-        </w:rPr>
-        <w:t>Слава Отцю, і Сину, і Святому Духові: І нині і повсякчас, і на віки віків. Амінь.</w:t>
-      </w:r>
-    </w:p>
-    <w:p>
-      <w:pPr>
-        <w:spacing w:after="120"/>
-        <w:jc w:val="both"/>
-        <w:rPr>
-          <w:rFonts w:ascii="Times New Roman" w:hAnsi="Times New Roman" w:cs="Times New Roman"/>
-          <w:i/>
-          <w:sz w:val="24"/>
-          <w:szCs w:val="24"/>
-        </w:rPr>
-      </w:pPr>
-      <w:r>
-        <w:rPr>
-          <w:rFonts w:ascii="Times New Roman" w:hAnsi="Times New Roman" w:cs="Times New Roman"/>
-          <w:sz w:val="24"/>
-          <w:szCs w:val="24"/>
-        </w:rPr>
-        <w:t xml:space="preserve">Алилуя, алилуя, алилуя: Слава тобі, Боже! </w:t>
-      </w:r>
-      <w:r>
-        <w:rPr>
-          <w:rFonts w:ascii="Times New Roman" w:hAnsi="Times New Roman" w:cs="Times New Roman"/>
-          <w:i/>
-          <w:color w:val="FF0000"/>
-          <w:sz w:val="24"/>
-          <w:szCs w:val="24"/>
-        </w:rPr>
-        <w:t>(3 р.)</w:t>
+          <w:rFonts w:ascii="Times New Roman" w:hAnsi="Times New Roman"/>
+          <w:sz w:val="24"/>
+        </w:rPr>
+        <w:t>вели́кий</w:t>
+      </w:r>
+      <w:r>
+        <w:rPr>
+          <w:rFonts w:ascii="Times New Roman" w:hAnsi="Times New Roman"/>
+          <w:sz w:val="24"/>
+        </w:rPr>
+        <w:t>!</w:t>
+      </w:r>
+    </w:p>
+    <w:p>
+      <w:pPr>
+        <w:pStyle w:val="a"/>
+        <w:spacing w:after="120"/>
+      </w:pPr>
+      <w:r>
+        <w:rPr>
+          <w:rFonts w:ascii="Times New Roman" w:hAnsi="Times New Roman"/>
+          <w:sz w:val="24"/>
+        </w:rPr>
+        <w:t xml:space="preserve">Ти </w:t>
+      </w:r>
+      <w:r>
+        <w:rPr>
+          <w:rFonts w:ascii="Times New Roman" w:hAnsi="Times New Roman"/>
+          <w:sz w:val="24"/>
+        </w:rPr>
+        <w:t>одягну́вся</w:t>
+      </w:r>
+      <w:r>
+        <w:rPr>
+          <w:rFonts w:ascii="Times New Roman" w:hAnsi="Times New Roman"/>
+          <w:sz w:val="24"/>
+        </w:rPr>
+        <w:t xml:space="preserve"> </w:t>
+      </w:r>
+      <w:r>
+        <w:rPr>
+          <w:rFonts w:ascii="Times New Roman" w:hAnsi="Times New Roman"/>
+          <w:sz w:val="24"/>
+        </w:rPr>
+        <w:t>ве́личчю</w:t>
+      </w:r>
+      <w:r>
+        <w:rPr>
+          <w:rFonts w:ascii="Times New Roman" w:hAnsi="Times New Roman"/>
+          <w:sz w:val="24"/>
+        </w:rPr>
+        <w:t xml:space="preserve"> і </w:t>
+      </w:r>
+      <w:r>
+        <w:rPr>
+          <w:rFonts w:ascii="Times New Roman" w:hAnsi="Times New Roman"/>
+          <w:sz w:val="24"/>
+        </w:rPr>
+        <w:t>красо́ю</w:t>
+      </w:r>
+      <w:r>
+        <w:rPr>
+          <w:rFonts w:ascii="Times New Roman" w:hAnsi="Times New Roman"/>
+          <w:sz w:val="24"/>
+        </w:rPr>
+        <w:t xml:space="preserve">,* Ти </w:t>
+      </w:r>
+      <w:r>
+        <w:rPr>
+          <w:rFonts w:ascii="Times New Roman" w:hAnsi="Times New Roman"/>
+          <w:sz w:val="24"/>
+        </w:rPr>
+        <w:t>сві́тлом</w:t>
+      </w:r>
+      <w:r>
+        <w:rPr>
+          <w:rFonts w:ascii="Times New Roman" w:hAnsi="Times New Roman"/>
+          <w:sz w:val="24"/>
+        </w:rPr>
+        <w:t xml:space="preserve">, </w:t>
+      </w:r>
+      <w:r>
+        <w:rPr>
+          <w:rFonts w:ascii="Times New Roman" w:hAnsi="Times New Roman"/>
+          <w:sz w:val="24"/>
+        </w:rPr>
+        <w:t>на́че</w:t>
+      </w:r>
+      <w:r>
+        <w:rPr>
+          <w:rFonts w:ascii="Times New Roman" w:hAnsi="Times New Roman"/>
+          <w:sz w:val="24"/>
+        </w:rPr>
+        <w:t xml:space="preserve"> </w:t>
+      </w:r>
+      <w:r>
+        <w:rPr>
+          <w:rFonts w:ascii="Times New Roman" w:hAnsi="Times New Roman"/>
+          <w:sz w:val="24"/>
+        </w:rPr>
+        <w:t>ри́зою</w:t>
+      </w:r>
+      <w:r>
+        <w:rPr>
+          <w:rFonts w:ascii="Times New Roman" w:hAnsi="Times New Roman"/>
+          <w:sz w:val="24"/>
+        </w:rPr>
+        <w:t xml:space="preserve">, </w:t>
+      </w:r>
+      <w:r>
+        <w:rPr>
+          <w:rFonts w:ascii="Times New Roman" w:hAnsi="Times New Roman"/>
+          <w:sz w:val="24"/>
+        </w:rPr>
+        <w:t>покри́вся</w:t>
+      </w:r>
+      <w:r>
+        <w:rPr>
+          <w:rFonts w:ascii="Times New Roman" w:hAnsi="Times New Roman"/>
+          <w:sz w:val="24"/>
+        </w:rPr>
+        <w:t>.</w:t>
+      </w:r>
+    </w:p>
+    <w:p>
+      <w:pPr>
+        <w:pStyle w:val="a"/>
+        <w:spacing w:after="120"/>
+      </w:pPr>
+      <w:r>
+        <w:rPr>
+          <w:rFonts w:ascii="Times New Roman" w:hAnsi="Times New Roman"/>
+          <w:sz w:val="24"/>
+        </w:rPr>
+        <w:t xml:space="preserve">Ти </w:t>
+      </w:r>
+      <w:r>
+        <w:rPr>
+          <w:rFonts w:ascii="Times New Roman" w:hAnsi="Times New Roman"/>
+          <w:sz w:val="24"/>
+        </w:rPr>
+        <w:t>розіп’я́в</w:t>
+      </w:r>
+      <w:r>
+        <w:rPr>
+          <w:rFonts w:ascii="Times New Roman" w:hAnsi="Times New Roman"/>
+          <w:sz w:val="24"/>
+        </w:rPr>
+        <w:t xml:space="preserve">, </w:t>
+      </w:r>
+      <w:r>
+        <w:rPr>
+          <w:rFonts w:ascii="Times New Roman" w:hAnsi="Times New Roman"/>
+          <w:sz w:val="24"/>
+        </w:rPr>
+        <w:t>нена́че</w:t>
+      </w:r>
+      <w:r>
+        <w:rPr>
+          <w:rFonts w:ascii="Times New Roman" w:hAnsi="Times New Roman"/>
+          <w:sz w:val="24"/>
+        </w:rPr>
+        <w:t xml:space="preserve"> </w:t>
+      </w:r>
+      <w:r>
+        <w:rPr>
+          <w:rFonts w:ascii="Times New Roman" w:hAnsi="Times New Roman"/>
+          <w:sz w:val="24"/>
+        </w:rPr>
+        <w:t>наме́т</w:t>
+      </w:r>
+      <w:r>
+        <w:rPr>
+          <w:rFonts w:ascii="Times New Roman" w:hAnsi="Times New Roman"/>
+          <w:sz w:val="24"/>
+        </w:rPr>
+        <w:t xml:space="preserve">, </w:t>
+      </w:r>
+      <w:r>
+        <w:rPr>
+          <w:rFonts w:ascii="Times New Roman" w:hAnsi="Times New Roman"/>
+          <w:sz w:val="24"/>
+        </w:rPr>
+        <w:t>не́бо</w:t>
+      </w:r>
+      <w:r>
+        <w:rPr>
+          <w:rFonts w:ascii="Times New Roman" w:hAnsi="Times New Roman"/>
+          <w:sz w:val="24"/>
+        </w:rPr>
+        <w:t xml:space="preserve">,* Ти </w:t>
+      </w:r>
+      <w:r>
+        <w:rPr>
+          <w:rFonts w:ascii="Times New Roman" w:hAnsi="Times New Roman"/>
+          <w:sz w:val="24"/>
+        </w:rPr>
+        <w:t>збудува́в</w:t>
+      </w:r>
+      <w:r>
+        <w:rPr>
+          <w:rFonts w:ascii="Times New Roman" w:hAnsi="Times New Roman"/>
+          <w:sz w:val="24"/>
+        </w:rPr>
+        <w:t xml:space="preserve"> Твої́ </w:t>
+      </w:r>
+      <w:r>
+        <w:rPr>
+          <w:rFonts w:ascii="Times New Roman" w:hAnsi="Times New Roman"/>
+          <w:sz w:val="24"/>
+        </w:rPr>
+        <w:t>го́рниці</w:t>
+      </w:r>
+      <w:r>
+        <w:rPr>
+          <w:rFonts w:ascii="Times New Roman" w:hAnsi="Times New Roman"/>
+          <w:sz w:val="24"/>
+        </w:rPr>
+        <w:t xml:space="preserve"> у </w:t>
+      </w:r>
+      <w:r>
+        <w:rPr>
+          <w:rFonts w:ascii="Times New Roman" w:hAnsi="Times New Roman"/>
+          <w:sz w:val="24"/>
+        </w:rPr>
+        <w:t>во́дах</w:t>
+      </w:r>
+      <w:r>
+        <w:rPr>
+          <w:rFonts w:ascii="Times New Roman" w:hAnsi="Times New Roman"/>
+          <w:sz w:val="24"/>
+        </w:rPr>
+        <w:t>.</w:t>
+      </w:r>
+    </w:p>
+    <w:p>
+      <w:pPr>
+        <w:pStyle w:val="a"/>
+        <w:spacing w:after="120"/>
+      </w:pPr>
+      <w:r>
+        <w:rPr>
+          <w:rFonts w:ascii="Times New Roman" w:hAnsi="Times New Roman"/>
+          <w:sz w:val="24"/>
+        </w:rPr>
+        <w:t xml:space="preserve">Із хмар собі́ </w:t>
+      </w:r>
+      <w:r>
+        <w:rPr>
+          <w:rFonts w:ascii="Times New Roman" w:hAnsi="Times New Roman"/>
+          <w:sz w:val="24"/>
+        </w:rPr>
+        <w:t>ро́биш</w:t>
+      </w:r>
+      <w:r>
+        <w:rPr>
+          <w:rFonts w:ascii="Times New Roman" w:hAnsi="Times New Roman"/>
+          <w:sz w:val="24"/>
+        </w:rPr>
+        <w:t xml:space="preserve"> </w:t>
+      </w:r>
+      <w:r>
+        <w:rPr>
+          <w:rFonts w:ascii="Times New Roman" w:hAnsi="Times New Roman"/>
+          <w:sz w:val="24"/>
+        </w:rPr>
+        <w:t>колісни́цю</w:t>
+      </w:r>
+      <w:r>
+        <w:rPr>
+          <w:rFonts w:ascii="Times New Roman" w:hAnsi="Times New Roman"/>
+          <w:sz w:val="24"/>
+        </w:rPr>
+        <w:t xml:space="preserve">,* </w:t>
+      </w:r>
+      <w:r>
+        <w:rPr>
+          <w:rFonts w:ascii="Times New Roman" w:hAnsi="Times New Roman"/>
+          <w:sz w:val="24"/>
+        </w:rPr>
+        <w:t>хо́диш</w:t>
+      </w:r>
+      <w:r>
+        <w:rPr>
+          <w:rFonts w:ascii="Times New Roman" w:hAnsi="Times New Roman"/>
+          <w:sz w:val="24"/>
+        </w:rPr>
+        <w:t xml:space="preserve"> на </w:t>
+      </w:r>
+      <w:r>
+        <w:rPr>
+          <w:rFonts w:ascii="Times New Roman" w:hAnsi="Times New Roman"/>
+          <w:sz w:val="24"/>
+        </w:rPr>
+        <w:t>кри́лах</w:t>
+      </w:r>
+      <w:r>
+        <w:rPr>
+          <w:rFonts w:ascii="Times New Roman" w:hAnsi="Times New Roman"/>
+          <w:sz w:val="24"/>
+        </w:rPr>
+        <w:t xml:space="preserve"> </w:t>
+      </w:r>
+      <w:r>
+        <w:rPr>
+          <w:rFonts w:ascii="Times New Roman" w:hAnsi="Times New Roman"/>
+          <w:sz w:val="24"/>
+        </w:rPr>
+        <w:t>ві́тру</w:t>
+      </w:r>
+      <w:r>
+        <w:rPr>
+          <w:rFonts w:ascii="Times New Roman" w:hAnsi="Times New Roman"/>
+          <w:sz w:val="24"/>
+        </w:rPr>
+        <w:t>.</w:t>
+      </w:r>
+    </w:p>
+    <w:p>
+      <w:pPr>
+        <w:pStyle w:val="a"/>
+        <w:spacing w:after="120"/>
+      </w:pPr>
+      <w:r>
+        <w:rPr>
+          <w:rFonts w:ascii="Times New Roman" w:hAnsi="Times New Roman"/>
+          <w:sz w:val="24"/>
+        </w:rPr>
+        <w:t xml:space="preserve">Вітри́ </w:t>
+      </w:r>
+      <w:r>
+        <w:rPr>
+          <w:rFonts w:ascii="Times New Roman" w:hAnsi="Times New Roman"/>
+          <w:sz w:val="24"/>
+        </w:rPr>
+        <w:t>Свої́ми</w:t>
+      </w:r>
+      <w:r>
+        <w:rPr>
+          <w:rFonts w:ascii="Times New Roman" w:hAnsi="Times New Roman"/>
+          <w:sz w:val="24"/>
+        </w:rPr>
+        <w:t xml:space="preserve"> </w:t>
+      </w:r>
+      <w:r>
+        <w:rPr>
+          <w:rFonts w:ascii="Times New Roman" w:hAnsi="Times New Roman"/>
+          <w:sz w:val="24"/>
+        </w:rPr>
+        <w:t>посланця́ми</w:t>
+      </w:r>
+      <w:r>
+        <w:rPr>
+          <w:rFonts w:ascii="Times New Roman" w:hAnsi="Times New Roman"/>
+          <w:sz w:val="24"/>
+        </w:rPr>
+        <w:t xml:space="preserve"> </w:t>
+      </w:r>
+      <w:r>
+        <w:rPr>
+          <w:rFonts w:ascii="Times New Roman" w:hAnsi="Times New Roman"/>
+          <w:sz w:val="24"/>
+        </w:rPr>
+        <w:t>учиня́єш</w:t>
+      </w:r>
+      <w:r>
+        <w:rPr>
+          <w:rFonts w:ascii="Times New Roman" w:hAnsi="Times New Roman"/>
+          <w:sz w:val="24"/>
+        </w:rPr>
+        <w:t xml:space="preserve">,* </w:t>
+      </w:r>
+      <w:r>
+        <w:rPr>
+          <w:rFonts w:ascii="Times New Roman" w:hAnsi="Times New Roman"/>
+          <w:sz w:val="24"/>
+        </w:rPr>
+        <w:t>по́лум’я</w:t>
+      </w:r>
+      <w:r>
+        <w:rPr>
+          <w:rFonts w:ascii="Times New Roman" w:hAnsi="Times New Roman"/>
+          <w:sz w:val="24"/>
+        </w:rPr>
+        <w:t xml:space="preserve"> </w:t>
+      </w:r>
+      <w:r>
+        <w:rPr>
+          <w:rFonts w:ascii="Times New Roman" w:hAnsi="Times New Roman"/>
+          <w:sz w:val="24"/>
+        </w:rPr>
+        <w:t>вогне́нне</w:t>
+      </w:r>
+      <w:r>
+        <w:rPr>
+          <w:rFonts w:ascii="Times New Roman" w:hAnsi="Times New Roman"/>
+          <w:sz w:val="24"/>
+        </w:rPr>
+        <w:t xml:space="preserve"> − </w:t>
+      </w:r>
+      <w:r>
+        <w:rPr>
+          <w:rFonts w:ascii="Times New Roman" w:hAnsi="Times New Roman"/>
+          <w:sz w:val="24"/>
+        </w:rPr>
+        <w:t>слу́гами</w:t>
+      </w:r>
+      <w:r>
+        <w:rPr>
+          <w:rFonts w:ascii="Times New Roman" w:hAnsi="Times New Roman"/>
+          <w:sz w:val="24"/>
+        </w:rPr>
+        <w:t xml:space="preserve"> </w:t>
+      </w:r>
+      <w:r>
+        <w:rPr>
+          <w:rFonts w:ascii="Times New Roman" w:hAnsi="Times New Roman"/>
+          <w:sz w:val="24"/>
+        </w:rPr>
+        <w:t>Свої́ми</w:t>
+      </w:r>
+      <w:r>
+        <w:rPr>
+          <w:rFonts w:ascii="Times New Roman" w:hAnsi="Times New Roman"/>
+          <w:sz w:val="24"/>
+        </w:rPr>
+        <w:t>.</w:t>
+      </w:r>
+    </w:p>
+    <w:p>
+      <w:pPr>
+        <w:pStyle w:val="a"/>
+        <w:spacing w:after="120"/>
+      </w:pPr>
+      <w:r>
+        <w:rPr>
+          <w:rFonts w:ascii="Times New Roman" w:hAnsi="Times New Roman"/>
+          <w:sz w:val="24"/>
+        </w:rPr>
+        <w:t xml:space="preserve">Ти </w:t>
+      </w:r>
+      <w:r>
+        <w:rPr>
+          <w:rFonts w:ascii="Times New Roman" w:hAnsi="Times New Roman"/>
+          <w:sz w:val="24"/>
+        </w:rPr>
+        <w:t>заснува́в</w:t>
+      </w:r>
+      <w:r>
+        <w:rPr>
+          <w:rFonts w:ascii="Times New Roman" w:hAnsi="Times New Roman"/>
+          <w:sz w:val="24"/>
+        </w:rPr>
+        <w:t xml:space="preserve"> </w:t>
+      </w:r>
+      <w:r>
+        <w:rPr>
+          <w:rFonts w:ascii="Times New Roman" w:hAnsi="Times New Roman"/>
+          <w:sz w:val="24"/>
+        </w:rPr>
+        <w:t>зе́млю</w:t>
+      </w:r>
+      <w:r>
+        <w:rPr>
+          <w:rFonts w:ascii="Times New Roman" w:hAnsi="Times New Roman"/>
+          <w:sz w:val="24"/>
+        </w:rPr>
+        <w:t xml:space="preserve"> на її́ </w:t>
+      </w:r>
+      <w:r>
+        <w:rPr>
+          <w:rFonts w:ascii="Times New Roman" w:hAnsi="Times New Roman"/>
+          <w:sz w:val="24"/>
+        </w:rPr>
+        <w:t>підва́линах</w:t>
+      </w:r>
+      <w:r>
+        <w:rPr>
+          <w:rFonts w:ascii="Times New Roman" w:hAnsi="Times New Roman"/>
+          <w:sz w:val="24"/>
+        </w:rPr>
+        <w:t xml:space="preserve">,* не </w:t>
+      </w:r>
+      <w:r>
+        <w:rPr>
+          <w:rFonts w:ascii="Times New Roman" w:hAnsi="Times New Roman"/>
+          <w:sz w:val="24"/>
+        </w:rPr>
+        <w:t>захита́ється</w:t>
+      </w:r>
+      <w:r>
+        <w:rPr>
+          <w:rFonts w:ascii="Times New Roman" w:hAnsi="Times New Roman"/>
+          <w:sz w:val="24"/>
+        </w:rPr>
+        <w:t xml:space="preserve"> по </w:t>
+      </w:r>
+      <w:r>
+        <w:rPr>
+          <w:rFonts w:ascii="Times New Roman" w:hAnsi="Times New Roman"/>
+          <w:sz w:val="24"/>
+        </w:rPr>
+        <w:t>ві́ки</w:t>
+      </w:r>
+      <w:r>
+        <w:rPr>
+          <w:rFonts w:ascii="Times New Roman" w:hAnsi="Times New Roman"/>
+          <w:sz w:val="24"/>
+        </w:rPr>
+        <w:t xml:space="preserve"> </w:t>
+      </w:r>
+      <w:r>
+        <w:rPr>
+          <w:rFonts w:ascii="Times New Roman" w:hAnsi="Times New Roman"/>
+          <w:sz w:val="24"/>
+        </w:rPr>
+        <w:t>вікі́в</w:t>
+      </w:r>
+      <w:r>
+        <w:rPr>
+          <w:rFonts w:ascii="Times New Roman" w:hAnsi="Times New Roman"/>
+          <w:sz w:val="24"/>
+        </w:rPr>
+        <w:t>.</w:t>
+      </w:r>
+    </w:p>
+    <w:p>
+      <w:pPr>
+        <w:pStyle w:val="a"/>
+        <w:spacing w:after="120"/>
+      </w:pPr>
+      <w:r>
+        <w:rPr>
+          <w:rFonts w:ascii="Times New Roman" w:hAnsi="Times New Roman"/>
+          <w:sz w:val="24"/>
+        </w:rPr>
+        <w:t>Безо́днею</w:t>
+      </w:r>
+      <w:r>
+        <w:rPr>
+          <w:rFonts w:ascii="Times New Roman" w:hAnsi="Times New Roman"/>
+          <w:sz w:val="24"/>
+        </w:rPr>
+        <w:t xml:space="preserve">, </w:t>
+      </w:r>
+      <w:r>
+        <w:rPr>
+          <w:rFonts w:ascii="Times New Roman" w:hAnsi="Times New Roman"/>
+          <w:sz w:val="24"/>
+        </w:rPr>
+        <w:t>немо́в</w:t>
+      </w:r>
+      <w:r>
+        <w:rPr>
+          <w:rFonts w:ascii="Times New Roman" w:hAnsi="Times New Roman"/>
+          <w:sz w:val="24"/>
+        </w:rPr>
+        <w:t xml:space="preserve"> </w:t>
+      </w:r>
+      <w:r>
+        <w:rPr>
+          <w:rFonts w:ascii="Times New Roman" w:hAnsi="Times New Roman"/>
+          <w:sz w:val="24"/>
+        </w:rPr>
+        <w:t>оде́жею</w:t>
+      </w:r>
+      <w:r>
+        <w:rPr>
+          <w:rFonts w:ascii="Times New Roman" w:hAnsi="Times New Roman"/>
+          <w:sz w:val="24"/>
+        </w:rPr>
+        <w:t xml:space="preserve">, </w:t>
+      </w:r>
+      <w:r>
+        <w:rPr>
+          <w:rFonts w:ascii="Times New Roman" w:hAnsi="Times New Roman"/>
+          <w:sz w:val="24"/>
+        </w:rPr>
+        <w:t>покри́в</w:t>
+      </w:r>
+      <w:r>
+        <w:rPr>
+          <w:rFonts w:ascii="Times New Roman" w:hAnsi="Times New Roman"/>
+          <w:sz w:val="24"/>
+        </w:rPr>
+        <w:t xml:space="preserve"> її́,* </w:t>
+      </w:r>
+      <w:r>
+        <w:rPr>
+          <w:rFonts w:ascii="Times New Roman" w:hAnsi="Times New Roman"/>
+          <w:sz w:val="24"/>
+        </w:rPr>
+        <w:t>по́над</w:t>
+      </w:r>
+      <w:r>
+        <w:rPr>
+          <w:rFonts w:ascii="Times New Roman" w:hAnsi="Times New Roman"/>
+          <w:sz w:val="24"/>
+        </w:rPr>
+        <w:t xml:space="preserve"> </w:t>
+      </w:r>
+      <w:r>
+        <w:rPr>
+          <w:rFonts w:ascii="Times New Roman" w:hAnsi="Times New Roman"/>
+          <w:sz w:val="24"/>
+        </w:rPr>
+        <w:t>го́рами</w:t>
+      </w:r>
+      <w:r>
+        <w:rPr>
+          <w:rFonts w:ascii="Times New Roman" w:hAnsi="Times New Roman"/>
+          <w:sz w:val="24"/>
+        </w:rPr>
+        <w:t xml:space="preserve"> </w:t>
+      </w:r>
+      <w:r>
+        <w:rPr>
+          <w:rFonts w:ascii="Times New Roman" w:hAnsi="Times New Roman"/>
+          <w:sz w:val="24"/>
+        </w:rPr>
+        <w:t>ста́ли</w:t>
+      </w:r>
+      <w:r>
+        <w:rPr>
+          <w:rFonts w:ascii="Times New Roman" w:hAnsi="Times New Roman"/>
+          <w:sz w:val="24"/>
+        </w:rPr>
+        <w:t xml:space="preserve"> </w:t>
+      </w:r>
+      <w:r>
+        <w:rPr>
+          <w:rFonts w:ascii="Times New Roman" w:hAnsi="Times New Roman"/>
+          <w:sz w:val="24"/>
+        </w:rPr>
+        <w:t>во́ди</w:t>
+      </w:r>
+      <w:r>
+        <w:rPr>
+          <w:rFonts w:ascii="Times New Roman" w:hAnsi="Times New Roman"/>
+          <w:sz w:val="24"/>
+        </w:rPr>
+        <w:t>.</w:t>
+      </w:r>
+    </w:p>
+    <w:p>
+      <w:pPr>
+        <w:pStyle w:val="a"/>
+        <w:spacing w:after="120"/>
+      </w:pPr>
+      <w:r>
+        <w:rPr>
+          <w:rFonts w:ascii="Times New Roman" w:hAnsi="Times New Roman"/>
+          <w:sz w:val="24"/>
+        </w:rPr>
+        <w:t>Пе́ред</w:t>
+      </w:r>
+      <w:r>
+        <w:rPr>
+          <w:rFonts w:ascii="Times New Roman" w:hAnsi="Times New Roman"/>
+          <w:sz w:val="24"/>
+        </w:rPr>
+        <w:t xml:space="preserve"> </w:t>
+      </w:r>
+      <w:r>
+        <w:rPr>
+          <w:rFonts w:ascii="Times New Roman" w:hAnsi="Times New Roman"/>
+          <w:sz w:val="24"/>
+        </w:rPr>
+        <w:t>погро́зою</w:t>
+      </w:r>
+      <w:r>
+        <w:rPr>
+          <w:rFonts w:ascii="Times New Roman" w:hAnsi="Times New Roman"/>
+          <w:sz w:val="24"/>
+        </w:rPr>
+        <w:t xml:space="preserve"> </w:t>
+      </w:r>
+      <w:r>
+        <w:rPr>
+          <w:rFonts w:ascii="Times New Roman" w:hAnsi="Times New Roman"/>
+          <w:sz w:val="24"/>
+        </w:rPr>
+        <w:t>Твоє́ю</w:t>
+      </w:r>
+      <w:r>
+        <w:rPr>
+          <w:rFonts w:ascii="Times New Roman" w:hAnsi="Times New Roman"/>
+          <w:sz w:val="24"/>
+        </w:rPr>
+        <w:t xml:space="preserve"> вони́ </w:t>
+      </w:r>
+      <w:r>
+        <w:rPr>
+          <w:rFonts w:ascii="Times New Roman" w:hAnsi="Times New Roman"/>
+          <w:sz w:val="24"/>
+        </w:rPr>
+        <w:t>тіка́ли</w:t>
+      </w:r>
+      <w:r>
+        <w:rPr>
+          <w:rFonts w:ascii="Times New Roman" w:hAnsi="Times New Roman"/>
+          <w:sz w:val="24"/>
+        </w:rPr>
+        <w:t xml:space="preserve">,* </w:t>
+      </w:r>
+      <w:r>
+        <w:rPr>
+          <w:rFonts w:ascii="Times New Roman" w:hAnsi="Times New Roman"/>
+          <w:sz w:val="24"/>
+        </w:rPr>
+        <w:t>пе́ред</w:t>
+      </w:r>
+      <w:r>
+        <w:rPr>
+          <w:rFonts w:ascii="Times New Roman" w:hAnsi="Times New Roman"/>
+          <w:sz w:val="24"/>
+        </w:rPr>
+        <w:t xml:space="preserve"> </w:t>
+      </w:r>
+      <w:r>
+        <w:rPr>
+          <w:rFonts w:ascii="Times New Roman" w:hAnsi="Times New Roman"/>
+          <w:sz w:val="24"/>
+        </w:rPr>
+        <w:t>го́лосом</w:t>
+      </w:r>
+      <w:r>
+        <w:rPr>
+          <w:rFonts w:ascii="Times New Roman" w:hAnsi="Times New Roman"/>
+          <w:sz w:val="24"/>
+        </w:rPr>
+        <w:t xml:space="preserve"> </w:t>
+      </w:r>
+      <w:r>
+        <w:rPr>
+          <w:rFonts w:ascii="Times New Roman" w:hAnsi="Times New Roman"/>
+          <w:sz w:val="24"/>
+        </w:rPr>
+        <w:t>гро́му</w:t>
+      </w:r>
+      <w:r>
+        <w:rPr>
+          <w:rFonts w:ascii="Times New Roman" w:hAnsi="Times New Roman"/>
+          <w:sz w:val="24"/>
+        </w:rPr>
+        <w:t xml:space="preserve"> Твого́ </w:t>
+      </w:r>
+      <w:r>
+        <w:rPr>
+          <w:rFonts w:ascii="Times New Roman" w:hAnsi="Times New Roman"/>
+          <w:sz w:val="24"/>
+        </w:rPr>
+        <w:t>тремті́ли</w:t>
+      </w:r>
+      <w:r>
+        <w:rPr>
+          <w:rFonts w:ascii="Times New Roman" w:hAnsi="Times New Roman"/>
+          <w:sz w:val="24"/>
+        </w:rPr>
+        <w:t>.</w:t>
+      </w:r>
+    </w:p>
+    <w:p>
+      <w:pPr>
+        <w:pStyle w:val="a"/>
+        <w:spacing w:after="120"/>
+      </w:pPr>
+      <w:r>
+        <w:rPr>
+          <w:rFonts w:ascii="Times New Roman" w:hAnsi="Times New Roman"/>
+          <w:sz w:val="24"/>
+        </w:rPr>
+        <w:t>Підвели́ся</w:t>
+      </w:r>
+      <w:r>
+        <w:rPr>
+          <w:rFonts w:ascii="Times New Roman" w:hAnsi="Times New Roman"/>
+          <w:sz w:val="24"/>
+        </w:rPr>
+        <w:t xml:space="preserve"> </w:t>
+      </w:r>
+      <w:r>
+        <w:rPr>
+          <w:rFonts w:ascii="Times New Roman" w:hAnsi="Times New Roman"/>
+          <w:sz w:val="24"/>
+        </w:rPr>
+        <w:t>го́ри</w:t>
+      </w:r>
+      <w:r>
+        <w:rPr>
+          <w:rFonts w:ascii="Times New Roman" w:hAnsi="Times New Roman"/>
+          <w:sz w:val="24"/>
+        </w:rPr>
+        <w:t xml:space="preserve">, зійшли́ </w:t>
+      </w:r>
+      <w:r>
+        <w:rPr>
+          <w:rFonts w:ascii="Times New Roman" w:hAnsi="Times New Roman"/>
+          <w:sz w:val="24"/>
+        </w:rPr>
+        <w:t>доли́ни</w:t>
+      </w:r>
+      <w:r>
+        <w:rPr>
+          <w:rFonts w:ascii="Times New Roman" w:hAnsi="Times New Roman"/>
+          <w:sz w:val="24"/>
+        </w:rPr>
+        <w:t xml:space="preserve"> до </w:t>
+      </w:r>
+      <w:r>
+        <w:rPr>
+          <w:rFonts w:ascii="Times New Roman" w:hAnsi="Times New Roman"/>
+          <w:sz w:val="24"/>
+        </w:rPr>
+        <w:t>мі́сця</w:t>
+      </w:r>
+      <w:r>
+        <w:rPr>
+          <w:rFonts w:ascii="Times New Roman" w:hAnsi="Times New Roman"/>
+          <w:sz w:val="24"/>
+        </w:rPr>
+        <w:t xml:space="preserve">,* що Ти їм </w:t>
+      </w:r>
+      <w:r>
+        <w:rPr>
+          <w:rFonts w:ascii="Times New Roman" w:hAnsi="Times New Roman"/>
+          <w:sz w:val="24"/>
+        </w:rPr>
+        <w:t>призна́чив</w:t>
+      </w:r>
+      <w:r>
+        <w:rPr>
+          <w:rFonts w:ascii="Times New Roman" w:hAnsi="Times New Roman"/>
+          <w:sz w:val="24"/>
+        </w:rPr>
+        <w:t>.</w:t>
+      </w:r>
+    </w:p>
+    <w:p>
+      <w:pPr>
+        <w:pStyle w:val="a"/>
+        <w:spacing w:after="120"/>
+      </w:pPr>
+      <w:r>
+        <w:rPr>
+          <w:rFonts w:ascii="Times New Roman" w:hAnsi="Times New Roman"/>
+          <w:sz w:val="24"/>
+        </w:rPr>
+        <w:t>Поста́вив</w:t>
+      </w:r>
+      <w:r>
+        <w:rPr>
+          <w:rFonts w:ascii="Times New Roman" w:hAnsi="Times New Roman"/>
+          <w:sz w:val="24"/>
+        </w:rPr>
+        <w:t xml:space="preserve"> їм </w:t>
+      </w:r>
+      <w:r>
+        <w:rPr>
+          <w:rFonts w:ascii="Times New Roman" w:hAnsi="Times New Roman"/>
+          <w:sz w:val="24"/>
+        </w:rPr>
+        <w:t>грани́цю</w:t>
+      </w:r>
+      <w:r>
+        <w:rPr>
+          <w:rFonts w:ascii="Times New Roman" w:hAnsi="Times New Roman"/>
+          <w:sz w:val="24"/>
+        </w:rPr>
+        <w:t xml:space="preserve">, </w:t>
+      </w:r>
+      <w:r>
+        <w:rPr>
+          <w:rFonts w:ascii="Times New Roman" w:hAnsi="Times New Roman"/>
+          <w:sz w:val="24"/>
+        </w:rPr>
+        <w:t>яко́ї</w:t>
+      </w:r>
+      <w:r>
+        <w:rPr>
+          <w:rFonts w:ascii="Times New Roman" w:hAnsi="Times New Roman"/>
+          <w:sz w:val="24"/>
+        </w:rPr>
+        <w:t xml:space="preserve"> не </w:t>
+      </w:r>
+      <w:r>
+        <w:rPr>
+          <w:rFonts w:ascii="Times New Roman" w:hAnsi="Times New Roman"/>
+          <w:sz w:val="24"/>
+        </w:rPr>
+        <w:t>пере́йдуть</w:t>
+      </w:r>
+      <w:r>
+        <w:rPr>
+          <w:rFonts w:ascii="Times New Roman" w:hAnsi="Times New Roman"/>
+          <w:sz w:val="24"/>
+        </w:rPr>
+        <w:t xml:space="preserve">,* щоб </w:t>
+      </w:r>
+      <w:r>
+        <w:rPr>
+          <w:rFonts w:ascii="Times New Roman" w:hAnsi="Times New Roman"/>
+          <w:sz w:val="24"/>
+        </w:rPr>
+        <w:t>зно́ву</w:t>
+      </w:r>
+      <w:r>
+        <w:rPr>
+          <w:rFonts w:ascii="Times New Roman" w:hAnsi="Times New Roman"/>
+          <w:sz w:val="24"/>
+        </w:rPr>
+        <w:t xml:space="preserve"> </w:t>
+      </w:r>
+      <w:r>
+        <w:rPr>
+          <w:rFonts w:ascii="Times New Roman" w:hAnsi="Times New Roman"/>
+          <w:sz w:val="24"/>
+        </w:rPr>
+        <w:t>покри́ти</w:t>
+      </w:r>
+      <w:r>
+        <w:rPr>
+          <w:rFonts w:ascii="Times New Roman" w:hAnsi="Times New Roman"/>
+          <w:sz w:val="24"/>
+        </w:rPr>
+        <w:t xml:space="preserve"> </w:t>
+      </w:r>
+      <w:r>
+        <w:rPr>
+          <w:rFonts w:ascii="Times New Roman" w:hAnsi="Times New Roman"/>
+          <w:sz w:val="24"/>
+        </w:rPr>
+        <w:t>зе́млю</w:t>
+      </w:r>
+      <w:r>
+        <w:rPr>
+          <w:rFonts w:ascii="Times New Roman" w:hAnsi="Times New Roman"/>
+          <w:sz w:val="24"/>
+        </w:rPr>
+        <w:t>.</w:t>
+      </w:r>
+    </w:p>
+    <w:p>
+      <w:pPr>
+        <w:pStyle w:val="a"/>
+        <w:spacing w:after="120"/>
+      </w:pPr>
+      <w:r>
+        <w:rPr>
+          <w:rFonts w:ascii="Times New Roman" w:hAnsi="Times New Roman"/>
+          <w:sz w:val="24"/>
+        </w:rPr>
+        <w:t>Джере́ла</w:t>
+      </w:r>
+      <w:r>
+        <w:rPr>
+          <w:rFonts w:ascii="Times New Roman" w:hAnsi="Times New Roman"/>
+          <w:sz w:val="24"/>
+        </w:rPr>
+        <w:t xml:space="preserve"> </w:t>
+      </w:r>
+      <w:r>
+        <w:rPr>
+          <w:rFonts w:ascii="Times New Roman" w:hAnsi="Times New Roman"/>
+          <w:sz w:val="24"/>
+        </w:rPr>
+        <w:t>посила́єш</w:t>
+      </w:r>
+      <w:r>
+        <w:rPr>
+          <w:rFonts w:ascii="Times New Roman" w:hAnsi="Times New Roman"/>
+          <w:sz w:val="24"/>
+        </w:rPr>
+        <w:t xml:space="preserve"> у </w:t>
+      </w:r>
+      <w:r>
+        <w:rPr>
+          <w:rFonts w:ascii="Times New Roman" w:hAnsi="Times New Roman"/>
+          <w:sz w:val="24"/>
+        </w:rPr>
+        <w:t>рі́ки</w:t>
+      </w:r>
+      <w:r>
+        <w:rPr>
+          <w:rFonts w:ascii="Times New Roman" w:hAnsi="Times New Roman"/>
+          <w:sz w:val="24"/>
+        </w:rPr>
+        <w:t xml:space="preserve">,* які́ </w:t>
+      </w:r>
+      <w:r>
+        <w:rPr>
+          <w:rFonts w:ascii="Times New Roman" w:hAnsi="Times New Roman"/>
+          <w:sz w:val="24"/>
+        </w:rPr>
+        <w:t>течу́ть</w:t>
+      </w:r>
+      <w:r>
+        <w:rPr>
+          <w:rFonts w:ascii="Times New Roman" w:hAnsi="Times New Roman"/>
+          <w:sz w:val="24"/>
+        </w:rPr>
+        <w:t xml:space="preserve"> </w:t>
+      </w:r>
+      <w:r>
+        <w:rPr>
+          <w:rFonts w:ascii="Times New Roman" w:hAnsi="Times New Roman"/>
+          <w:sz w:val="24"/>
+        </w:rPr>
+        <w:t>по́між</w:t>
+      </w:r>
+      <w:r>
+        <w:rPr>
+          <w:rFonts w:ascii="Times New Roman" w:hAnsi="Times New Roman"/>
+          <w:sz w:val="24"/>
+        </w:rPr>
+        <w:t xml:space="preserve"> </w:t>
+      </w:r>
+      <w:r>
+        <w:rPr>
+          <w:rFonts w:ascii="Times New Roman" w:hAnsi="Times New Roman"/>
+          <w:sz w:val="24"/>
+        </w:rPr>
+        <w:t>го́рами</w:t>
+      </w:r>
+      <w:r>
+        <w:rPr>
+          <w:rFonts w:ascii="Times New Roman" w:hAnsi="Times New Roman"/>
+          <w:sz w:val="24"/>
+        </w:rPr>
+        <w:t>.</w:t>
+      </w:r>
+    </w:p>
+    <w:p>
+      <w:pPr>
+        <w:pStyle w:val="a"/>
+        <w:spacing w:after="120"/>
+      </w:pPr>
+      <w:r>
+        <w:rPr>
+          <w:rFonts w:ascii="Times New Roman" w:hAnsi="Times New Roman"/>
+          <w:sz w:val="24"/>
+        </w:rPr>
+        <w:t xml:space="preserve">Усю́ звірину́, що в </w:t>
+      </w:r>
+      <w:r>
+        <w:rPr>
+          <w:rFonts w:ascii="Times New Roman" w:hAnsi="Times New Roman"/>
+          <w:sz w:val="24"/>
+        </w:rPr>
+        <w:t>по́лі</w:t>
+      </w:r>
+      <w:r>
+        <w:rPr>
+          <w:rFonts w:ascii="Times New Roman" w:hAnsi="Times New Roman"/>
+          <w:sz w:val="24"/>
+        </w:rPr>
+        <w:t xml:space="preserve">, вони́ </w:t>
+      </w:r>
+      <w:r>
+        <w:rPr>
+          <w:rFonts w:ascii="Times New Roman" w:hAnsi="Times New Roman"/>
+          <w:sz w:val="24"/>
+        </w:rPr>
+        <w:t>напува́ють</w:t>
+      </w:r>
+      <w:r>
+        <w:rPr>
+          <w:rFonts w:ascii="Times New Roman" w:hAnsi="Times New Roman"/>
+          <w:sz w:val="24"/>
+        </w:rPr>
+        <w:t xml:space="preserve">,* </w:t>
+      </w:r>
+      <w:r>
+        <w:rPr>
+          <w:rFonts w:ascii="Times New Roman" w:hAnsi="Times New Roman"/>
+          <w:sz w:val="24"/>
+        </w:rPr>
+        <w:t>ди́кі</w:t>
+      </w:r>
+      <w:r>
+        <w:rPr>
+          <w:rFonts w:ascii="Times New Roman" w:hAnsi="Times New Roman"/>
+          <w:sz w:val="24"/>
+        </w:rPr>
+        <w:t xml:space="preserve"> осли́ там </w:t>
+      </w:r>
+      <w:r>
+        <w:rPr>
+          <w:rFonts w:ascii="Times New Roman" w:hAnsi="Times New Roman"/>
+          <w:sz w:val="24"/>
+        </w:rPr>
+        <w:t>га́сять</w:t>
+      </w:r>
+      <w:r>
+        <w:rPr>
+          <w:rFonts w:ascii="Times New Roman" w:hAnsi="Times New Roman"/>
+          <w:sz w:val="24"/>
+        </w:rPr>
+        <w:t xml:space="preserve"> свою́ </w:t>
+      </w:r>
+      <w:r>
+        <w:rPr>
+          <w:rFonts w:ascii="Times New Roman" w:hAnsi="Times New Roman"/>
+          <w:sz w:val="24"/>
+        </w:rPr>
+        <w:t>спра́гу</w:t>
+      </w:r>
+      <w:r>
+        <w:rPr>
+          <w:rFonts w:ascii="Times New Roman" w:hAnsi="Times New Roman"/>
+          <w:sz w:val="24"/>
+        </w:rPr>
+        <w:t>.</w:t>
+      </w:r>
+    </w:p>
+    <w:p>
+      <w:pPr>
+        <w:pStyle w:val="a"/>
+        <w:spacing w:after="120"/>
+      </w:pPr>
+      <w:r>
+        <w:rPr>
+          <w:rFonts w:ascii="Times New Roman" w:hAnsi="Times New Roman"/>
+          <w:sz w:val="24"/>
+        </w:rPr>
+        <w:t xml:space="preserve">Над </w:t>
+      </w:r>
+      <w:r>
+        <w:rPr>
+          <w:rFonts w:ascii="Times New Roman" w:hAnsi="Times New Roman"/>
+          <w:sz w:val="24"/>
+        </w:rPr>
+        <w:t>ни́ми</w:t>
+      </w:r>
+      <w:r>
+        <w:rPr>
+          <w:rFonts w:ascii="Times New Roman" w:hAnsi="Times New Roman"/>
+          <w:sz w:val="24"/>
+        </w:rPr>
+        <w:t xml:space="preserve"> </w:t>
+      </w:r>
+      <w:r>
+        <w:rPr>
+          <w:rFonts w:ascii="Times New Roman" w:hAnsi="Times New Roman"/>
+          <w:sz w:val="24"/>
+        </w:rPr>
+        <w:t>ку́блиться</w:t>
+      </w:r>
+      <w:r>
+        <w:rPr>
+          <w:rFonts w:ascii="Times New Roman" w:hAnsi="Times New Roman"/>
+          <w:sz w:val="24"/>
+        </w:rPr>
+        <w:t xml:space="preserve"> </w:t>
+      </w:r>
+      <w:r>
+        <w:rPr>
+          <w:rFonts w:ascii="Times New Roman" w:hAnsi="Times New Roman"/>
+          <w:sz w:val="24"/>
+        </w:rPr>
+        <w:t>небе́сне</w:t>
+      </w:r>
+      <w:r>
+        <w:rPr>
+          <w:rFonts w:ascii="Times New Roman" w:hAnsi="Times New Roman"/>
+          <w:sz w:val="24"/>
+        </w:rPr>
+        <w:t xml:space="preserve"> </w:t>
+      </w:r>
+      <w:r>
+        <w:rPr>
+          <w:rFonts w:ascii="Times New Roman" w:hAnsi="Times New Roman"/>
+          <w:sz w:val="24"/>
+        </w:rPr>
+        <w:t>пта́ство</w:t>
+      </w:r>
+      <w:r>
+        <w:rPr>
+          <w:rFonts w:ascii="Times New Roman" w:hAnsi="Times New Roman"/>
+          <w:sz w:val="24"/>
+        </w:rPr>
+        <w:t xml:space="preserve">,* </w:t>
+      </w:r>
+      <w:r>
+        <w:rPr>
+          <w:rFonts w:ascii="Times New Roman" w:hAnsi="Times New Roman"/>
+          <w:sz w:val="24"/>
+        </w:rPr>
+        <w:t>з-по́між</w:t>
+      </w:r>
+      <w:r>
+        <w:rPr>
+          <w:rFonts w:ascii="Times New Roman" w:hAnsi="Times New Roman"/>
+          <w:sz w:val="24"/>
+        </w:rPr>
+        <w:t xml:space="preserve"> </w:t>
+      </w:r>
+      <w:r>
+        <w:rPr>
+          <w:rFonts w:ascii="Times New Roman" w:hAnsi="Times New Roman"/>
+          <w:sz w:val="24"/>
+        </w:rPr>
+        <w:t>гілля́к</w:t>
+      </w:r>
+      <w:r>
+        <w:rPr>
+          <w:rFonts w:ascii="Times New Roman" w:hAnsi="Times New Roman"/>
+          <w:sz w:val="24"/>
+        </w:rPr>
+        <w:t xml:space="preserve"> дає́ свій </w:t>
+      </w:r>
+      <w:r>
+        <w:rPr>
+          <w:rFonts w:ascii="Times New Roman" w:hAnsi="Times New Roman"/>
+          <w:sz w:val="24"/>
+        </w:rPr>
+        <w:t>го́лос</w:t>
+      </w:r>
+      <w:r>
+        <w:rPr>
+          <w:rFonts w:ascii="Times New Roman" w:hAnsi="Times New Roman"/>
+          <w:sz w:val="24"/>
+        </w:rPr>
+        <w:t>.</w:t>
+      </w:r>
+    </w:p>
+    <w:p>
+      <w:pPr>
+        <w:pStyle w:val="a"/>
+        <w:spacing w:after="120"/>
+      </w:pPr>
+      <w:r>
+        <w:rPr>
+          <w:rFonts w:ascii="Times New Roman" w:hAnsi="Times New Roman"/>
+          <w:sz w:val="24"/>
+        </w:rPr>
+        <w:t xml:space="preserve">Ти </w:t>
+      </w:r>
+      <w:r>
+        <w:rPr>
+          <w:rFonts w:ascii="Times New Roman" w:hAnsi="Times New Roman"/>
+          <w:sz w:val="24"/>
+        </w:rPr>
+        <w:t>напува́єш</w:t>
+      </w:r>
+      <w:r>
+        <w:rPr>
+          <w:rFonts w:ascii="Times New Roman" w:hAnsi="Times New Roman"/>
+          <w:sz w:val="24"/>
+        </w:rPr>
+        <w:t xml:space="preserve"> </w:t>
+      </w:r>
+      <w:r>
+        <w:rPr>
+          <w:rFonts w:ascii="Times New Roman" w:hAnsi="Times New Roman"/>
+          <w:sz w:val="24"/>
+        </w:rPr>
+        <w:t>го́ри</w:t>
+      </w:r>
+      <w:r>
+        <w:rPr>
+          <w:rFonts w:ascii="Times New Roman" w:hAnsi="Times New Roman"/>
+          <w:sz w:val="24"/>
+        </w:rPr>
+        <w:t xml:space="preserve"> з </w:t>
+      </w:r>
+      <w:r>
+        <w:rPr>
+          <w:rFonts w:ascii="Times New Roman" w:hAnsi="Times New Roman"/>
+          <w:sz w:val="24"/>
+        </w:rPr>
+        <w:t>Твої́х</w:t>
+      </w:r>
+      <w:r>
+        <w:rPr>
+          <w:rFonts w:ascii="Times New Roman" w:hAnsi="Times New Roman"/>
+          <w:sz w:val="24"/>
+        </w:rPr>
+        <w:t xml:space="preserve"> </w:t>
+      </w:r>
+      <w:r>
+        <w:rPr>
+          <w:rFonts w:ascii="Times New Roman" w:hAnsi="Times New Roman"/>
+          <w:sz w:val="24"/>
+        </w:rPr>
+        <w:t>го́рниць</w:t>
+      </w:r>
+      <w:r>
+        <w:rPr>
+          <w:rFonts w:ascii="Times New Roman" w:hAnsi="Times New Roman"/>
+          <w:sz w:val="24"/>
+        </w:rPr>
+        <w:t xml:space="preserve">,* земля́ </w:t>
+      </w:r>
+      <w:r>
+        <w:rPr>
+          <w:rFonts w:ascii="Times New Roman" w:hAnsi="Times New Roman"/>
+          <w:sz w:val="24"/>
+        </w:rPr>
+        <w:t>наси́чується</w:t>
+      </w:r>
+      <w:r>
+        <w:rPr>
+          <w:rFonts w:ascii="Times New Roman" w:hAnsi="Times New Roman"/>
+          <w:sz w:val="24"/>
+        </w:rPr>
+        <w:t xml:space="preserve"> </w:t>
+      </w:r>
+      <w:r>
+        <w:rPr>
+          <w:rFonts w:ascii="Times New Roman" w:hAnsi="Times New Roman"/>
+          <w:sz w:val="24"/>
+        </w:rPr>
+        <w:t>пло́дом</w:t>
+      </w:r>
+      <w:r>
+        <w:rPr>
+          <w:rFonts w:ascii="Times New Roman" w:hAnsi="Times New Roman"/>
+          <w:sz w:val="24"/>
+        </w:rPr>
+        <w:t xml:space="preserve"> діл </w:t>
+      </w:r>
+      <w:r>
+        <w:rPr>
+          <w:rFonts w:ascii="Times New Roman" w:hAnsi="Times New Roman"/>
+          <w:sz w:val="24"/>
+        </w:rPr>
+        <w:t>Твої́х</w:t>
+      </w:r>
+      <w:r>
+        <w:rPr>
+          <w:rFonts w:ascii="Times New Roman" w:hAnsi="Times New Roman"/>
+          <w:sz w:val="24"/>
+        </w:rPr>
+        <w:t>.</w:t>
+      </w:r>
+    </w:p>
+    <w:p>
+      <w:pPr>
+        <w:pStyle w:val="a"/>
+        <w:spacing w:after="120"/>
+      </w:pPr>
+      <w:r>
+        <w:rPr>
+          <w:rFonts w:ascii="Times New Roman" w:hAnsi="Times New Roman"/>
+          <w:sz w:val="24"/>
+        </w:rPr>
+        <w:t>Виро́щуєш</w:t>
+      </w:r>
+      <w:r>
+        <w:rPr>
+          <w:rFonts w:ascii="Times New Roman" w:hAnsi="Times New Roman"/>
+          <w:sz w:val="24"/>
+        </w:rPr>
+        <w:t xml:space="preserve"> траву́ для </w:t>
+      </w:r>
+      <w:r>
+        <w:rPr>
+          <w:rFonts w:ascii="Times New Roman" w:hAnsi="Times New Roman"/>
+          <w:sz w:val="24"/>
+        </w:rPr>
+        <w:t>ско́ту</w:t>
+      </w:r>
+      <w:r>
+        <w:rPr>
+          <w:rFonts w:ascii="Times New Roman" w:hAnsi="Times New Roman"/>
+          <w:sz w:val="24"/>
+        </w:rPr>
+        <w:t xml:space="preserve">, </w:t>
+      </w:r>
+      <w:r>
+        <w:rPr>
+          <w:rFonts w:ascii="Times New Roman" w:hAnsi="Times New Roman"/>
+          <w:sz w:val="24"/>
+        </w:rPr>
+        <w:t>зе́ла</w:t>
+      </w:r>
+      <w:r>
+        <w:rPr>
+          <w:rFonts w:ascii="Times New Roman" w:hAnsi="Times New Roman"/>
+          <w:sz w:val="24"/>
+        </w:rPr>
+        <w:t xml:space="preserve"> – на </w:t>
+      </w:r>
+      <w:r>
+        <w:rPr>
+          <w:rFonts w:ascii="Times New Roman" w:hAnsi="Times New Roman"/>
+          <w:sz w:val="24"/>
+        </w:rPr>
+        <w:t>вжи́ток</w:t>
+      </w:r>
+      <w:r>
+        <w:rPr>
+          <w:rFonts w:ascii="Times New Roman" w:hAnsi="Times New Roman"/>
+          <w:sz w:val="24"/>
+        </w:rPr>
+        <w:t xml:space="preserve"> </w:t>
+      </w:r>
+      <w:r>
+        <w:rPr>
+          <w:rFonts w:ascii="Times New Roman" w:hAnsi="Times New Roman"/>
+          <w:sz w:val="24"/>
+        </w:rPr>
+        <w:t>лю́дям</w:t>
+      </w:r>
+      <w:r>
+        <w:rPr>
+          <w:rFonts w:ascii="Times New Roman" w:hAnsi="Times New Roman"/>
+          <w:sz w:val="24"/>
+        </w:rPr>
+        <w:t xml:space="preserve">,* щоб хліб із землі́ </w:t>
+      </w:r>
+      <w:r>
+        <w:rPr>
+          <w:rFonts w:ascii="Times New Roman" w:hAnsi="Times New Roman"/>
+          <w:sz w:val="24"/>
+        </w:rPr>
+        <w:t>добува́ли</w:t>
+      </w:r>
+      <w:r>
+        <w:rPr>
+          <w:rFonts w:ascii="Times New Roman" w:hAnsi="Times New Roman"/>
+          <w:sz w:val="24"/>
+        </w:rPr>
+        <w:t>:</w:t>
+      </w:r>
+    </w:p>
+    <w:p>
+      <w:pPr>
+        <w:pStyle w:val="a"/>
+        <w:spacing w:after="120"/>
+      </w:pPr>
+      <w:r>
+        <w:rPr>
+          <w:rFonts w:ascii="Times New Roman" w:hAnsi="Times New Roman"/>
+          <w:sz w:val="24"/>
+        </w:rPr>
+        <w:t xml:space="preserve">Вино́, що </w:t>
+      </w:r>
+      <w:r>
+        <w:rPr>
+          <w:rFonts w:ascii="Times New Roman" w:hAnsi="Times New Roman"/>
+          <w:sz w:val="24"/>
+        </w:rPr>
+        <w:t>се́рце</w:t>
+      </w:r>
+      <w:r>
+        <w:rPr>
+          <w:rFonts w:ascii="Times New Roman" w:hAnsi="Times New Roman"/>
+          <w:sz w:val="24"/>
+        </w:rPr>
+        <w:t xml:space="preserve"> </w:t>
+      </w:r>
+      <w:r>
+        <w:rPr>
+          <w:rFonts w:ascii="Times New Roman" w:hAnsi="Times New Roman"/>
+          <w:sz w:val="24"/>
+        </w:rPr>
+        <w:t>лю́дське</w:t>
+      </w:r>
+      <w:r>
+        <w:rPr>
+          <w:rFonts w:ascii="Times New Roman" w:hAnsi="Times New Roman"/>
+          <w:sz w:val="24"/>
+        </w:rPr>
+        <w:t xml:space="preserve"> </w:t>
+      </w:r>
+      <w:r>
+        <w:rPr>
+          <w:rFonts w:ascii="Times New Roman" w:hAnsi="Times New Roman"/>
+          <w:sz w:val="24"/>
+        </w:rPr>
+        <w:t>звеселя́є</w:t>
+      </w:r>
+      <w:r>
+        <w:rPr>
+          <w:rFonts w:ascii="Times New Roman" w:hAnsi="Times New Roman"/>
+          <w:sz w:val="24"/>
+        </w:rPr>
+        <w:t xml:space="preserve">, </w:t>
+      </w:r>
+      <w:r>
+        <w:rPr>
+          <w:rFonts w:ascii="Times New Roman" w:hAnsi="Times New Roman"/>
+          <w:sz w:val="24"/>
+        </w:rPr>
+        <w:t>олі́ю</w:t>
+      </w:r>
+      <w:r>
+        <w:rPr>
+          <w:rFonts w:ascii="Times New Roman" w:hAnsi="Times New Roman"/>
+          <w:sz w:val="24"/>
+        </w:rPr>
+        <w:t xml:space="preserve">, щоб від </w:t>
+      </w:r>
+      <w:r>
+        <w:rPr>
+          <w:rFonts w:ascii="Times New Roman" w:hAnsi="Times New Roman"/>
+          <w:sz w:val="24"/>
+        </w:rPr>
+        <w:t>не́ї</w:t>
+      </w:r>
+      <w:r>
+        <w:rPr>
+          <w:rFonts w:ascii="Times New Roman" w:hAnsi="Times New Roman"/>
+          <w:sz w:val="24"/>
+        </w:rPr>
+        <w:t xml:space="preserve"> </w:t>
+      </w:r>
+      <w:r>
+        <w:rPr>
+          <w:rFonts w:ascii="Times New Roman" w:hAnsi="Times New Roman"/>
+          <w:sz w:val="24"/>
+        </w:rPr>
+        <w:t>ясні́ло</w:t>
+      </w:r>
+      <w:r>
+        <w:rPr>
+          <w:rFonts w:ascii="Times New Roman" w:hAnsi="Times New Roman"/>
+          <w:sz w:val="24"/>
+        </w:rPr>
+        <w:t xml:space="preserve"> </w:t>
+      </w:r>
+      <w:r>
+        <w:rPr>
+          <w:rFonts w:ascii="Times New Roman" w:hAnsi="Times New Roman"/>
+          <w:sz w:val="24"/>
+        </w:rPr>
+        <w:t>обли́ччя</w:t>
+      </w:r>
+      <w:r>
+        <w:rPr>
+          <w:rFonts w:ascii="Times New Roman" w:hAnsi="Times New Roman"/>
+          <w:sz w:val="24"/>
+        </w:rPr>
+        <w:t xml:space="preserve">,* і хліб, що </w:t>
+      </w:r>
+      <w:r>
+        <w:rPr>
+          <w:rFonts w:ascii="Times New Roman" w:hAnsi="Times New Roman"/>
+          <w:sz w:val="24"/>
+        </w:rPr>
+        <w:t>скрі́плює</w:t>
+      </w:r>
+      <w:r>
+        <w:rPr>
+          <w:rFonts w:ascii="Times New Roman" w:hAnsi="Times New Roman"/>
+          <w:sz w:val="24"/>
+        </w:rPr>
+        <w:t xml:space="preserve"> </w:t>
+      </w:r>
+      <w:r>
+        <w:rPr>
+          <w:rFonts w:ascii="Times New Roman" w:hAnsi="Times New Roman"/>
+          <w:sz w:val="24"/>
+        </w:rPr>
+        <w:t>се́рце</w:t>
+      </w:r>
+      <w:r>
+        <w:rPr>
+          <w:rFonts w:ascii="Times New Roman" w:hAnsi="Times New Roman"/>
+          <w:sz w:val="24"/>
+        </w:rPr>
+        <w:t xml:space="preserve"> </w:t>
+      </w:r>
+      <w:r>
+        <w:rPr>
+          <w:rFonts w:ascii="Times New Roman" w:hAnsi="Times New Roman"/>
+          <w:sz w:val="24"/>
+        </w:rPr>
+        <w:t>лю́дське</w:t>
+      </w:r>
+      <w:r>
+        <w:rPr>
+          <w:rFonts w:ascii="Times New Roman" w:hAnsi="Times New Roman"/>
+          <w:sz w:val="24"/>
+        </w:rPr>
+        <w:t>.</w:t>
+      </w:r>
+    </w:p>
+    <w:p>
+      <w:pPr>
+        <w:pStyle w:val="a"/>
+        <w:spacing w:after="120"/>
+      </w:pPr>
+      <w:r>
+        <w:rPr>
+          <w:rFonts w:ascii="Times New Roman" w:hAnsi="Times New Roman"/>
+          <w:sz w:val="24"/>
+        </w:rPr>
+        <w:t>Наси́чуються</w:t>
+      </w:r>
+      <w:r>
+        <w:rPr>
+          <w:rFonts w:ascii="Times New Roman" w:hAnsi="Times New Roman"/>
+          <w:sz w:val="24"/>
+        </w:rPr>
+        <w:t xml:space="preserve"> </w:t>
+      </w:r>
+      <w:r>
+        <w:rPr>
+          <w:rFonts w:ascii="Times New Roman" w:hAnsi="Times New Roman"/>
+          <w:sz w:val="24"/>
+        </w:rPr>
+        <w:t>дере́ва</w:t>
+      </w:r>
+      <w:r>
+        <w:rPr>
+          <w:rFonts w:ascii="Times New Roman" w:hAnsi="Times New Roman"/>
+          <w:sz w:val="24"/>
+        </w:rPr>
+        <w:t xml:space="preserve"> </w:t>
+      </w:r>
+      <w:r>
+        <w:rPr>
+          <w:rFonts w:ascii="Times New Roman" w:hAnsi="Times New Roman"/>
+          <w:sz w:val="24"/>
+        </w:rPr>
+        <w:t>Госпо́дні</w:t>
+      </w:r>
+      <w:r>
+        <w:rPr>
+          <w:rFonts w:ascii="Times New Roman" w:hAnsi="Times New Roman"/>
+          <w:sz w:val="24"/>
+        </w:rPr>
+        <w:t xml:space="preserve">,* </w:t>
+      </w:r>
+      <w:r>
+        <w:rPr>
+          <w:rFonts w:ascii="Times New Roman" w:hAnsi="Times New Roman"/>
+          <w:sz w:val="24"/>
+        </w:rPr>
+        <w:t>ке́дри</w:t>
+      </w:r>
+      <w:r>
+        <w:rPr>
+          <w:rFonts w:ascii="Times New Roman" w:hAnsi="Times New Roman"/>
+          <w:sz w:val="24"/>
+        </w:rPr>
+        <w:t xml:space="preserve"> </w:t>
+      </w:r>
+      <w:r>
+        <w:rPr>
+          <w:rFonts w:ascii="Times New Roman" w:hAnsi="Times New Roman"/>
+          <w:sz w:val="24"/>
+        </w:rPr>
+        <w:t>лива́нські</w:t>
+      </w:r>
+      <w:r>
+        <w:rPr>
+          <w:rFonts w:ascii="Times New Roman" w:hAnsi="Times New Roman"/>
+          <w:sz w:val="24"/>
+        </w:rPr>
+        <w:t xml:space="preserve">, що </w:t>
+      </w:r>
+      <w:r>
+        <w:rPr>
+          <w:rFonts w:ascii="Times New Roman" w:hAnsi="Times New Roman"/>
+          <w:sz w:val="24"/>
+        </w:rPr>
+        <w:t>посади́в</w:t>
+      </w:r>
+      <w:r>
+        <w:rPr>
+          <w:rFonts w:ascii="Times New Roman" w:hAnsi="Times New Roman"/>
+          <w:sz w:val="24"/>
+        </w:rPr>
+        <w:t xml:space="preserve"> їх.</w:t>
+      </w:r>
+    </w:p>
+    <w:p>
+      <w:pPr>
+        <w:pStyle w:val="a"/>
+        <w:spacing w:after="120"/>
+      </w:pPr>
+      <w:r>
+        <w:rPr>
+          <w:rFonts w:ascii="Times New Roman" w:hAnsi="Times New Roman"/>
+          <w:sz w:val="24"/>
+        </w:rPr>
+        <w:t xml:space="preserve">На них </w:t>
+      </w:r>
+      <w:r>
+        <w:rPr>
+          <w:rFonts w:ascii="Times New Roman" w:hAnsi="Times New Roman"/>
+          <w:sz w:val="24"/>
+        </w:rPr>
+        <w:t>гніздя́ться</w:t>
+      </w:r>
+      <w:r>
+        <w:rPr>
+          <w:rFonts w:ascii="Times New Roman" w:hAnsi="Times New Roman"/>
+          <w:sz w:val="24"/>
+        </w:rPr>
+        <w:t xml:space="preserve"> </w:t>
+      </w:r>
+      <w:r>
+        <w:rPr>
+          <w:rFonts w:ascii="Times New Roman" w:hAnsi="Times New Roman"/>
+          <w:sz w:val="24"/>
+        </w:rPr>
+        <w:t>пти́ці</w:t>
+      </w:r>
+      <w:r>
+        <w:rPr>
+          <w:rFonts w:ascii="Times New Roman" w:hAnsi="Times New Roman"/>
+          <w:sz w:val="24"/>
+        </w:rPr>
+        <w:t xml:space="preserve">;* </w:t>
+      </w:r>
+      <w:r>
+        <w:rPr>
+          <w:rFonts w:ascii="Times New Roman" w:hAnsi="Times New Roman"/>
+          <w:sz w:val="24"/>
+        </w:rPr>
+        <w:t>бу́сли</w:t>
+      </w:r>
+      <w:r>
+        <w:rPr>
+          <w:rFonts w:ascii="Times New Roman" w:hAnsi="Times New Roman"/>
+          <w:sz w:val="24"/>
+        </w:rPr>
+        <w:t xml:space="preserve"> – на </w:t>
+      </w:r>
+      <w:r>
+        <w:rPr>
+          <w:rFonts w:ascii="Times New Roman" w:hAnsi="Times New Roman"/>
+          <w:sz w:val="24"/>
+        </w:rPr>
+        <w:t>кипари́сах</w:t>
+      </w:r>
+      <w:r>
+        <w:rPr>
+          <w:rFonts w:ascii="Times New Roman" w:hAnsi="Times New Roman"/>
+          <w:sz w:val="24"/>
+        </w:rPr>
+        <w:t xml:space="preserve"> </w:t>
+      </w:r>
+      <w:r>
+        <w:rPr>
+          <w:rFonts w:ascii="Times New Roman" w:hAnsi="Times New Roman"/>
+          <w:sz w:val="24"/>
+        </w:rPr>
+        <w:t>ї́хнє</w:t>
+      </w:r>
+      <w:r>
+        <w:rPr>
+          <w:rFonts w:ascii="Times New Roman" w:hAnsi="Times New Roman"/>
+          <w:sz w:val="24"/>
+        </w:rPr>
+        <w:t xml:space="preserve"> житло́.</w:t>
+      </w:r>
+    </w:p>
+    <w:p>
+      <w:pPr>
+        <w:pStyle w:val="a"/>
+        <w:spacing w:after="120"/>
+      </w:pPr>
+      <w:r>
+        <w:rPr>
+          <w:rFonts w:ascii="Times New Roman" w:hAnsi="Times New Roman"/>
+          <w:sz w:val="24"/>
+        </w:rPr>
+        <w:t>Висо́кі</w:t>
+      </w:r>
+      <w:r>
+        <w:rPr>
+          <w:rFonts w:ascii="Times New Roman" w:hAnsi="Times New Roman"/>
+          <w:sz w:val="24"/>
+        </w:rPr>
+        <w:t xml:space="preserve"> </w:t>
+      </w:r>
+      <w:r>
+        <w:rPr>
+          <w:rFonts w:ascii="Times New Roman" w:hAnsi="Times New Roman"/>
+          <w:sz w:val="24"/>
+        </w:rPr>
+        <w:t>го́ри</w:t>
+      </w:r>
+      <w:r>
+        <w:rPr>
+          <w:rFonts w:ascii="Times New Roman" w:hAnsi="Times New Roman"/>
+          <w:sz w:val="24"/>
+        </w:rPr>
+        <w:t xml:space="preserve"> для </w:t>
+      </w:r>
+      <w:r>
+        <w:rPr>
+          <w:rFonts w:ascii="Times New Roman" w:hAnsi="Times New Roman"/>
+          <w:sz w:val="24"/>
+        </w:rPr>
+        <w:t>о́ленів</w:t>
+      </w:r>
+      <w:r>
+        <w:rPr>
+          <w:rFonts w:ascii="Times New Roman" w:hAnsi="Times New Roman"/>
+          <w:sz w:val="24"/>
+        </w:rPr>
+        <w:t xml:space="preserve">,* </w:t>
+      </w:r>
+      <w:r>
+        <w:rPr>
+          <w:rFonts w:ascii="Times New Roman" w:hAnsi="Times New Roman"/>
+          <w:sz w:val="24"/>
+        </w:rPr>
+        <w:t>ске́лі</w:t>
+      </w:r>
+      <w:r>
+        <w:rPr>
+          <w:rFonts w:ascii="Times New Roman" w:hAnsi="Times New Roman"/>
+          <w:sz w:val="24"/>
+        </w:rPr>
+        <w:t xml:space="preserve"> − для </w:t>
+      </w:r>
+      <w:r>
+        <w:rPr>
+          <w:rFonts w:ascii="Times New Roman" w:hAnsi="Times New Roman"/>
+          <w:sz w:val="24"/>
+        </w:rPr>
+        <w:t>за́йців</w:t>
+      </w:r>
+      <w:r>
+        <w:rPr>
+          <w:rFonts w:ascii="Times New Roman" w:hAnsi="Times New Roman"/>
+          <w:sz w:val="24"/>
+        </w:rPr>
+        <w:t xml:space="preserve"> </w:t>
+      </w:r>
+      <w:r>
+        <w:rPr>
+          <w:rFonts w:ascii="Times New Roman" w:hAnsi="Times New Roman"/>
+          <w:sz w:val="24"/>
+        </w:rPr>
+        <w:t>приту́лок</w:t>
+      </w:r>
+      <w:r>
+        <w:rPr>
+          <w:rFonts w:ascii="Times New Roman" w:hAnsi="Times New Roman"/>
+          <w:sz w:val="24"/>
+        </w:rPr>
+        <w:t>.</w:t>
+      </w:r>
+    </w:p>
+    <w:p>
+      <w:pPr>
+        <w:pStyle w:val="a"/>
+        <w:spacing w:after="120"/>
+      </w:pPr>
+      <w:r>
+        <w:rPr>
+          <w:rFonts w:ascii="Times New Roman" w:hAnsi="Times New Roman"/>
+          <w:sz w:val="24"/>
+        </w:rPr>
+        <w:t xml:space="preserve">Ти </w:t>
+      </w:r>
+      <w:r>
+        <w:rPr>
+          <w:rFonts w:ascii="Times New Roman" w:hAnsi="Times New Roman"/>
+          <w:sz w:val="24"/>
+        </w:rPr>
+        <w:t>створи́в</w:t>
+      </w:r>
+      <w:r>
+        <w:rPr>
+          <w:rFonts w:ascii="Times New Roman" w:hAnsi="Times New Roman"/>
+          <w:sz w:val="24"/>
+        </w:rPr>
+        <w:t xml:space="preserve"> </w:t>
+      </w:r>
+      <w:r>
+        <w:rPr>
+          <w:rFonts w:ascii="Times New Roman" w:hAnsi="Times New Roman"/>
+          <w:sz w:val="24"/>
+        </w:rPr>
+        <w:t>мі́сяць</w:t>
+      </w:r>
+      <w:r>
+        <w:rPr>
+          <w:rFonts w:ascii="Times New Roman" w:hAnsi="Times New Roman"/>
+          <w:sz w:val="24"/>
+        </w:rPr>
+        <w:t xml:space="preserve">, щоб </w:t>
+      </w:r>
+      <w:r>
+        <w:rPr>
+          <w:rFonts w:ascii="Times New Roman" w:hAnsi="Times New Roman"/>
+          <w:sz w:val="24"/>
+        </w:rPr>
+        <w:t>значи́ти</w:t>
+      </w:r>
+      <w:r>
+        <w:rPr>
+          <w:rFonts w:ascii="Times New Roman" w:hAnsi="Times New Roman"/>
+          <w:sz w:val="24"/>
+        </w:rPr>
+        <w:t xml:space="preserve"> </w:t>
+      </w:r>
+      <w:r>
+        <w:rPr>
+          <w:rFonts w:ascii="Times New Roman" w:hAnsi="Times New Roman"/>
+          <w:sz w:val="24"/>
+        </w:rPr>
+        <w:t>по́ри</w:t>
+      </w:r>
+      <w:r>
+        <w:rPr>
+          <w:rFonts w:ascii="Times New Roman" w:hAnsi="Times New Roman"/>
+          <w:sz w:val="24"/>
+        </w:rPr>
+        <w:t xml:space="preserve">;* </w:t>
+      </w:r>
+      <w:r>
+        <w:rPr>
+          <w:rFonts w:ascii="Times New Roman" w:hAnsi="Times New Roman"/>
+          <w:sz w:val="24"/>
+        </w:rPr>
+        <w:t>со́нце</w:t>
+      </w:r>
+      <w:r>
+        <w:rPr>
+          <w:rFonts w:ascii="Times New Roman" w:hAnsi="Times New Roman"/>
+          <w:sz w:val="24"/>
+        </w:rPr>
+        <w:t xml:space="preserve"> </w:t>
+      </w:r>
+      <w:r>
+        <w:rPr>
+          <w:rFonts w:ascii="Times New Roman" w:hAnsi="Times New Roman"/>
+          <w:sz w:val="24"/>
+        </w:rPr>
+        <w:t>зна́є</w:t>
+      </w:r>
+      <w:r>
+        <w:rPr>
+          <w:rFonts w:ascii="Times New Roman" w:hAnsi="Times New Roman"/>
+          <w:sz w:val="24"/>
+        </w:rPr>
+        <w:t xml:space="preserve"> свій </w:t>
+      </w:r>
+      <w:r>
+        <w:rPr>
+          <w:rFonts w:ascii="Times New Roman" w:hAnsi="Times New Roman"/>
+          <w:sz w:val="24"/>
+        </w:rPr>
+        <w:t>за́хід</w:t>
+      </w:r>
+      <w:r>
+        <w:rPr>
+          <w:rFonts w:ascii="Times New Roman" w:hAnsi="Times New Roman"/>
+          <w:sz w:val="24"/>
+        </w:rPr>
+        <w:t>.</w:t>
+      </w:r>
+    </w:p>
+    <w:p>
+      <w:pPr>
+        <w:pStyle w:val="a"/>
+        <w:spacing w:after="120"/>
+      </w:pPr>
+      <w:r>
+        <w:rPr>
+          <w:rFonts w:ascii="Times New Roman" w:hAnsi="Times New Roman"/>
+          <w:sz w:val="24"/>
+        </w:rPr>
+        <w:t>Наво́диш</w:t>
+      </w:r>
+      <w:r>
+        <w:rPr>
+          <w:rFonts w:ascii="Times New Roman" w:hAnsi="Times New Roman"/>
+          <w:sz w:val="24"/>
+        </w:rPr>
+        <w:t xml:space="preserve"> </w:t>
+      </w:r>
+      <w:r>
+        <w:rPr>
+          <w:rFonts w:ascii="Times New Roman" w:hAnsi="Times New Roman"/>
+          <w:sz w:val="24"/>
+        </w:rPr>
+        <w:t>те́мряву</w:t>
+      </w:r>
+      <w:r>
+        <w:rPr>
+          <w:rFonts w:ascii="Times New Roman" w:hAnsi="Times New Roman"/>
+          <w:sz w:val="24"/>
+        </w:rPr>
+        <w:t xml:space="preserve">, і ніч </w:t>
+      </w:r>
+      <w:r>
+        <w:rPr>
+          <w:rFonts w:ascii="Times New Roman" w:hAnsi="Times New Roman"/>
+          <w:sz w:val="24"/>
+        </w:rPr>
+        <w:t>надхо́дить</w:t>
+      </w:r>
+      <w:r>
+        <w:rPr>
+          <w:rFonts w:ascii="Times New Roman" w:hAnsi="Times New Roman"/>
+          <w:sz w:val="24"/>
+        </w:rPr>
+        <w:t xml:space="preserve">,* що в ній </w:t>
+      </w:r>
+      <w:r>
+        <w:rPr>
+          <w:rFonts w:ascii="Times New Roman" w:hAnsi="Times New Roman"/>
+          <w:sz w:val="24"/>
+        </w:rPr>
+        <w:t>вору́шаться</w:t>
+      </w:r>
+      <w:r>
+        <w:rPr>
+          <w:rFonts w:ascii="Times New Roman" w:hAnsi="Times New Roman"/>
+          <w:sz w:val="24"/>
+        </w:rPr>
+        <w:t xml:space="preserve"> усі́ </w:t>
+      </w:r>
+      <w:r>
+        <w:rPr>
+          <w:rFonts w:ascii="Times New Roman" w:hAnsi="Times New Roman"/>
+          <w:sz w:val="24"/>
+        </w:rPr>
+        <w:t>зві́рі</w:t>
+      </w:r>
+      <w:r>
+        <w:rPr>
+          <w:rFonts w:ascii="Times New Roman" w:hAnsi="Times New Roman"/>
+          <w:sz w:val="24"/>
+        </w:rPr>
+        <w:t xml:space="preserve"> </w:t>
+      </w:r>
+      <w:r>
+        <w:rPr>
+          <w:rFonts w:ascii="Times New Roman" w:hAnsi="Times New Roman"/>
+          <w:sz w:val="24"/>
+        </w:rPr>
+        <w:t>дібро́вні</w:t>
+      </w:r>
+      <w:r>
+        <w:rPr>
+          <w:rFonts w:ascii="Times New Roman" w:hAnsi="Times New Roman"/>
+          <w:sz w:val="24"/>
+        </w:rPr>
+        <w:t>.</w:t>
+      </w:r>
+    </w:p>
+    <w:p>
+      <w:pPr>
+        <w:pStyle w:val="a"/>
+        <w:spacing w:after="120"/>
+      </w:pPr>
+      <w:r>
+        <w:rPr>
+          <w:rFonts w:ascii="Times New Roman" w:hAnsi="Times New Roman"/>
+          <w:sz w:val="24"/>
+        </w:rPr>
+        <w:t>Левеня́та</w:t>
+      </w:r>
+      <w:r>
+        <w:rPr>
+          <w:rFonts w:ascii="Times New Roman" w:hAnsi="Times New Roman"/>
+          <w:sz w:val="24"/>
+        </w:rPr>
+        <w:t xml:space="preserve"> </w:t>
+      </w:r>
+      <w:r>
+        <w:rPr>
+          <w:rFonts w:ascii="Times New Roman" w:hAnsi="Times New Roman"/>
+          <w:sz w:val="24"/>
+        </w:rPr>
+        <w:t>рика́ють</w:t>
+      </w:r>
+      <w:r>
+        <w:rPr>
+          <w:rFonts w:ascii="Times New Roman" w:hAnsi="Times New Roman"/>
+          <w:sz w:val="24"/>
+        </w:rPr>
+        <w:t xml:space="preserve"> за </w:t>
+      </w:r>
+      <w:r>
+        <w:rPr>
+          <w:rFonts w:ascii="Times New Roman" w:hAnsi="Times New Roman"/>
+          <w:sz w:val="24"/>
+        </w:rPr>
+        <w:t>здо́биччю</w:t>
+      </w:r>
+      <w:r>
+        <w:rPr>
+          <w:rFonts w:ascii="Times New Roman" w:hAnsi="Times New Roman"/>
+          <w:sz w:val="24"/>
+        </w:rPr>
+        <w:t xml:space="preserve"> </w:t>
+      </w:r>
+      <w:r>
+        <w:rPr>
+          <w:rFonts w:ascii="Times New Roman" w:hAnsi="Times New Roman"/>
+          <w:sz w:val="24"/>
+        </w:rPr>
+        <w:t>своє́ю</w:t>
+      </w:r>
+      <w:r>
+        <w:rPr>
+          <w:rFonts w:ascii="Times New Roman" w:hAnsi="Times New Roman"/>
+          <w:sz w:val="24"/>
+        </w:rPr>
+        <w:t xml:space="preserve">,* </w:t>
+      </w:r>
+      <w:r>
+        <w:rPr>
+          <w:rFonts w:ascii="Times New Roman" w:hAnsi="Times New Roman"/>
+          <w:sz w:val="24"/>
+        </w:rPr>
+        <w:t>пожи́ви</w:t>
+      </w:r>
+      <w:r>
+        <w:rPr>
+          <w:rFonts w:ascii="Times New Roman" w:hAnsi="Times New Roman"/>
+          <w:sz w:val="24"/>
+        </w:rPr>
+        <w:t xml:space="preserve"> від </w:t>
+      </w:r>
+      <w:r>
+        <w:rPr>
+          <w:rFonts w:ascii="Times New Roman" w:hAnsi="Times New Roman"/>
+          <w:sz w:val="24"/>
+        </w:rPr>
+        <w:t>Бо́га</w:t>
+      </w:r>
+      <w:r>
+        <w:rPr>
+          <w:rFonts w:ascii="Times New Roman" w:hAnsi="Times New Roman"/>
+          <w:sz w:val="24"/>
+        </w:rPr>
+        <w:t xml:space="preserve"> для </w:t>
+      </w:r>
+      <w:r>
+        <w:rPr>
+          <w:rFonts w:ascii="Times New Roman" w:hAnsi="Times New Roman"/>
+          <w:sz w:val="24"/>
+        </w:rPr>
+        <w:t>се́бе</w:t>
+      </w:r>
+      <w:r>
+        <w:rPr>
+          <w:rFonts w:ascii="Times New Roman" w:hAnsi="Times New Roman"/>
+          <w:sz w:val="24"/>
+        </w:rPr>
+        <w:t xml:space="preserve"> </w:t>
+      </w:r>
+      <w:r>
+        <w:rPr>
+          <w:rFonts w:ascii="Times New Roman" w:hAnsi="Times New Roman"/>
+          <w:sz w:val="24"/>
+        </w:rPr>
+        <w:t>про́сять</w:t>
+      </w:r>
+      <w:r>
+        <w:rPr>
+          <w:rFonts w:ascii="Times New Roman" w:hAnsi="Times New Roman"/>
+          <w:sz w:val="24"/>
+        </w:rPr>
+        <w:t>.</w:t>
+      </w:r>
+    </w:p>
+    <w:p>
+      <w:pPr>
+        <w:pStyle w:val="a"/>
+        <w:spacing w:after="120"/>
+      </w:pPr>
+      <w:r>
+        <w:rPr>
+          <w:rFonts w:ascii="Times New Roman" w:hAnsi="Times New Roman"/>
+          <w:sz w:val="24"/>
+        </w:rPr>
+        <w:t>Хова́ються</w:t>
+      </w:r>
+      <w:r>
+        <w:rPr>
+          <w:rFonts w:ascii="Times New Roman" w:hAnsi="Times New Roman"/>
+          <w:sz w:val="24"/>
+        </w:rPr>
+        <w:t xml:space="preserve">, як </w:t>
+      </w:r>
+      <w:r>
+        <w:rPr>
+          <w:rFonts w:ascii="Times New Roman" w:hAnsi="Times New Roman"/>
+          <w:sz w:val="24"/>
+        </w:rPr>
+        <w:t>ті́льки</w:t>
+      </w:r>
+      <w:r>
+        <w:rPr>
+          <w:rFonts w:ascii="Times New Roman" w:hAnsi="Times New Roman"/>
+          <w:sz w:val="24"/>
+        </w:rPr>
+        <w:t xml:space="preserve"> </w:t>
+      </w:r>
+      <w:r>
+        <w:rPr>
+          <w:rFonts w:ascii="Times New Roman" w:hAnsi="Times New Roman"/>
+          <w:sz w:val="24"/>
+        </w:rPr>
+        <w:t>зі́йде</w:t>
+      </w:r>
+      <w:r>
+        <w:rPr>
+          <w:rFonts w:ascii="Times New Roman" w:hAnsi="Times New Roman"/>
+          <w:sz w:val="24"/>
+        </w:rPr>
+        <w:t xml:space="preserve"> </w:t>
+      </w:r>
+      <w:r>
+        <w:rPr>
+          <w:rFonts w:ascii="Times New Roman" w:hAnsi="Times New Roman"/>
+          <w:sz w:val="24"/>
+        </w:rPr>
+        <w:t>со́нце</w:t>
+      </w:r>
+      <w:r>
+        <w:rPr>
+          <w:rFonts w:ascii="Times New Roman" w:hAnsi="Times New Roman"/>
+          <w:sz w:val="24"/>
+        </w:rPr>
+        <w:t xml:space="preserve">,* </w:t>
+      </w:r>
+      <w:r>
+        <w:rPr>
+          <w:rFonts w:ascii="Times New Roman" w:hAnsi="Times New Roman"/>
+          <w:sz w:val="24"/>
+        </w:rPr>
+        <w:t>ляга́ють</w:t>
+      </w:r>
+      <w:r>
+        <w:rPr>
+          <w:rFonts w:ascii="Times New Roman" w:hAnsi="Times New Roman"/>
+          <w:sz w:val="24"/>
+        </w:rPr>
+        <w:t xml:space="preserve"> у </w:t>
+      </w:r>
+      <w:r>
+        <w:rPr>
+          <w:rFonts w:ascii="Times New Roman" w:hAnsi="Times New Roman"/>
+          <w:sz w:val="24"/>
+        </w:rPr>
+        <w:t>свої́х</w:t>
+      </w:r>
+      <w:r>
+        <w:rPr>
+          <w:rFonts w:ascii="Times New Roman" w:hAnsi="Times New Roman"/>
+          <w:sz w:val="24"/>
+        </w:rPr>
+        <w:t xml:space="preserve"> </w:t>
+      </w:r>
+      <w:r>
+        <w:rPr>
+          <w:rFonts w:ascii="Times New Roman" w:hAnsi="Times New Roman"/>
+          <w:sz w:val="24"/>
+        </w:rPr>
+        <w:t>но́рах</w:t>
+      </w:r>
+      <w:r>
+        <w:rPr>
+          <w:rFonts w:ascii="Times New Roman" w:hAnsi="Times New Roman"/>
+          <w:sz w:val="24"/>
+        </w:rPr>
+        <w:t>.</w:t>
+      </w:r>
+    </w:p>
+    <w:p>
+      <w:pPr>
+        <w:pStyle w:val="a"/>
+        <w:spacing w:after="120"/>
+      </w:pPr>
+      <w:r>
+        <w:rPr>
+          <w:rFonts w:ascii="Times New Roman" w:hAnsi="Times New Roman"/>
+          <w:sz w:val="24"/>
+        </w:rPr>
+        <w:t>Вихо́дить</w:t>
+      </w:r>
+      <w:r>
+        <w:rPr>
+          <w:rFonts w:ascii="Times New Roman" w:hAnsi="Times New Roman"/>
+          <w:sz w:val="24"/>
+        </w:rPr>
+        <w:t xml:space="preserve"> </w:t>
+      </w:r>
+      <w:r>
+        <w:rPr>
+          <w:rFonts w:ascii="Times New Roman" w:hAnsi="Times New Roman"/>
+          <w:sz w:val="24"/>
+        </w:rPr>
+        <w:t>чолові́к</w:t>
+      </w:r>
+      <w:r>
+        <w:rPr>
+          <w:rFonts w:ascii="Times New Roman" w:hAnsi="Times New Roman"/>
+          <w:sz w:val="24"/>
+        </w:rPr>
+        <w:t xml:space="preserve"> до свого́ </w:t>
+      </w:r>
+      <w:r>
+        <w:rPr>
+          <w:rFonts w:ascii="Times New Roman" w:hAnsi="Times New Roman"/>
+          <w:sz w:val="24"/>
+        </w:rPr>
+        <w:t>ді́ла</w:t>
+      </w:r>
+      <w:r>
+        <w:rPr>
+          <w:rFonts w:ascii="Times New Roman" w:hAnsi="Times New Roman"/>
+          <w:sz w:val="24"/>
+        </w:rPr>
+        <w:t xml:space="preserve">,* і до </w:t>
+      </w:r>
+      <w:r>
+        <w:rPr>
+          <w:rFonts w:ascii="Times New Roman" w:hAnsi="Times New Roman"/>
+          <w:sz w:val="24"/>
+        </w:rPr>
+        <w:t>своє́ї</w:t>
+      </w:r>
+      <w:r>
+        <w:rPr>
+          <w:rFonts w:ascii="Times New Roman" w:hAnsi="Times New Roman"/>
+          <w:sz w:val="24"/>
+        </w:rPr>
+        <w:t xml:space="preserve"> </w:t>
+      </w:r>
+      <w:r>
+        <w:rPr>
+          <w:rFonts w:ascii="Times New Roman" w:hAnsi="Times New Roman"/>
+          <w:sz w:val="24"/>
+        </w:rPr>
+        <w:t>пра́ці</w:t>
+      </w:r>
+      <w:r>
+        <w:rPr>
+          <w:rFonts w:ascii="Times New Roman" w:hAnsi="Times New Roman"/>
+          <w:sz w:val="24"/>
+        </w:rPr>
+        <w:t xml:space="preserve"> аж до </w:t>
+      </w:r>
+      <w:r>
+        <w:rPr>
+          <w:rFonts w:ascii="Times New Roman" w:hAnsi="Times New Roman"/>
+          <w:sz w:val="24"/>
+        </w:rPr>
+        <w:t>ве́чора</w:t>
+      </w:r>
+      <w:r>
+        <w:rPr>
+          <w:rFonts w:ascii="Times New Roman" w:hAnsi="Times New Roman"/>
+          <w:sz w:val="24"/>
+        </w:rPr>
+        <w:t>.</w:t>
+      </w:r>
+    </w:p>
+    <w:p>
+      <w:pPr>
+        <w:pStyle w:val="a"/>
+        <w:spacing w:after="120"/>
+      </w:pPr>
+      <w:r>
+        <w:rPr>
+          <w:rFonts w:ascii="Times New Roman" w:hAnsi="Times New Roman"/>
+          <w:sz w:val="24"/>
+        </w:rPr>
+        <w:t xml:space="preserve">Яка́ їх, </w:t>
+      </w:r>
+      <w:r>
+        <w:rPr>
+          <w:rFonts w:ascii="Times New Roman" w:hAnsi="Times New Roman"/>
+          <w:sz w:val="24"/>
+        </w:rPr>
+        <w:t>Твої́х</w:t>
+      </w:r>
+      <w:r>
+        <w:rPr>
+          <w:rFonts w:ascii="Times New Roman" w:hAnsi="Times New Roman"/>
+          <w:sz w:val="24"/>
+        </w:rPr>
+        <w:t xml:space="preserve"> діл, </w:t>
+      </w:r>
+      <w:r>
+        <w:rPr>
+          <w:rFonts w:ascii="Times New Roman" w:hAnsi="Times New Roman"/>
+          <w:sz w:val="24"/>
+        </w:rPr>
+        <w:t>Го́споди</w:t>
+      </w:r>
+      <w:r>
+        <w:rPr>
+          <w:rFonts w:ascii="Times New Roman" w:hAnsi="Times New Roman"/>
+          <w:sz w:val="24"/>
+        </w:rPr>
+        <w:t xml:space="preserve">, </w:t>
+      </w:r>
+      <w:r>
+        <w:rPr>
+          <w:rFonts w:ascii="Times New Roman" w:hAnsi="Times New Roman"/>
+          <w:sz w:val="24"/>
+        </w:rPr>
+        <w:t>си́ла</w:t>
+      </w:r>
+      <w:r>
+        <w:rPr>
+          <w:rFonts w:ascii="Times New Roman" w:hAnsi="Times New Roman"/>
+          <w:sz w:val="24"/>
+        </w:rPr>
+        <w:t xml:space="preserve">!* У </w:t>
+      </w:r>
+      <w:r>
+        <w:rPr>
+          <w:rFonts w:ascii="Times New Roman" w:hAnsi="Times New Roman"/>
+          <w:sz w:val="24"/>
+        </w:rPr>
+        <w:t>му́дрості</w:t>
+      </w:r>
+      <w:r>
+        <w:rPr>
+          <w:rFonts w:ascii="Times New Roman" w:hAnsi="Times New Roman"/>
+          <w:sz w:val="24"/>
+        </w:rPr>
+        <w:t xml:space="preserve"> все Ти </w:t>
+      </w:r>
+      <w:r>
+        <w:rPr>
+          <w:rFonts w:ascii="Times New Roman" w:hAnsi="Times New Roman"/>
+          <w:sz w:val="24"/>
+        </w:rPr>
+        <w:t>створи́в</w:t>
+      </w:r>
+      <w:r>
+        <w:rPr>
+          <w:rFonts w:ascii="Times New Roman" w:hAnsi="Times New Roman"/>
+          <w:sz w:val="24"/>
+        </w:rPr>
+        <w:t xml:space="preserve">, − </w:t>
+      </w:r>
+      <w:r>
+        <w:rPr>
+          <w:rFonts w:ascii="Times New Roman" w:hAnsi="Times New Roman"/>
+          <w:sz w:val="24"/>
+        </w:rPr>
+        <w:t>по́вна</w:t>
+      </w:r>
+      <w:r>
+        <w:rPr>
+          <w:rFonts w:ascii="Times New Roman" w:hAnsi="Times New Roman"/>
+          <w:sz w:val="24"/>
+        </w:rPr>
+        <w:t xml:space="preserve"> земля́ </w:t>
+      </w:r>
+      <w:r>
+        <w:rPr>
+          <w:rFonts w:ascii="Times New Roman" w:hAnsi="Times New Roman"/>
+          <w:sz w:val="24"/>
+        </w:rPr>
+        <w:t>Твої́х</w:t>
+      </w:r>
+      <w:r>
+        <w:rPr>
+          <w:rFonts w:ascii="Times New Roman" w:hAnsi="Times New Roman"/>
+          <w:sz w:val="24"/>
+        </w:rPr>
+        <w:t xml:space="preserve"> </w:t>
+      </w:r>
+      <w:r>
+        <w:rPr>
+          <w:rFonts w:ascii="Times New Roman" w:hAnsi="Times New Roman"/>
+          <w:sz w:val="24"/>
+        </w:rPr>
+        <w:t>створі́нь</w:t>
+      </w:r>
+      <w:r>
+        <w:rPr>
+          <w:rFonts w:ascii="Times New Roman" w:hAnsi="Times New Roman"/>
+          <w:sz w:val="24"/>
+        </w:rPr>
+        <w:t>.</w:t>
+      </w:r>
+    </w:p>
+    <w:p>
+      <w:pPr>
+        <w:pStyle w:val="a"/>
+        <w:spacing w:after="120"/>
+      </w:pPr>
+      <w:r>
+        <w:rPr>
+          <w:rFonts w:ascii="Times New Roman" w:hAnsi="Times New Roman"/>
+          <w:sz w:val="24"/>
+        </w:rPr>
+        <w:t xml:space="preserve">Ось </w:t>
+      </w:r>
+      <w:r>
+        <w:rPr>
+          <w:rFonts w:ascii="Times New Roman" w:hAnsi="Times New Roman"/>
+          <w:sz w:val="24"/>
+        </w:rPr>
+        <w:t>мо́ре</w:t>
+      </w:r>
+      <w:r>
+        <w:rPr>
+          <w:rFonts w:ascii="Times New Roman" w:hAnsi="Times New Roman"/>
+          <w:sz w:val="24"/>
+        </w:rPr>
+        <w:t xml:space="preserve"> </w:t>
+      </w:r>
+      <w:r>
+        <w:rPr>
+          <w:rFonts w:ascii="Times New Roman" w:hAnsi="Times New Roman"/>
+          <w:sz w:val="24"/>
+        </w:rPr>
+        <w:t>вели́ке</w:t>
+      </w:r>
+      <w:r>
+        <w:rPr>
+          <w:rFonts w:ascii="Times New Roman" w:hAnsi="Times New Roman"/>
+          <w:sz w:val="24"/>
+        </w:rPr>
+        <w:t xml:space="preserve">, </w:t>
+      </w:r>
+      <w:r>
+        <w:rPr>
+          <w:rFonts w:ascii="Times New Roman" w:hAnsi="Times New Roman"/>
+          <w:sz w:val="24"/>
+        </w:rPr>
+        <w:t>преширо́ке</w:t>
+      </w:r>
+      <w:r>
+        <w:rPr>
+          <w:rFonts w:ascii="Times New Roman" w:hAnsi="Times New Roman"/>
+          <w:sz w:val="24"/>
+        </w:rPr>
+        <w:t xml:space="preserve">,* у </w:t>
+      </w:r>
+      <w:r>
+        <w:rPr>
+          <w:rFonts w:ascii="Times New Roman" w:hAnsi="Times New Roman"/>
+          <w:sz w:val="24"/>
+        </w:rPr>
+        <w:t>ньо́му</w:t>
+      </w:r>
+      <w:r>
+        <w:rPr>
+          <w:rFonts w:ascii="Times New Roman" w:hAnsi="Times New Roman"/>
+          <w:sz w:val="24"/>
+        </w:rPr>
+        <w:t xml:space="preserve"> </w:t>
+      </w:r>
+      <w:r>
+        <w:rPr>
+          <w:rFonts w:ascii="Times New Roman" w:hAnsi="Times New Roman"/>
+          <w:sz w:val="24"/>
+        </w:rPr>
+        <w:t>плазуні́в</w:t>
+      </w:r>
+      <w:r>
+        <w:rPr>
+          <w:rFonts w:ascii="Times New Roman" w:hAnsi="Times New Roman"/>
+          <w:sz w:val="24"/>
+        </w:rPr>
+        <w:t xml:space="preserve"> без </w:t>
+      </w:r>
+      <w:r>
+        <w:rPr>
+          <w:rFonts w:ascii="Times New Roman" w:hAnsi="Times New Roman"/>
+          <w:sz w:val="24"/>
+        </w:rPr>
+        <w:t>лі́ку</w:t>
+      </w:r>
+      <w:r>
+        <w:rPr>
+          <w:rFonts w:ascii="Times New Roman" w:hAnsi="Times New Roman"/>
+          <w:sz w:val="24"/>
+        </w:rPr>
+        <w:t xml:space="preserve">, </w:t>
+      </w:r>
+      <w:r>
+        <w:rPr>
+          <w:rFonts w:ascii="Times New Roman" w:hAnsi="Times New Roman"/>
+          <w:sz w:val="24"/>
+        </w:rPr>
+        <w:t>зві́рів</w:t>
+      </w:r>
+      <w:r>
+        <w:rPr>
+          <w:rFonts w:ascii="Times New Roman" w:hAnsi="Times New Roman"/>
+          <w:sz w:val="24"/>
+        </w:rPr>
+        <w:t xml:space="preserve"> </w:t>
+      </w:r>
+      <w:r>
+        <w:rPr>
+          <w:rFonts w:ascii="Times New Roman" w:hAnsi="Times New Roman"/>
+          <w:sz w:val="24"/>
+        </w:rPr>
+        <w:t>мали́х</w:t>
+      </w:r>
+      <w:r>
+        <w:rPr>
+          <w:rFonts w:ascii="Times New Roman" w:hAnsi="Times New Roman"/>
+          <w:sz w:val="24"/>
+        </w:rPr>
+        <w:t xml:space="preserve"> і </w:t>
+      </w:r>
+      <w:r>
+        <w:rPr>
+          <w:rFonts w:ascii="Times New Roman" w:hAnsi="Times New Roman"/>
+          <w:sz w:val="24"/>
+        </w:rPr>
+        <w:t>вели́ких</w:t>
+      </w:r>
+      <w:r>
+        <w:rPr>
+          <w:rFonts w:ascii="Times New Roman" w:hAnsi="Times New Roman"/>
+          <w:sz w:val="24"/>
+        </w:rPr>
+        <w:t>.</w:t>
+      </w:r>
+    </w:p>
+    <w:p>
+      <w:pPr>
+        <w:pStyle w:val="a"/>
+        <w:spacing w:after="120"/>
+      </w:pPr>
+      <w:r>
+        <w:rPr>
+          <w:rFonts w:ascii="Times New Roman" w:hAnsi="Times New Roman"/>
+          <w:sz w:val="24"/>
+        </w:rPr>
+        <w:t xml:space="preserve">Там кораблі́ </w:t>
+      </w:r>
+      <w:r>
+        <w:rPr>
+          <w:rFonts w:ascii="Times New Roman" w:hAnsi="Times New Roman"/>
+          <w:sz w:val="24"/>
+        </w:rPr>
+        <w:t>прохо́дять</w:t>
+      </w:r>
+      <w:r>
+        <w:rPr>
+          <w:rFonts w:ascii="Times New Roman" w:hAnsi="Times New Roman"/>
+          <w:sz w:val="24"/>
+        </w:rPr>
+        <w:t xml:space="preserve">,* є і </w:t>
+      </w:r>
+      <w:r>
+        <w:rPr>
+          <w:rFonts w:ascii="Times New Roman" w:hAnsi="Times New Roman"/>
+          <w:sz w:val="24"/>
+        </w:rPr>
+        <w:t>левіята́н</w:t>
+      </w:r>
+      <w:r>
+        <w:rPr>
+          <w:rFonts w:ascii="Times New Roman" w:hAnsi="Times New Roman"/>
+          <w:sz w:val="24"/>
+        </w:rPr>
+        <w:t xml:space="preserve">, </w:t>
+      </w:r>
+      <w:r>
+        <w:rPr>
+          <w:rFonts w:ascii="Times New Roman" w:hAnsi="Times New Roman"/>
+          <w:sz w:val="24"/>
+        </w:rPr>
+        <w:t>яко́го</w:t>
+      </w:r>
+      <w:r>
+        <w:rPr>
+          <w:rFonts w:ascii="Times New Roman" w:hAnsi="Times New Roman"/>
+          <w:sz w:val="24"/>
+        </w:rPr>
+        <w:t xml:space="preserve"> Ти </w:t>
+      </w:r>
+      <w:r>
+        <w:rPr>
+          <w:rFonts w:ascii="Times New Roman" w:hAnsi="Times New Roman"/>
+          <w:sz w:val="24"/>
+        </w:rPr>
+        <w:t>створи́в</w:t>
+      </w:r>
+      <w:r>
+        <w:rPr>
+          <w:rFonts w:ascii="Times New Roman" w:hAnsi="Times New Roman"/>
+          <w:sz w:val="24"/>
+        </w:rPr>
+        <w:t xml:space="preserve">, щоб ним </w:t>
+      </w:r>
+      <w:r>
+        <w:rPr>
+          <w:rFonts w:ascii="Times New Roman" w:hAnsi="Times New Roman"/>
+          <w:sz w:val="24"/>
+        </w:rPr>
+        <w:t>ба́витися</w:t>
+      </w:r>
+      <w:r>
+        <w:rPr>
+          <w:rFonts w:ascii="Times New Roman" w:hAnsi="Times New Roman"/>
+          <w:sz w:val="24"/>
+        </w:rPr>
+        <w:t>.</w:t>
+      </w:r>
+    </w:p>
+    <w:p>
+      <w:pPr>
+        <w:pStyle w:val="a"/>
+        <w:spacing w:after="120"/>
+      </w:pPr>
+      <w:r>
+        <w:rPr>
+          <w:rFonts w:ascii="Times New Roman" w:hAnsi="Times New Roman"/>
+          <w:sz w:val="24"/>
+        </w:rPr>
+        <w:t xml:space="preserve">Усі́ вони́ від </w:t>
+      </w:r>
+      <w:r>
+        <w:rPr>
+          <w:rFonts w:ascii="Times New Roman" w:hAnsi="Times New Roman"/>
+          <w:sz w:val="24"/>
+        </w:rPr>
+        <w:t>Те́бе</w:t>
+      </w:r>
+      <w:r>
+        <w:rPr>
+          <w:rFonts w:ascii="Times New Roman" w:hAnsi="Times New Roman"/>
+          <w:sz w:val="24"/>
+        </w:rPr>
+        <w:t xml:space="preserve"> </w:t>
+      </w:r>
+      <w:r>
+        <w:rPr>
+          <w:rFonts w:ascii="Times New Roman" w:hAnsi="Times New Roman"/>
+          <w:sz w:val="24"/>
+        </w:rPr>
+        <w:t>дожида́ють</w:t>
+      </w:r>
+      <w:r>
+        <w:rPr>
+          <w:rFonts w:ascii="Times New Roman" w:hAnsi="Times New Roman"/>
+          <w:sz w:val="24"/>
+        </w:rPr>
+        <w:t xml:space="preserve">,* щоб дав їм у свій час </w:t>
+      </w:r>
+      <w:r>
+        <w:rPr>
+          <w:rFonts w:ascii="Times New Roman" w:hAnsi="Times New Roman"/>
+          <w:sz w:val="24"/>
+        </w:rPr>
+        <w:t>пожи́ву</w:t>
+      </w:r>
+      <w:r>
+        <w:rPr>
+          <w:rFonts w:ascii="Times New Roman" w:hAnsi="Times New Roman"/>
+          <w:sz w:val="24"/>
+        </w:rPr>
+        <w:t>.</w:t>
+      </w:r>
+    </w:p>
+    <w:p>
+      <w:pPr>
+        <w:pStyle w:val="a"/>
+        <w:spacing w:after="120"/>
+      </w:pPr>
+      <w:r>
+        <w:rPr>
+          <w:rFonts w:ascii="Times New Roman" w:hAnsi="Times New Roman"/>
+          <w:sz w:val="24"/>
+        </w:rPr>
+        <w:t xml:space="preserve">Коли́ </w:t>
+      </w:r>
+      <w:r>
+        <w:rPr>
+          <w:rFonts w:ascii="Times New Roman" w:hAnsi="Times New Roman"/>
+          <w:sz w:val="24"/>
+        </w:rPr>
+        <w:t>дає́ш</w:t>
+      </w:r>
+      <w:r>
+        <w:rPr>
+          <w:rFonts w:ascii="Times New Roman" w:hAnsi="Times New Roman"/>
+          <w:sz w:val="24"/>
+        </w:rPr>
+        <w:t xml:space="preserve"> їм, вони́ її́ </w:t>
+      </w:r>
+      <w:r>
+        <w:rPr>
+          <w:rFonts w:ascii="Times New Roman" w:hAnsi="Times New Roman"/>
+          <w:sz w:val="24"/>
+        </w:rPr>
+        <w:t>збира́ють</w:t>
+      </w:r>
+      <w:r>
+        <w:rPr>
+          <w:rFonts w:ascii="Times New Roman" w:hAnsi="Times New Roman"/>
+          <w:sz w:val="24"/>
+        </w:rPr>
+        <w:t xml:space="preserve">,* як </w:t>
+      </w:r>
+      <w:r>
+        <w:rPr>
+          <w:rFonts w:ascii="Times New Roman" w:hAnsi="Times New Roman"/>
+          <w:sz w:val="24"/>
+        </w:rPr>
+        <w:t>розту́люєш</w:t>
+      </w:r>
+      <w:r>
+        <w:rPr>
+          <w:rFonts w:ascii="Times New Roman" w:hAnsi="Times New Roman"/>
+          <w:sz w:val="24"/>
+        </w:rPr>
+        <w:t xml:space="preserve"> Твою́ </w:t>
+      </w:r>
+      <w:r>
+        <w:rPr>
+          <w:rFonts w:ascii="Times New Roman" w:hAnsi="Times New Roman"/>
+          <w:sz w:val="24"/>
+        </w:rPr>
+        <w:t>ру́ку</w:t>
+      </w:r>
+      <w:r>
+        <w:rPr>
+          <w:rFonts w:ascii="Times New Roman" w:hAnsi="Times New Roman"/>
+          <w:sz w:val="24"/>
+        </w:rPr>
+        <w:t xml:space="preserve">, вони́ </w:t>
+      </w:r>
+      <w:r>
+        <w:rPr>
+          <w:rFonts w:ascii="Times New Roman" w:hAnsi="Times New Roman"/>
+          <w:sz w:val="24"/>
+        </w:rPr>
+        <w:t>наси́чуються</w:t>
+      </w:r>
+      <w:r>
+        <w:rPr>
+          <w:rFonts w:ascii="Times New Roman" w:hAnsi="Times New Roman"/>
+          <w:sz w:val="24"/>
+        </w:rPr>
+        <w:t xml:space="preserve"> </w:t>
+      </w:r>
+      <w:r>
+        <w:rPr>
+          <w:rFonts w:ascii="Times New Roman" w:hAnsi="Times New Roman"/>
+          <w:sz w:val="24"/>
+        </w:rPr>
+        <w:t>бла́гом</w:t>
+      </w:r>
+      <w:r>
+        <w:rPr>
+          <w:rFonts w:ascii="Times New Roman" w:hAnsi="Times New Roman"/>
+          <w:sz w:val="24"/>
+        </w:rPr>
+        <w:t>.</w:t>
+      </w:r>
+    </w:p>
+    <w:p>
+      <w:pPr>
+        <w:pStyle w:val="a"/>
+        <w:spacing w:after="120"/>
+      </w:pPr>
+      <w:r>
+        <w:rPr>
+          <w:rFonts w:ascii="Times New Roman" w:hAnsi="Times New Roman"/>
+          <w:sz w:val="24"/>
+        </w:rPr>
+        <w:t xml:space="preserve">Вони́ </w:t>
+      </w:r>
+      <w:r>
+        <w:rPr>
+          <w:rFonts w:ascii="Times New Roman" w:hAnsi="Times New Roman"/>
+          <w:sz w:val="24"/>
+        </w:rPr>
+        <w:t>бенте́жаться</w:t>
+      </w:r>
+      <w:r>
+        <w:rPr>
+          <w:rFonts w:ascii="Times New Roman" w:hAnsi="Times New Roman"/>
+          <w:sz w:val="24"/>
+        </w:rPr>
+        <w:t xml:space="preserve">, коли́ </w:t>
+      </w:r>
+      <w:r>
+        <w:rPr>
+          <w:rFonts w:ascii="Times New Roman" w:hAnsi="Times New Roman"/>
+          <w:sz w:val="24"/>
+        </w:rPr>
+        <w:t>хова́єш</w:t>
+      </w:r>
+      <w:r>
+        <w:rPr>
+          <w:rFonts w:ascii="Times New Roman" w:hAnsi="Times New Roman"/>
+          <w:sz w:val="24"/>
+        </w:rPr>
+        <w:t xml:space="preserve"> вид Свій;* як </w:t>
+      </w:r>
+      <w:r>
+        <w:rPr>
+          <w:rFonts w:ascii="Times New Roman" w:hAnsi="Times New Roman"/>
+          <w:sz w:val="24"/>
+        </w:rPr>
+        <w:t>забира́єш</w:t>
+      </w:r>
+      <w:r>
+        <w:rPr>
+          <w:rFonts w:ascii="Times New Roman" w:hAnsi="Times New Roman"/>
+          <w:sz w:val="24"/>
+        </w:rPr>
+        <w:t xml:space="preserve"> дух у них, вони́ </w:t>
+      </w:r>
+      <w:r>
+        <w:rPr>
+          <w:rFonts w:ascii="Times New Roman" w:hAnsi="Times New Roman"/>
+          <w:sz w:val="24"/>
+        </w:rPr>
+        <w:t>ги́нуть</w:t>
+      </w:r>
+      <w:r>
+        <w:rPr>
+          <w:rFonts w:ascii="Times New Roman" w:hAnsi="Times New Roman"/>
+          <w:sz w:val="24"/>
+        </w:rPr>
+        <w:t xml:space="preserve"> і </w:t>
+      </w:r>
+      <w:r>
+        <w:rPr>
+          <w:rFonts w:ascii="Times New Roman" w:hAnsi="Times New Roman"/>
+          <w:sz w:val="24"/>
+        </w:rPr>
+        <w:t>поверта́ються</w:t>
+      </w:r>
+      <w:r>
+        <w:rPr>
+          <w:rFonts w:ascii="Times New Roman" w:hAnsi="Times New Roman"/>
+          <w:sz w:val="24"/>
+        </w:rPr>
+        <w:t xml:space="preserve"> у свій </w:t>
+      </w:r>
+      <w:r>
+        <w:rPr>
+          <w:rFonts w:ascii="Times New Roman" w:hAnsi="Times New Roman"/>
+          <w:sz w:val="24"/>
+        </w:rPr>
+        <w:t>по́рох</w:t>
+      </w:r>
+      <w:r>
+        <w:rPr>
+          <w:rFonts w:ascii="Times New Roman" w:hAnsi="Times New Roman"/>
+          <w:sz w:val="24"/>
+        </w:rPr>
+        <w:t>.</w:t>
+      </w:r>
+    </w:p>
+    <w:p>
+      <w:pPr>
+        <w:pStyle w:val="a"/>
+        <w:spacing w:after="120"/>
+      </w:pPr>
+      <w:r>
+        <w:rPr>
+          <w:rFonts w:ascii="Times New Roman" w:hAnsi="Times New Roman"/>
+          <w:sz w:val="24"/>
+        </w:rPr>
+        <w:t>Зішле́ш</w:t>
+      </w:r>
+      <w:r>
+        <w:rPr>
+          <w:rFonts w:ascii="Times New Roman" w:hAnsi="Times New Roman"/>
+          <w:sz w:val="24"/>
+        </w:rPr>
+        <w:t xml:space="preserve"> Свій дух, – вони́ </w:t>
+      </w:r>
+      <w:r>
+        <w:rPr>
+          <w:rFonts w:ascii="Times New Roman" w:hAnsi="Times New Roman"/>
+          <w:sz w:val="24"/>
+        </w:rPr>
+        <w:t>ожива́ють</w:t>
+      </w:r>
+      <w:r>
+        <w:rPr>
+          <w:rFonts w:ascii="Times New Roman" w:hAnsi="Times New Roman"/>
+          <w:sz w:val="24"/>
+        </w:rPr>
+        <w:t xml:space="preserve">,* і Ти </w:t>
+      </w:r>
+      <w:r>
+        <w:rPr>
+          <w:rFonts w:ascii="Times New Roman" w:hAnsi="Times New Roman"/>
+          <w:sz w:val="24"/>
+        </w:rPr>
+        <w:t>відно́влюєш</w:t>
+      </w:r>
+      <w:r>
+        <w:rPr>
+          <w:rFonts w:ascii="Times New Roman" w:hAnsi="Times New Roman"/>
+          <w:sz w:val="24"/>
+        </w:rPr>
+        <w:t xml:space="preserve"> лице́ землі́.</w:t>
+      </w:r>
+    </w:p>
+    <w:p>
+      <w:pPr>
+        <w:pStyle w:val="a"/>
+        <w:spacing w:after="120"/>
+      </w:pPr>
+      <w:r>
+        <w:rPr>
+          <w:rFonts w:ascii="Times New Roman" w:hAnsi="Times New Roman"/>
+          <w:sz w:val="24"/>
+        </w:rPr>
+        <w:t>Неха́й</w:t>
+      </w:r>
+      <w:r>
+        <w:rPr>
+          <w:rFonts w:ascii="Times New Roman" w:hAnsi="Times New Roman"/>
+          <w:sz w:val="24"/>
+        </w:rPr>
+        <w:t xml:space="preserve"> </w:t>
+      </w:r>
+      <w:r>
+        <w:rPr>
+          <w:rFonts w:ascii="Times New Roman" w:hAnsi="Times New Roman"/>
+          <w:sz w:val="24"/>
+        </w:rPr>
+        <w:t>сла́ва</w:t>
+      </w:r>
+      <w:r>
+        <w:rPr>
+          <w:rFonts w:ascii="Times New Roman" w:hAnsi="Times New Roman"/>
+          <w:sz w:val="24"/>
+        </w:rPr>
+        <w:t xml:space="preserve"> </w:t>
+      </w:r>
+      <w:r>
+        <w:rPr>
+          <w:rFonts w:ascii="Times New Roman" w:hAnsi="Times New Roman"/>
+          <w:sz w:val="24"/>
+        </w:rPr>
+        <w:t>Госпо́дня</w:t>
+      </w:r>
+      <w:r>
+        <w:rPr>
+          <w:rFonts w:ascii="Times New Roman" w:hAnsi="Times New Roman"/>
+          <w:sz w:val="24"/>
+        </w:rPr>
+        <w:t xml:space="preserve"> </w:t>
+      </w:r>
+      <w:r>
+        <w:rPr>
+          <w:rFonts w:ascii="Times New Roman" w:hAnsi="Times New Roman"/>
+          <w:sz w:val="24"/>
+        </w:rPr>
+        <w:t>бу́де</w:t>
+      </w:r>
+      <w:r>
+        <w:rPr>
+          <w:rFonts w:ascii="Times New Roman" w:hAnsi="Times New Roman"/>
+          <w:sz w:val="24"/>
+        </w:rPr>
+        <w:t xml:space="preserve"> </w:t>
+      </w:r>
+      <w:r>
+        <w:rPr>
+          <w:rFonts w:ascii="Times New Roman" w:hAnsi="Times New Roman"/>
+          <w:sz w:val="24"/>
+        </w:rPr>
+        <w:t>пові́ки</w:t>
+      </w:r>
+      <w:r>
+        <w:rPr>
+          <w:rFonts w:ascii="Times New Roman" w:hAnsi="Times New Roman"/>
+          <w:sz w:val="24"/>
+        </w:rPr>
+        <w:t xml:space="preserve">,* </w:t>
+      </w:r>
+      <w:r>
+        <w:rPr>
+          <w:rFonts w:ascii="Times New Roman" w:hAnsi="Times New Roman"/>
+          <w:sz w:val="24"/>
+        </w:rPr>
+        <w:t>неха́й</w:t>
+      </w:r>
+      <w:r>
+        <w:rPr>
+          <w:rFonts w:ascii="Times New Roman" w:hAnsi="Times New Roman"/>
+          <w:sz w:val="24"/>
+        </w:rPr>
+        <w:t xml:space="preserve"> </w:t>
+      </w:r>
+      <w:r>
+        <w:rPr>
+          <w:rFonts w:ascii="Times New Roman" w:hAnsi="Times New Roman"/>
+          <w:sz w:val="24"/>
+        </w:rPr>
+        <w:t>Госпо́дь</w:t>
+      </w:r>
+      <w:r>
+        <w:rPr>
+          <w:rFonts w:ascii="Times New Roman" w:hAnsi="Times New Roman"/>
+          <w:sz w:val="24"/>
+        </w:rPr>
+        <w:t xml:space="preserve"> </w:t>
+      </w:r>
+      <w:r>
+        <w:rPr>
+          <w:rFonts w:ascii="Times New Roman" w:hAnsi="Times New Roman"/>
+          <w:sz w:val="24"/>
+        </w:rPr>
+        <w:t>раді́є</w:t>
+      </w:r>
+      <w:r>
+        <w:rPr>
+          <w:rFonts w:ascii="Times New Roman" w:hAnsi="Times New Roman"/>
+          <w:sz w:val="24"/>
+        </w:rPr>
+        <w:t xml:space="preserve"> </w:t>
+      </w:r>
+      <w:r>
+        <w:rPr>
+          <w:rFonts w:ascii="Times New Roman" w:hAnsi="Times New Roman"/>
+          <w:sz w:val="24"/>
+        </w:rPr>
+        <w:t>тво́рами</w:t>
+      </w:r>
+      <w:r>
+        <w:rPr>
+          <w:rFonts w:ascii="Times New Roman" w:hAnsi="Times New Roman"/>
+          <w:sz w:val="24"/>
+        </w:rPr>
+        <w:t xml:space="preserve"> </w:t>
+      </w:r>
+      <w:r>
+        <w:rPr>
+          <w:rFonts w:ascii="Times New Roman" w:hAnsi="Times New Roman"/>
+          <w:sz w:val="24"/>
+        </w:rPr>
+        <w:t>Свої́ми</w:t>
+      </w:r>
+      <w:r>
+        <w:rPr>
+          <w:rFonts w:ascii="Times New Roman" w:hAnsi="Times New Roman"/>
+          <w:sz w:val="24"/>
+        </w:rPr>
+        <w:t>.</w:t>
+      </w:r>
+    </w:p>
+    <w:p>
+      <w:pPr>
+        <w:pStyle w:val="a"/>
+        <w:spacing w:after="120"/>
+      </w:pPr>
+      <w:r>
+        <w:rPr>
+          <w:rFonts w:ascii="Times New Roman" w:hAnsi="Times New Roman"/>
+          <w:sz w:val="24"/>
+        </w:rPr>
+        <w:t>Спогля́не</w:t>
+      </w:r>
+      <w:r>
+        <w:rPr>
+          <w:rFonts w:ascii="Times New Roman" w:hAnsi="Times New Roman"/>
+          <w:sz w:val="24"/>
+        </w:rPr>
+        <w:t xml:space="preserve"> Він на </w:t>
+      </w:r>
+      <w:r>
+        <w:rPr>
+          <w:rFonts w:ascii="Times New Roman" w:hAnsi="Times New Roman"/>
+          <w:sz w:val="24"/>
+        </w:rPr>
+        <w:t>зе́млю</w:t>
+      </w:r>
+      <w:r>
+        <w:rPr>
+          <w:rFonts w:ascii="Times New Roman" w:hAnsi="Times New Roman"/>
+          <w:sz w:val="24"/>
+        </w:rPr>
+        <w:t xml:space="preserve">, і вона́ </w:t>
+      </w:r>
+      <w:r>
+        <w:rPr>
+          <w:rFonts w:ascii="Times New Roman" w:hAnsi="Times New Roman"/>
+          <w:sz w:val="24"/>
+        </w:rPr>
+        <w:t>стряса́ється</w:t>
+      </w:r>
+      <w:r>
+        <w:rPr>
+          <w:rFonts w:ascii="Times New Roman" w:hAnsi="Times New Roman"/>
+          <w:sz w:val="24"/>
+        </w:rPr>
+        <w:t xml:space="preserve">,* </w:t>
+      </w:r>
+      <w:r>
+        <w:rPr>
+          <w:rFonts w:ascii="Times New Roman" w:hAnsi="Times New Roman"/>
+          <w:sz w:val="24"/>
+        </w:rPr>
+        <w:t>торкне́ться</w:t>
+      </w:r>
+      <w:r>
+        <w:rPr>
+          <w:rFonts w:ascii="Times New Roman" w:hAnsi="Times New Roman"/>
+          <w:sz w:val="24"/>
+        </w:rPr>
+        <w:t xml:space="preserve"> гір, вони́ </w:t>
+      </w:r>
+      <w:r>
+        <w:rPr>
+          <w:rFonts w:ascii="Times New Roman" w:hAnsi="Times New Roman"/>
+          <w:sz w:val="24"/>
+        </w:rPr>
+        <w:t>диму́ють</w:t>
+      </w:r>
+      <w:r>
+        <w:rPr>
+          <w:rFonts w:ascii="Times New Roman" w:hAnsi="Times New Roman"/>
+          <w:sz w:val="24"/>
+        </w:rPr>
+        <w:t>.</w:t>
+      </w:r>
+    </w:p>
+    <w:p>
+      <w:pPr>
+        <w:pStyle w:val="a"/>
+        <w:spacing w:after="120"/>
+      </w:pPr>
+      <w:r>
+        <w:rPr>
+          <w:rFonts w:ascii="Times New Roman" w:hAnsi="Times New Roman"/>
+          <w:sz w:val="24"/>
+        </w:rPr>
+        <w:t xml:space="preserve">Я </w:t>
+      </w:r>
+      <w:r>
+        <w:rPr>
+          <w:rFonts w:ascii="Times New Roman" w:hAnsi="Times New Roman"/>
+          <w:sz w:val="24"/>
+        </w:rPr>
+        <w:t>бу́ду</w:t>
+      </w:r>
+      <w:r>
+        <w:rPr>
+          <w:rFonts w:ascii="Times New Roman" w:hAnsi="Times New Roman"/>
+          <w:sz w:val="24"/>
+        </w:rPr>
+        <w:t xml:space="preserve"> </w:t>
+      </w:r>
+      <w:r>
+        <w:rPr>
+          <w:rFonts w:ascii="Times New Roman" w:hAnsi="Times New Roman"/>
+          <w:sz w:val="24"/>
+        </w:rPr>
+        <w:t>Го́сподеві</w:t>
+      </w:r>
+      <w:r>
+        <w:rPr>
+          <w:rFonts w:ascii="Times New Roman" w:hAnsi="Times New Roman"/>
+          <w:sz w:val="24"/>
+        </w:rPr>
+        <w:t xml:space="preserve"> </w:t>
+      </w:r>
+      <w:r>
+        <w:rPr>
+          <w:rFonts w:ascii="Times New Roman" w:hAnsi="Times New Roman"/>
+          <w:sz w:val="24"/>
+        </w:rPr>
+        <w:t>спі́вати</w:t>
+      </w:r>
+      <w:r>
+        <w:rPr>
+          <w:rFonts w:ascii="Times New Roman" w:hAnsi="Times New Roman"/>
+          <w:sz w:val="24"/>
+        </w:rPr>
+        <w:t xml:space="preserve"> </w:t>
+      </w:r>
+      <w:r>
+        <w:rPr>
+          <w:rFonts w:ascii="Times New Roman" w:hAnsi="Times New Roman"/>
+          <w:sz w:val="24"/>
+        </w:rPr>
+        <w:t>по́ки</w:t>
+      </w:r>
+      <w:r>
+        <w:rPr>
+          <w:rFonts w:ascii="Times New Roman" w:hAnsi="Times New Roman"/>
+          <w:sz w:val="24"/>
+        </w:rPr>
+        <w:t xml:space="preserve"> життя́ мого́,* псалми́ </w:t>
+      </w:r>
+      <w:r>
+        <w:rPr>
+          <w:rFonts w:ascii="Times New Roman" w:hAnsi="Times New Roman"/>
+          <w:sz w:val="24"/>
+        </w:rPr>
+        <w:t>співа́тиму</w:t>
+      </w:r>
+      <w:r>
+        <w:rPr>
+          <w:rFonts w:ascii="Times New Roman" w:hAnsi="Times New Roman"/>
+          <w:sz w:val="24"/>
+        </w:rPr>
+        <w:t xml:space="preserve">, </w:t>
+      </w:r>
+      <w:r>
+        <w:rPr>
+          <w:rFonts w:ascii="Times New Roman" w:hAnsi="Times New Roman"/>
+          <w:sz w:val="24"/>
+        </w:rPr>
+        <w:t>по́ки</w:t>
+      </w:r>
+      <w:r>
+        <w:rPr>
+          <w:rFonts w:ascii="Times New Roman" w:hAnsi="Times New Roman"/>
+          <w:sz w:val="24"/>
+        </w:rPr>
+        <w:t xml:space="preserve"> </w:t>
+      </w:r>
+      <w:r>
+        <w:rPr>
+          <w:rFonts w:ascii="Times New Roman" w:hAnsi="Times New Roman"/>
+          <w:sz w:val="24"/>
+        </w:rPr>
+        <w:t>бу́ду</w:t>
+      </w:r>
+      <w:r>
+        <w:rPr>
+          <w:rFonts w:ascii="Times New Roman" w:hAnsi="Times New Roman"/>
+          <w:sz w:val="24"/>
+        </w:rPr>
+        <w:t xml:space="preserve"> </w:t>
+      </w:r>
+      <w:r>
+        <w:rPr>
+          <w:rFonts w:ascii="Times New Roman" w:hAnsi="Times New Roman"/>
+          <w:sz w:val="24"/>
+        </w:rPr>
+        <w:t>жи́ти</w:t>
+      </w:r>
+      <w:r>
+        <w:rPr>
+          <w:rFonts w:ascii="Times New Roman" w:hAnsi="Times New Roman"/>
+          <w:sz w:val="24"/>
+        </w:rPr>
+        <w:t>.</w:t>
+      </w:r>
+    </w:p>
+    <w:p>
+      <w:pPr>
+        <w:pStyle w:val="a"/>
+        <w:spacing w:after="120"/>
+      </w:pPr>
+      <w:r>
+        <w:rPr>
+          <w:rFonts w:ascii="Times New Roman" w:hAnsi="Times New Roman"/>
+          <w:sz w:val="24"/>
+        </w:rPr>
+        <w:t>Неха́й</w:t>
+      </w:r>
+      <w:r>
+        <w:rPr>
+          <w:rFonts w:ascii="Times New Roman" w:hAnsi="Times New Roman"/>
+          <w:sz w:val="24"/>
+        </w:rPr>
+        <w:t xml:space="preserve"> </w:t>
+      </w:r>
+      <w:r>
+        <w:rPr>
+          <w:rFonts w:ascii="Times New Roman" w:hAnsi="Times New Roman"/>
+          <w:sz w:val="24"/>
+        </w:rPr>
+        <w:t>бу́де</w:t>
+      </w:r>
+      <w:r>
+        <w:rPr>
+          <w:rFonts w:ascii="Times New Roman" w:hAnsi="Times New Roman"/>
+          <w:sz w:val="24"/>
+        </w:rPr>
+        <w:t xml:space="preserve"> </w:t>
+      </w:r>
+      <w:r>
+        <w:rPr>
+          <w:rFonts w:ascii="Times New Roman" w:hAnsi="Times New Roman"/>
+          <w:sz w:val="24"/>
+        </w:rPr>
+        <w:t>приє́мна</w:t>
+      </w:r>
+      <w:r>
+        <w:rPr>
+          <w:rFonts w:ascii="Times New Roman" w:hAnsi="Times New Roman"/>
+          <w:sz w:val="24"/>
+        </w:rPr>
+        <w:t xml:space="preserve"> Йому́ моя́ </w:t>
+      </w:r>
+      <w:r>
+        <w:rPr>
+          <w:rFonts w:ascii="Times New Roman" w:hAnsi="Times New Roman"/>
+          <w:sz w:val="24"/>
+        </w:rPr>
+        <w:t>пі́сня</w:t>
+      </w:r>
+      <w:r>
+        <w:rPr>
+          <w:rFonts w:ascii="Times New Roman" w:hAnsi="Times New Roman"/>
+          <w:sz w:val="24"/>
+        </w:rPr>
+        <w:t xml:space="preserve">;* у </w:t>
+      </w:r>
+      <w:r>
+        <w:rPr>
+          <w:rFonts w:ascii="Times New Roman" w:hAnsi="Times New Roman"/>
+          <w:sz w:val="24"/>
+        </w:rPr>
+        <w:t>Го́споді</w:t>
+      </w:r>
+      <w:r>
+        <w:rPr>
+          <w:rFonts w:ascii="Times New Roman" w:hAnsi="Times New Roman"/>
+          <w:sz w:val="24"/>
+        </w:rPr>
+        <w:t xml:space="preserve"> я </w:t>
+      </w:r>
+      <w:r>
+        <w:rPr>
+          <w:rFonts w:ascii="Times New Roman" w:hAnsi="Times New Roman"/>
+          <w:sz w:val="24"/>
+        </w:rPr>
+        <w:t>весели́тимусь</w:t>
+      </w:r>
+      <w:r>
+        <w:rPr>
+          <w:rFonts w:ascii="Times New Roman" w:hAnsi="Times New Roman"/>
+          <w:sz w:val="24"/>
+        </w:rPr>
+        <w:t>.</w:t>
+      </w:r>
+    </w:p>
+    <w:p>
+      <w:pPr>
+        <w:pStyle w:val="a"/>
+        <w:spacing w:after="120"/>
+      </w:pPr>
+      <w:r>
+        <w:rPr>
+          <w:rFonts w:ascii="Times New Roman" w:hAnsi="Times New Roman"/>
+          <w:sz w:val="24"/>
+        </w:rPr>
+        <w:t>Неха́й</w:t>
+      </w:r>
+      <w:r>
+        <w:rPr>
+          <w:rFonts w:ascii="Times New Roman" w:hAnsi="Times New Roman"/>
+          <w:sz w:val="24"/>
+        </w:rPr>
+        <w:t xml:space="preserve"> </w:t>
+      </w:r>
+      <w:r>
+        <w:rPr>
+          <w:rFonts w:ascii="Times New Roman" w:hAnsi="Times New Roman"/>
+          <w:sz w:val="24"/>
+        </w:rPr>
+        <w:t>грі́шники</w:t>
+      </w:r>
+      <w:r>
+        <w:rPr>
+          <w:rFonts w:ascii="Times New Roman" w:hAnsi="Times New Roman"/>
+          <w:sz w:val="24"/>
+        </w:rPr>
+        <w:t xml:space="preserve"> з землі </w:t>
+      </w:r>
+      <w:r>
+        <w:rPr>
+          <w:rFonts w:ascii="Times New Roman" w:hAnsi="Times New Roman"/>
+          <w:sz w:val="24"/>
+        </w:rPr>
+        <w:t>ще́знуть</w:t>
+      </w:r>
+      <w:r>
+        <w:rPr>
+          <w:rFonts w:ascii="Times New Roman" w:hAnsi="Times New Roman"/>
+          <w:sz w:val="24"/>
+        </w:rPr>
+        <w:t xml:space="preserve">, і </w:t>
+      </w:r>
+      <w:r>
+        <w:rPr>
+          <w:rFonts w:ascii="Times New Roman" w:hAnsi="Times New Roman"/>
+          <w:sz w:val="24"/>
+        </w:rPr>
+        <w:t>беззако́нних</w:t>
+      </w:r>
+      <w:r>
+        <w:rPr>
+          <w:rFonts w:ascii="Times New Roman" w:hAnsi="Times New Roman"/>
+          <w:sz w:val="24"/>
+        </w:rPr>
+        <w:t xml:space="preserve"> </w:t>
+      </w:r>
+      <w:r>
+        <w:rPr>
+          <w:rFonts w:ascii="Times New Roman" w:hAnsi="Times New Roman"/>
+          <w:sz w:val="24"/>
+        </w:rPr>
+        <w:t>бі́льше</w:t>
+      </w:r>
+      <w:r>
+        <w:rPr>
+          <w:rFonts w:ascii="Times New Roman" w:hAnsi="Times New Roman"/>
+          <w:sz w:val="24"/>
+        </w:rPr>
+        <w:t xml:space="preserve"> </w:t>
+      </w:r>
+      <w:r>
+        <w:rPr>
+          <w:rFonts w:ascii="Times New Roman" w:hAnsi="Times New Roman"/>
+          <w:sz w:val="24"/>
+        </w:rPr>
+        <w:t>неха́й</w:t>
+      </w:r>
+      <w:r>
+        <w:rPr>
+          <w:rFonts w:ascii="Times New Roman" w:hAnsi="Times New Roman"/>
+          <w:sz w:val="24"/>
+        </w:rPr>
+        <w:t xml:space="preserve"> не бу́де.* Благослови́, душе́ моя́, </w:t>
+      </w:r>
+      <w:r>
+        <w:rPr>
+          <w:rFonts w:ascii="Times New Roman" w:hAnsi="Times New Roman"/>
+          <w:sz w:val="24"/>
+        </w:rPr>
+        <w:t>Го́спода</w:t>
+      </w:r>
+      <w:r>
+        <w:rPr>
+          <w:rFonts w:ascii="Times New Roman" w:hAnsi="Times New Roman"/>
+          <w:sz w:val="24"/>
+        </w:rPr>
+        <w:t>.</w:t>
+      </w:r>
+    </w:p>
+    <w:p>
+      <w:pPr>
+        <w:pStyle w:val="a"/>
+        <w:spacing w:after="120"/>
+      </w:pPr>
+      <w:r>
+        <w:rPr>
+          <w:rFonts w:ascii="Times New Roman" w:hAnsi="Times New Roman"/>
+          <w:sz w:val="24"/>
+        </w:rPr>
+        <w:t>Со́нце</w:t>
+      </w:r>
+      <w:r>
+        <w:rPr>
+          <w:rFonts w:ascii="Times New Roman" w:hAnsi="Times New Roman"/>
+          <w:sz w:val="24"/>
+        </w:rPr>
+        <w:t xml:space="preserve"> </w:t>
+      </w:r>
+      <w:r>
+        <w:rPr>
+          <w:rFonts w:ascii="Times New Roman" w:hAnsi="Times New Roman"/>
+          <w:sz w:val="24"/>
+        </w:rPr>
+        <w:t>зна́є</w:t>
+      </w:r>
+      <w:r>
+        <w:rPr>
+          <w:rFonts w:ascii="Times New Roman" w:hAnsi="Times New Roman"/>
+          <w:sz w:val="24"/>
+        </w:rPr>
+        <w:t xml:space="preserve"> свій </w:t>
+      </w:r>
+      <w:r>
+        <w:rPr>
+          <w:rFonts w:ascii="Times New Roman" w:hAnsi="Times New Roman"/>
+          <w:sz w:val="24"/>
+        </w:rPr>
+        <w:t>за́хід</w:t>
+      </w:r>
+      <w:r>
+        <w:rPr>
+          <w:rFonts w:ascii="Times New Roman" w:hAnsi="Times New Roman"/>
+          <w:sz w:val="24"/>
+        </w:rPr>
+        <w:t xml:space="preserve">,* </w:t>
+      </w:r>
+      <w:r>
+        <w:rPr>
+          <w:rFonts w:ascii="Times New Roman" w:hAnsi="Times New Roman"/>
+          <w:sz w:val="24"/>
+        </w:rPr>
+        <w:t>наво́диш</w:t>
+      </w:r>
+      <w:r>
+        <w:rPr>
+          <w:rFonts w:ascii="Times New Roman" w:hAnsi="Times New Roman"/>
+          <w:sz w:val="24"/>
+        </w:rPr>
+        <w:t xml:space="preserve"> </w:t>
+      </w:r>
+      <w:r>
+        <w:rPr>
+          <w:rFonts w:ascii="Times New Roman" w:hAnsi="Times New Roman"/>
+          <w:sz w:val="24"/>
+        </w:rPr>
+        <w:t>те́мряву</w:t>
+      </w:r>
+      <w:r>
+        <w:rPr>
+          <w:rFonts w:ascii="Times New Roman" w:hAnsi="Times New Roman"/>
+          <w:sz w:val="24"/>
+        </w:rPr>
+        <w:t xml:space="preserve">, і ніч </w:t>
+      </w:r>
+      <w:r>
+        <w:rPr>
+          <w:rFonts w:ascii="Times New Roman" w:hAnsi="Times New Roman"/>
+          <w:sz w:val="24"/>
+        </w:rPr>
+        <w:t>надхо́дить</w:t>
+      </w:r>
+      <w:r>
+        <w:rPr>
+          <w:rFonts w:ascii="Times New Roman" w:hAnsi="Times New Roman"/>
+          <w:sz w:val="24"/>
+        </w:rPr>
+        <w:t>.</w:t>
+      </w:r>
+    </w:p>
+    <w:p>
+      <w:pPr>
+        <w:pStyle w:val="a"/>
+        <w:spacing w:after="120"/>
+      </w:pPr>
+      <w:r>
+        <w:rPr>
+          <w:rFonts w:ascii="Times New Roman" w:hAnsi="Times New Roman"/>
+          <w:sz w:val="24"/>
+        </w:rPr>
+        <w:t xml:space="preserve">Яка́ їх, </w:t>
+      </w:r>
+      <w:r>
+        <w:rPr>
+          <w:rFonts w:ascii="Times New Roman" w:hAnsi="Times New Roman"/>
+          <w:sz w:val="24"/>
+        </w:rPr>
+        <w:t>Твої́х</w:t>
+      </w:r>
+      <w:r>
+        <w:rPr>
+          <w:rFonts w:ascii="Times New Roman" w:hAnsi="Times New Roman"/>
+          <w:sz w:val="24"/>
+        </w:rPr>
+        <w:t xml:space="preserve"> діл, </w:t>
+      </w:r>
+      <w:r>
+        <w:rPr>
+          <w:rFonts w:ascii="Times New Roman" w:hAnsi="Times New Roman"/>
+          <w:sz w:val="24"/>
+        </w:rPr>
+        <w:t>Го́споди</w:t>
+      </w:r>
+      <w:r>
+        <w:rPr>
+          <w:rFonts w:ascii="Times New Roman" w:hAnsi="Times New Roman"/>
+          <w:sz w:val="24"/>
+        </w:rPr>
+        <w:t xml:space="preserve">, </w:t>
+      </w:r>
+      <w:r>
+        <w:rPr>
+          <w:rFonts w:ascii="Times New Roman" w:hAnsi="Times New Roman"/>
+          <w:sz w:val="24"/>
+        </w:rPr>
+        <w:t>си́ла</w:t>
+      </w:r>
+      <w:r>
+        <w:rPr>
+          <w:rFonts w:ascii="Times New Roman" w:hAnsi="Times New Roman"/>
+          <w:sz w:val="24"/>
+        </w:rPr>
+        <w:t xml:space="preserve">!* У </w:t>
+      </w:r>
+      <w:r>
+        <w:rPr>
+          <w:rFonts w:ascii="Times New Roman" w:hAnsi="Times New Roman"/>
+          <w:sz w:val="24"/>
+        </w:rPr>
+        <w:t>му́дрості</w:t>
+      </w:r>
+      <w:r>
+        <w:rPr>
+          <w:rFonts w:ascii="Times New Roman" w:hAnsi="Times New Roman"/>
+          <w:sz w:val="24"/>
+        </w:rPr>
+        <w:t xml:space="preserve"> все Ти </w:t>
+      </w:r>
+      <w:r>
+        <w:rPr>
+          <w:rFonts w:ascii="Times New Roman" w:hAnsi="Times New Roman"/>
+          <w:sz w:val="24"/>
+        </w:rPr>
+        <w:t>створи́в</w:t>
+      </w:r>
+      <w:r>
+        <w:rPr>
+          <w:rFonts w:ascii="Times New Roman" w:hAnsi="Times New Roman"/>
+          <w:sz w:val="24"/>
+        </w:rPr>
+        <w:t>.</w:t>
+      </w:r>
+    </w:p>
+    <w:p>
+      <w:pPr>
+        <w:pStyle w:val="a"/>
+        <w:spacing w:after="120"/>
+      </w:pPr>
+      <w:r>
+        <w:rPr>
+          <w:rFonts w:ascii="Times New Roman" w:hAnsi="Times New Roman"/>
+          <w:sz w:val="24"/>
+        </w:rPr>
+        <w:t>Сла́ва</w:t>
+      </w:r>
+      <w:r>
+        <w:rPr>
+          <w:rFonts w:ascii="Times New Roman" w:hAnsi="Times New Roman"/>
+          <w:sz w:val="24"/>
+        </w:rPr>
+        <w:t xml:space="preserve"> Отцю́, і </w:t>
+      </w:r>
+      <w:r>
+        <w:rPr>
+          <w:rFonts w:ascii="Times New Roman" w:hAnsi="Times New Roman"/>
+          <w:sz w:val="24"/>
+        </w:rPr>
+        <w:t>Си́ну</w:t>
+      </w:r>
+      <w:r>
+        <w:rPr>
+          <w:rFonts w:ascii="Times New Roman" w:hAnsi="Times New Roman"/>
+          <w:sz w:val="24"/>
+        </w:rPr>
+        <w:t xml:space="preserve">, і </w:t>
+      </w:r>
+      <w:r>
+        <w:rPr>
+          <w:rFonts w:ascii="Times New Roman" w:hAnsi="Times New Roman"/>
+          <w:sz w:val="24"/>
+        </w:rPr>
+        <w:t>Свято́му</w:t>
+      </w:r>
+      <w:r>
+        <w:rPr>
+          <w:rFonts w:ascii="Times New Roman" w:hAnsi="Times New Roman"/>
+          <w:sz w:val="24"/>
+        </w:rPr>
+        <w:t xml:space="preserve"> </w:t>
+      </w:r>
+      <w:r>
+        <w:rPr>
+          <w:rFonts w:ascii="Times New Roman" w:hAnsi="Times New Roman"/>
+          <w:sz w:val="24"/>
+        </w:rPr>
+        <w:t>Ду́хові</w:t>
+      </w:r>
+      <w:r>
+        <w:rPr>
+          <w:rFonts w:ascii="Times New Roman" w:hAnsi="Times New Roman"/>
+          <w:sz w:val="24"/>
+        </w:rPr>
+        <w:t xml:space="preserve">,* І </w:t>
+      </w:r>
+      <w:r>
+        <w:rPr>
+          <w:rFonts w:ascii="Times New Roman" w:hAnsi="Times New Roman"/>
+          <w:sz w:val="24"/>
+        </w:rPr>
+        <w:t>ни́ні</w:t>
+      </w:r>
+      <w:r>
+        <w:rPr>
+          <w:rFonts w:ascii="Times New Roman" w:hAnsi="Times New Roman"/>
+          <w:sz w:val="24"/>
+        </w:rPr>
+        <w:t xml:space="preserve">, і </w:t>
+      </w:r>
+      <w:r>
+        <w:rPr>
+          <w:rFonts w:ascii="Times New Roman" w:hAnsi="Times New Roman"/>
+          <w:sz w:val="24"/>
+        </w:rPr>
+        <w:t>повсякча́с</w:t>
+      </w:r>
+      <w:r>
+        <w:rPr>
+          <w:rFonts w:ascii="Times New Roman" w:hAnsi="Times New Roman"/>
+          <w:sz w:val="24"/>
+        </w:rPr>
+        <w:t xml:space="preserve">, і на </w:t>
+      </w:r>
+      <w:r>
+        <w:rPr>
+          <w:rFonts w:ascii="Times New Roman" w:hAnsi="Times New Roman"/>
+          <w:sz w:val="24"/>
+        </w:rPr>
+        <w:t>ві́ки</w:t>
+      </w:r>
+      <w:r>
+        <w:rPr>
+          <w:rFonts w:ascii="Times New Roman" w:hAnsi="Times New Roman"/>
+          <w:sz w:val="24"/>
+        </w:rPr>
+        <w:t xml:space="preserve"> </w:t>
+      </w:r>
+      <w:r>
+        <w:rPr>
+          <w:rFonts w:ascii="Times New Roman" w:hAnsi="Times New Roman"/>
+          <w:sz w:val="24"/>
+        </w:rPr>
+        <w:t>вікі́в</w:t>
+      </w:r>
+      <w:r>
+        <w:rPr>
+          <w:rFonts w:ascii="Times New Roman" w:hAnsi="Times New Roman"/>
+          <w:sz w:val="24"/>
+        </w:rPr>
+        <w:t xml:space="preserve">. </w:t>
+      </w:r>
+      <w:r>
+        <w:rPr>
+          <w:rFonts w:ascii="Times New Roman" w:hAnsi="Times New Roman"/>
+          <w:sz w:val="24"/>
+        </w:rPr>
+        <w:t>Амі́нь</w:t>
+      </w:r>
+      <w:r>
+        <w:rPr>
+          <w:rFonts w:ascii="Times New Roman" w:hAnsi="Times New Roman"/>
+          <w:sz w:val="24"/>
+        </w:rPr>
+        <w:t>.</w:t>
+      </w:r>
+    </w:p>
+    <w:p>
+      <w:pPr>
+        <w:pStyle w:val="a"/>
+        <w:spacing w:after="120"/>
+      </w:pPr>
+      <w:r>
+        <w:rPr>
+          <w:rFonts w:ascii="Times New Roman" w:hAnsi="Times New Roman"/>
+          <w:sz w:val="24"/>
+        </w:rPr>
+        <w:t>Алилу́я</w:t>
+      </w:r>
+      <w:r>
+        <w:rPr>
+          <w:rFonts w:ascii="Times New Roman" w:hAnsi="Times New Roman"/>
+          <w:sz w:val="24"/>
+        </w:rPr>
+        <w:t xml:space="preserve">, </w:t>
+      </w:r>
+      <w:r>
+        <w:rPr>
+          <w:rFonts w:ascii="Times New Roman" w:hAnsi="Times New Roman"/>
+          <w:sz w:val="24"/>
+        </w:rPr>
+        <w:t>алилу́я</w:t>
+      </w:r>
+      <w:r>
+        <w:rPr>
+          <w:rFonts w:ascii="Times New Roman" w:hAnsi="Times New Roman"/>
+          <w:sz w:val="24"/>
+        </w:rPr>
+        <w:t xml:space="preserve">, </w:t>
+      </w:r>
+      <w:r>
+        <w:rPr>
+          <w:rFonts w:ascii="Times New Roman" w:hAnsi="Times New Roman"/>
+          <w:sz w:val="24"/>
+        </w:rPr>
+        <w:t>алилу́я</w:t>
+      </w:r>
+      <w:r>
+        <w:rPr>
+          <w:rFonts w:ascii="Times New Roman" w:hAnsi="Times New Roman"/>
+          <w:sz w:val="24"/>
+        </w:rPr>
+        <w:t xml:space="preserve">, </w:t>
+      </w:r>
+      <w:r>
+        <w:rPr>
+          <w:rFonts w:ascii="Times New Roman" w:hAnsi="Times New Roman"/>
+          <w:sz w:val="24"/>
+        </w:rPr>
+        <w:t>сла́ва</w:t>
+      </w:r>
+      <w:r>
+        <w:rPr>
+          <w:rFonts w:ascii="Times New Roman" w:hAnsi="Times New Roman"/>
+          <w:sz w:val="24"/>
+        </w:rPr>
+        <w:t xml:space="preserve"> Тобі́, </w:t>
+      </w:r>
+      <w:r>
+        <w:rPr>
+          <w:rFonts w:ascii="Times New Roman" w:hAnsi="Times New Roman"/>
+          <w:sz w:val="24"/>
+        </w:rPr>
+        <w:t>Бо́же</w:t>
+      </w:r>
+      <w:r>
+        <w:rPr>
+          <w:rFonts w:ascii="Times New Roman" w:hAnsi="Times New Roman"/>
+          <w:sz w:val="24"/>
+        </w:rPr>
+        <w:t xml:space="preserve">. </w:t>
+      </w:r>
+      <w:r>
+        <w:rPr>
+          <w:rFonts w:ascii="Times New Roman" w:hAnsi="Times New Roman"/>
+          <w:i/>
+          <w:color w:val="FF0000"/>
+          <w:sz w:val="24"/>
+        </w:rPr>
+        <w:t>(3 р.)</w:t>
       </w:r>
     </w:p>
     <w:p>
@@ -1339,7 +4590,7 @@
           <w:sz w:val="24"/>
           <w:szCs w:val="24"/>
         </w:rPr>
-        <w:t> Боже великий і дивний, що несказанною добрістю і багатим промислом усім управляєш, і дав нам земні добра й запевнив нам обіцяне царство уділеними ласками впродовж цього дня, остерігши нас від усякого лиха! Дай нам і решту непорочно докінчити перед святою твоєю славою і величати тебе одного і доброго, і чоловіколюбного Бога нашого. Бо ти Бог наш і тобі славу віддаємо: Отцю, і Сину, і Святому Духові, нині і повсякчас, і на віки віків. Амінь.</w:t>
+        <w:t xml:space="preserve"> Боже великий і дивний, що несказанною добрістю і багатим промислом усім управляєш, і дав нам земні добра й запевнив нам обіцяне царство уділеними ласками впродовж цього дня, остерігши нас від усякого лиха! Дай нам і решту непорочно докінчити перед святою твоєю славою і величати тебе одного і доброго, і людинолюбного Бога нашого. Бо ти Бог наш і тобі славу віддаємо: Отцю, і Сину, і Святому Духові, нині і повсякчас, і на віки віків. Амінь.</w:t>
       </w:r>
     </w:p>
     <w:p>
@@ -3686,40 +6937,147 @@
     </w:p>
     <w:p>
       <w:pPr>
-        <w:spacing w:after="120"/>
-        <w:jc w:val="both"/>
-        <w:rPr>
-          <w:rFonts w:ascii="Times New Roman" w:hAnsi="Times New Roman" w:cs="Times New Roman"/>
-          <w:sz w:val="24"/>
-          <w:szCs w:val="24"/>
-        </w:rPr>
-      </w:pPr>
-      <w:r>
-        <w:rPr>
-          <w:rFonts w:ascii="Times New Roman" w:hAnsi="Times New Roman" w:cs="Times New Roman"/>
-          <w:sz w:val="24"/>
-          <w:szCs w:val="24"/>
-        </w:rPr>
-        <w:t>Виведи з в'язниці мою душу,* щоб дякувати імені твоєму.</w:t>
-      </w:r>
-    </w:p>
-    <w:p>
-      <w:pPr>
-        <w:spacing w:after="120"/>
-        <w:jc w:val="both"/>
-        <w:rPr>
-          <w:rFonts w:ascii="Times New Roman" w:hAnsi="Times New Roman" w:cs="Times New Roman"/>
-          <w:sz w:val="24"/>
-          <w:szCs w:val="24"/>
-        </w:rPr>
-      </w:pPr>
-      <w:r>
-        <w:rPr>
-          <w:rFonts w:ascii="Times New Roman" w:hAnsi="Times New Roman" w:cs="Times New Roman"/>
-          <w:sz w:val="24"/>
-          <w:szCs w:val="24"/>
-        </w:rPr>
-        <w:t>Мене обступлять праведники,* бо ти добро мені вчиниш.</w:t>
+        <w:pStyle w:val="a"/>
+        <w:spacing w:after="120"/>
+      </w:pPr>
+      <w:r>
+        <w:rPr>
+          <w:rFonts w:ascii="Times New Roman" w:hAnsi="Times New Roman"/>
+          <w:sz w:val="24"/>
+        </w:rPr>
+        <w:t>Ви́веди</w:t>
+      </w:r>
+      <w:r>
+        <w:rPr>
+          <w:rFonts w:ascii="Times New Roman" w:hAnsi="Times New Roman"/>
+          <w:sz w:val="24"/>
+        </w:rPr>
+        <w:t xml:space="preserve"> з </w:t>
+      </w:r>
+      <w:r>
+        <w:rPr>
+          <w:rFonts w:ascii="Times New Roman" w:hAnsi="Times New Roman"/>
+          <w:sz w:val="24"/>
+        </w:rPr>
+        <w:t>в’язни́ці</w:t>
+      </w:r>
+      <w:r>
+        <w:rPr>
+          <w:rFonts w:ascii="Times New Roman" w:hAnsi="Times New Roman"/>
+          <w:sz w:val="24"/>
+        </w:rPr>
+        <w:t xml:space="preserve"> мою́ </w:t>
+      </w:r>
+      <w:r>
+        <w:rPr>
+          <w:rFonts w:ascii="Times New Roman" w:hAnsi="Times New Roman"/>
+          <w:sz w:val="24"/>
+        </w:rPr>
+        <w:t>ду́шу</w:t>
+      </w:r>
+      <w:r>
+        <w:rPr>
+          <w:rFonts w:ascii="Times New Roman" w:hAnsi="Times New Roman"/>
+          <w:sz w:val="24"/>
+        </w:rPr>
+        <w:t xml:space="preserve">,* щоб </w:t>
+      </w:r>
+      <w:r>
+        <w:rPr>
+          <w:rFonts w:ascii="Times New Roman" w:hAnsi="Times New Roman"/>
+          <w:sz w:val="24"/>
+        </w:rPr>
+        <w:t>дя́кувати</w:t>
+      </w:r>
+      <w:r>
+        <w:rPr>
+          <w:rFonts w:ascii="Times New Roman" w:hAnsi="Times New Roman"/>
+          <w:sz w:val="24"/>
+        </w:rPr>
+        <w:t xml:space="preserve"> </w:t>
+      </w:r>
+      <w:r>
+        <w:rPr>
+          <w:rFonts w:ascii="Times New Roman" w:hAnsi="Times New Roman"/>
+          <w:sz w:val="24"/>
+        </w:rPr>
+        <w:t>І́мені</w:t>
+      </w:r>
+      <w:r>
+        <w:rPr>
+          <w:rFonts w:ascii="Times New Roman" w:hAnsi="Times New Roman"/>
+          <w:sz w:val="24"/>
+        </w:rPr>
+        <w:t xml:space="preserve"> </w:t>
+      </w:r>
+      <w:r>
+        <w:rPr>
+          <w:rFonts w:ascii="Times New Roman" w:hAnsi="Times New Roman"/>
+          <w:sz w:val="24"/>
+        </w:rPr>
+        <w:t>Твоє́му</w:t>
+      </w:r>
+      <w:r>
+        <w:rPr>
+          <w:rFonts w:ascii="Times New Roman" w:hAnsi="Times New Roman"/>
+          <w:sz w:val="24"/>
+        </w:rPr>
+        <w:t>.</w:t>
+      </w:r>
+    </w:p>
+    <w:p>
+      <w:pPr>
+        <w:pStyle w:val="a"/>
+        <w:spacing w:after="120"/>
+      </w:pPr>
+      <w:r>
+        <w:rPr>
+          <w:rFonts w:ascii="Times New Roman" w:hAnsi="Times New Roman"/>
+          <w:sz w:val="24"/>
+        </w:rPr>
+        <w:t xml:space="preserve">Мене́ </w:t>
+      </w:r>
+      <w:r>
+        <w:rPr>
+          <w:rFonts w:ascii="Times New Roman" w:hAnsi="Times New Roman"/>
+          <w:sz w:val="24"/>
+        </w:rPr>
+        <w:t>обсту́плять</w:t>
+      </w:r>
+      <w:r>
+        <w:rPr>
+          <w:rFonts w:ascii="Times New Roman" w:hAnsi="Times New Roman"/>
+          <w:sz w:val="24"/>
+        </w:rPr>
+        <w:t xml:space="preserve"> </w:t>
+      </w:r>
+      <w:r>
+        <w:rPr>
+          <w:rFonts w:ascii="Times New Roman" w:hAnsi="Times New Roman"/>
+          <w:sz w:val="24"/>
+        </w:rPr>
+        <w:t>пра́ведники</w:t>
+      </w:r>
+      <w:r>
+        <w:rPr>
+          <w:rFonts w:ascii="Times New Roman" w:hAnsi="Times New Roman"/>
+          <w:sz w:val="24"/>
+        </w:rPr>
+        <w:t xml:space="preserve">,* бо Ти добро́ мені́ </w:t>
+      </w:r>
+      <w:r>
+        <w:rPr>
+          <w:rFonts w:ascii="Times New Roman" w:hAnsi="Times New Roman"/>
+          <w:sz w:val="24"/>
+        </w:rPr>
+        <w:t>вчи́ниш</w:t>
+      </w:r>
+      <w:r>
+        <w:rPr>
+          <w:rFonts w:ascii="Times New Roman" w:hAnsi="Times New Roman"/>
+          <w:sz w:val="24"/>
+        </w:rPr>
+        <w:t>.</w:t>
       </w:r>
     </w:p>
     <w:p>
@@ -3771,41 +7129,145 @@
     </w:p>
     <w:p>
       <w:pPr>
-        <w:spacing w:after="120"/>
-        <w:jc w:val="both"/>
-        <w:rPr>
-          <w:rFonts w:ascii="Times New Roman" w:hAnsi="Times New Roman" w:cs="Times New Roman"/>
-          <w:sz w:val="24"/>
-          <w:szCs w:val="24"/>
-        </w:rPr>
-      </w:pPr>
-      <w:r>
-        <w:rPr>
-          <w:rFonts w:ascii="Times New Roman" w:hAnsi="Times New Roman" w:cs="Times New Roman"/>
-          <w:i/>
-          <w:color w:val="FF0000"/>
-          <w:sz w:val="24"/>
-          <w:szCs w:val="24"/>
+        <w:pStyle w:val="a"/>
+        <w:spacing w:after="120"/>
+      </w:pPr>
+      <w:r>
+        <w:rPr>
+          <w:rFonts w:ascii="Times New Roman" w:hAnsi="Times New Roman"/>
+          <w:i/>
+          <w:color w:val="FF0000"/>
+          <w:sz w:val="24"/>
         </w:rPr>
         <w:t>Стих:</w:t>
       </w:r>
       <w:r>
         <w:rPr>
-          <w:rFonts w:ascii="Times New Roman" w:hAnsi="Times New Roman" w:cs="Times New Roman"/>
-          <w:i/>
-          <w:sz w:val="24"/>
-          <w:szCs w:val="24"/>
+          <w:rFonts w:ascii="Times New Roman" w:hAnsi="Times New Roman"/>
+          <w:i/>
+          <w:sz w:val="24"/>
         </w:rPr>
         <w:t xml:space="preserve"> </w:t>
       </w:r>
       <w:r>
         <w:rPr>
-          <w:rFonts w:ascii="Times New Roman" w:hAnsi="Times New Roman" w:cs="Times New Roman"/>
-          <w:sz w:val="24"/>
-          <w:szCs w:val="24"/>
+          <w:rFonts w:ascii="Times New Roman" w:hAnsi="Times New Roman"/>
+          <w:sz w:val="24"/>
           <w:u w:val="single"/>
         </w:rPr>
-        <w:t>З глибин взиваю до тебе, Господи,* Господи, почуй мій голос.</w:t>
+        <w:t xml:space="preserve">З </w:t>
+      </w:r>
+      <w:r>
+        <w:rPr>
+          <w:rFonts w:ascii="Times New Roman" w:hAnsi="Times New Roman"/>
+          <w:sz w:val="24"/>
+          <w:u w:val="single"/>
+        </w:rPr>
+        <w:t>глиби́н</w:t>
+      </w:r>
+      <w:r>
+        <w:rPr>
+          <w:rFonts w:ascii="Times New Roman" w:hAnsi="Times New Roman"/>
+          <w:sz w:val="24"/>
+          <w:u w:val="single"/>
+        </w:rPr>
+        <w:t xml:space="preserve"> </w:t>
+      </w:r>
+      <w:r>
+        <w:rPr>
+          <w:rFonts w:ascii="Times New Roman" w:hAnsi="Times New Roman"/>
+          <w:sz w:val="24"/>
+          <w:u w:val="single"/>
+        </w:rPr>
+        <w:t>взива́ю</w:t>
+      </w:r>
+      <w:r>
+        <w:rPr>
+          <w:rFonts w:ascii="Times New Roman" w:hAnsi="Times New Roman"/>
+          <w:sz w:val="24"/>
+          <w:u w:val="single"/>
+        </w:rPr>
+        <w:t xml:space="preserve"> до </w:t>
+      </w:r>
+      <w:r>
+        <w:rPr>
+          <w:rFonts w:ascii="Times New Roman" w:hAnsi="Times New Roman"/>
+          <w:sz w:val="24"/>
+          <w:u w:val="single"/>
+        </w:rPr>
+        <w:t>Те́бе</w:t>
+      </w:r>
+      <w:r>
+        <w:rPr>
+          <w:rFonts w:ascii="Times New Roman" w:hAnsi="Times New Roman"/>
+          <w:sz w:val="24"/>
+          <w:u w:val="single"/>
+        </w:rPr>
+        <w:t xml:space="preserve">, </w:t>
+      </w:r>
+      <w:r>
+        <w:rPr>
+          <w:rFonts w:ascii="Times New Roman" w:hAnsi="Times New Roman"/>
+          <w:sz w:val="24"/>
+          <w:u w:val="single"/>
+        </w:rPr>
+        <w:t>Го́споди</w:t>
+      </w:r>
+      <w:r>
+        <w:rPr>
+          <w:rFonts w:ascii="Times New Roman" w:hAnsi="Times New Roman"/>
+          <w:sz w:val="24"/>
+          <w:u w:val="single"/>
+        </w:rPr>
+        <w:t xml:space="preserve">,* </w:t>
+      </w:r>
+      <w:r>
+        <w:rPr>
+          <w:rFonts w:ascii="Times New Roman" w:hAnsi="Times New Roman"/>
+          <w:sz w:val="24"/>
+          <w:u w:val="single"/>
+        </w:rPr>
+        <w:t>Го́споди</w:t>
+      </w:r>
+      <w:r>
+        <w:rPr>
+          <w:rFonts w:ascii="Times New Roman" w:hAnsi="Times New Roman"/>
+          <w:sz w:val="24"/>
+          <w:u w:val="single"/>
+        </w:rPr>
+        <w:t xml:space="preserve">, </w:t>
+      </w:r>
+      <w:r>
+        <w:rPr>
+          <w:rFonts w:ascii="Times New Roman" w:hAnsi="Times New Roman"/>
+          <w:sz w:val="24"/>
+          <w:u w:val="single"/>
+        </w:rPr>
+        <w:t>почу́й</w:t>
+      </w:r>
+      <w:r>
+        <w:rPr>
+          <w:rFonts w:ascii="Times New Roman" w:hAnsi="Times New Roman"/>
+          <w:sz w:val="24"/>
+          <w:u w:val="single"/>
+        </w:rPr>
+        <w:t xml:space="preserve"> мій </w:t>
+      </w:r>
+      <w:r>
+        <w:rPr>
+          <w:rFonts w:ascii="Times New Roman" w:hAnsi="Times New Roman"/>
+          <w:sz w:val="24"/>
+          <w:u w:val="single"/>
+        </w:rPr>
+        <w:t>го́лос</w:t>
+      </w:r>
+      <w:r>
+        <w:rPr>
+          <w:rFonts w:ascii="Times New Roman" w:hAnsi="Times New Roman"/>
+          <w:sz w:val="24"/>
+          <w:u w:val="single"/>
+        </w:rPr>
+        <w:t>.</w:t>
       </w:r>
     </w:p>
     <w:p>
@@ -3840,41 +7302,121 @@
     </w:p>
     <w:p>
       <w:pPr>
-        <w:spacing w:after="120"/>
-        <w:jc w:val="both"/>
-        <w:rPr>
-          <w:rFonts w:ascii="Times New Roman" w:hAnsi="Times New Roman" w:cs="Times New Roman"/>
-          <w:sz w:val="24"/>
-          <w:szCs w:val="24"/>
-        </w:rPr>
-      </w:pPr>
-      <w:r>
-        <w:rPr>
-          <w:rFonts w:ascii="Times New Roman" w:hAnsi="Times New Roman" w:cs="Times New Roman"/>
-          <w:i/>
-          <w:color w:val="FF0000"/>
-          <w:sz w:val="24"/>
-          <w:szCs w:val="24"/>
+        <w:pStyle w:val="a"/>
+        <w:spacing w:after="120"/>
+      </w:pPr>
+      <w:r>
+        <w:rPr>
+          <w:rFonts w:ascii="Times New Roman" w:hAnsi="Times New Roman"/>
+          <w:i/>
+          <w:color w:val="FF0000"/>
+          <w:sz w:val="24"/>
         </w:rPr>
         <w:t>Стих:</w:t>
       </w:r>
       <w:r>
         <w:rPr>
-          <w:rFonts w:ascii="Times New Roman" w:hAnsi="Times New Roman" w:cs="Times New Roman"/>
-          <w:i/>
-          <w:sz w:val="24"/>
-          <w:szCs w:val="24"/>
+          <w:rFonts w:ascii="Times New Roman" w:hAnsi="Times New Roman"/>
+          <w:i/>
+          <w:sz w:val="24"/>
         </w:rPr>
         <w:t xml:space="preserve"> </w:t>
       </w:r>
       <w:r>
         <w:rPr>
-          <w:rFonts w:ascii="Times New Roman" w:hAnsi="Times New Roman" w:cs="Times New Roman"/>
-          <w:sz w:val="24"/>
-          <w:szCs w:val="24"/>
+          <w:rFonts w:ascii="Times New Roman" w:hAnsi="Times New Roman"/>
+          <w:sz w:val="24"/>
           <w:u w:val="single"/>
         </w:rPr>
-        <w:t>Нехай будуть твої вуха уважні,* до голосу благання мого.</w:t>
+        <w:t>Неха́й</w:t>
+      </w:r>
+      <w:r>
+        <w:rPr>
+          <w:rFonts w:ascii="Times New Roman" w:hAnsi="Times New Roman"/>
+          <w:sz w:val="24"/>
+          <w:u w:val="single"/>
+        </w:rPr>
+        <w:t xml:space="preserve"> </w:t>
+      </w:r>
+      <w:r>
+        <w:rPr>
+          <w:rFonts w:ascii="Times New Roman" w:hAnsi="Times New Roman"/>
+          <w:sz w:val="24"/>
+          <w:u w:val="single"/>
+        </w:rPr>
+        <w:t>бу́дуть</w:t>
+      </w:r>
+      <w:r>
+        <w:rPr>
+          <w:rFonts w:ascii="Times New Roman" w:hAnsi="Times New Roman"/>
+          <w:sz w:val="24"/>
+          <w:u w:val="single"/>
+        </w:rPr>
+        <w:t xml:space="preserve"> Твої́ </w:t>
+      </w:r>
+      <w:r>
+        <w:rPr>
+          <w:rFonts w:ascii="Times New Roman" w:hAnsi="Times New Roman"/>
+          <w:sz w:val="24"/>
+          <w:u w:val="single"/>
+        </w:rPr>
+        <w:t>ву́ха</w:t>
+      </w:r>
+      <w:r>
+        <w:rPr>
+          <w:rFonts w:ascii="Times New Roman" w:hAnsi="Times New Roman"/>
+          <w:sz w:val="24"/>
+          <w:u w:val="single"/>
+        </w:rPr>
+        <w:t xml:space="preserve"> </w:t>
+      </w:r>
+      <w:r>
+        <w:rPr>
+          <w:rFonts w:ascii="Times New Roman" w:hAnsi="Times New Roman"/>
+          <w:sz w:val="24"/>
+          <w:u w:val="single"/>
+        </w:rPr>
+        <w:t>ува́жні</w:t>
+      </w:r>
+      <w:r>
+        <w:rPr>
+          <w:rFonts w:ascii="Times New Roman" w:hAnsi="Times New Roman"/>
+          <w:sz w:val="24"/>
+          <w:u w:val="single"/>
+        </w:rPr>
+        <w:t xml:space="preserve">,* до </w:t>
+      </w:r>
+      <w:r>
+        <w:rPr>
+          <w:rFonts w:ascii="Times New Roman" w:hAnsi="Times New Roman"/>
+          <w:sz w:val="24"/>
+          <w:u w:val="single"/>
+        </w:rPr>
+        <w:t>го́лосу</w:t>
+      </w:r>
+      <w:r>
+        <w:rPr>
+          <w:rFonts w:ascii="Times New Roman" w:hAnsi="Times New Roman"/>
+          <w:sz w:val="24"/>
+          <w:u w:val="single"/>
+        </w:rPr>
+        <w:t xml:space="preserve"> </w:t>
+      </w:r>
+      <w:r>
+        <w:rPr>
+          <w:rFonts w:ascii="Times New Roman" w:hAnsi="Times New Roman"/>
+          <w:sz w:val="24"/>
+          <w:u w:val="single"/>
+        </w:rPr>
+        <w:t>бла́гання</w:t>
+      </w:r>
+      <w:r>
+        <w:rPr>
+          <w:rFonts w:ascii="Times New Roman" w:hAnsi="Times New Roman"/>
+          <w:sz w:val="24"/>
+          <w:u w:val="single"/>
+        </w:rPr>
+        <w:t xml:space="preserve"> мого́.</w:t>
       </w:r>
     </w:p>
     <w:p>
@@ -3963,98 +7505,369 @@
           <w:sz w:val="24"/>
           <w:szCs w:val="24"/>
         </w:rPr>
-        <w:t>Перед твоїм розп'яттям, Господи,* взяв ти своїх учнів на високу гору і преобразився перед ними,* освітлюючи їх промінням своєї могутности,* бо хотів показати і чоловіколюб'ям і своєю могутністю світлість воскресіння.* Його ти, Боже, і нас у мирі сподоби,* як милостивий і чоловіколюбець.</w:t>
-      </w:r>
-    </w:p>
-    <w:p>
-      <w:pPr>
-        <w:spacing w:after="120"/>
-        <w:jc w:val="both"/>
-        <w:rPr>
-          <w:rFonts w:ascii="Times New Roman" w:hAnsi="Times New Roman" w:cs="Times New Roman"/>
-          <w:sz w:val="24"/>
-          <w:szCs w:val="24"/>
+        <w:t>Перед твоїм розп'яттям, Господи,* взяв ти своїх учнів на високу гору і преобразився перед ними,* освітлюючи їх промінням своєї могутности,* бо хотів показати і людинолюб'ям і своєю могутністю світлість воскресіння.* Його ти, Боже, і нас у мирі сподоби,* як милостивий і чоловіколюбець.</w:t>
+      </w:r>
+    </w:p>
+    <w:p>
+      <w:pPr>
+        <w:pStyle w:val="a"/>
+        <w:spacing w:after="120"/>
+      </w:pPr>
+      <w:r>
+        <w:rPr>
+          <w:rFonts w:ascii="Times New Roman" w:hAnsi="Times New Roman"/>
+          <w:i/>
+          <w:color w:val="FF0000"/>
+          <w:sz w:val="24"/>
+        </w:rPr>
+        <w:t>Стих:</w:t>
+      </w:r>
+      <w:r>
+        <w:rPr>
+          <w:rFonts w:ascii="Times New Roman" w:hAnsi="Times New Roman"/>
+          <w:i/>
+          <w:sz w:val="24"/>
+        </w:rPr>
+        <w:t xml:space="preserve"> </w:t>
+      </w:r>
+      <w:r>
+        <w:rPr>
+          <w:rFonts w:ascii="Times New Roman" w:hAnsi="Times New Roman"/>
+          <w:sz w:val="24"/>
           <w:u w:val="single"/>
         </w:rPr>
-      </w:pPr>
-      <w:r>
-        <w:rPr>
-          <w:rFonts w:ascii="Times New Roman" w:hAnsi="Times New Roman" w:cs="Times New Roman"/>
-          <w:i/>
-          <w:color w:val="FF0000"/>
-          <w:sz w:val="24"/>
-          <w:szCs w:val="24"/>
-        </w:rPr>
-        <w:t xml:space="preserve">Стих: </w:t>
-      </w:r>
-      <w:r>
-        <w:rPr>
-          <w:rFonts w:ascii="Times New Roman" w:hAnsi="Times New Roman" w:cs="Times New Roman"/>
-          <w:sz w:val="24"/>
-          <w:szCs w:val="24"/>
+        <w:t>За́для</w:t>
+      </w:r>
+      <w:r>
+        <w:rPr>
+          <w:rFonts w:ascii="Times New Roman" w:hAnsi="Times New Roman"/>
+          <w:sz w:val="24"/>
           <w:u w:val="single"/>
         </w:rPr>
-        <w:t>Задля імени твого надіюсь на тебе, Господи,* надіється душа моя на слово твоє; надіється душа моя на Господа.</w:t>
-      </w:r>
-    </w:p>
-    <w:p>
-      <w:pPr>
-        <w:spacing w:after="120"/>
-        <w:jc w:val="both"/>
-        <w:rPr>
-          <w:rFonts w:ascii="Times New Roman" w:hAnsi="Times New Roman" w:cs="Times New Roman"/>
-          <w:i/>
-          <w:sz w:val="24"/>
-          <w:szCs w:val="24"/>
-        </w:rPr>
-      </w:pPr>
-      <w:r>
-        <w:rPr>
-          <w:rFonts w:ascii="Times New Roman" w:hAnsi="Times New Roman" w:cs="Times New Roman"/>
-          <w:sz w:val="24"/>
-          <w:szCs w:val="24"/>
-        </w:rPr>
-        <w:t>Перед твоїм розп'яттям, Господи,* взяв ти своїх учнів на високу гору і преобразився перед ними,* освітлюючи їх промінням своєї могутности,* бо хотів показати і чоловіколюб'ям і своєю могутністю світлість воскресіння.* Його ти, Боже, і нас у мирі сподоби,* як милостивий і чоловіколюбець.</w:t>
-      </w:r>
-    </w:p>
-    <w:p>
-      <w:pPr>
-        <w:spacing w:after="120"/>
-        <w:jc w:val="both"/>
-        <w:rPr>
-          <w:rFonts w:ascii="Times New Roman" w:hAnsi="Times New Roman" w:cs="Times New Roman"/>
-          <w:sz w:val="24"/>
-          <w:szCs w:val="24"/>
+        <w:t xml:space="preserve"> </w:t>
+      </w:r>
+      <w:r>
+        <w:rPr>
+          <w:rFonts w:ascii="Times New Roman" w:hAnsi="Times New Roman"/>
+          <w:sz w:val="24"/>
           <w:u w:val="single"/>
         </w:rPr>
-      </w:pPr>
-      <w:r>
-        <w:rPr>
-          <w:rFonts w:ascii="Times New Roman" w:hAnsi="Times New Roman" w:cs="Times New Roman"/>
-          <w:i/>
-          <w:color w:val="FF0000"/>
-          <w:sz w:val="24"/>
-          <w:szCs w:val="24"/>
+        <w:t>І́мени</w:t>
+      </w:r>
+      <w:r>
+        <w:rPr>
+          <w:rFonts w:ascii="Times New Roman" w:hAnsi="Times New Roman"/>
+          <w:sz w:val="24"/>
+          <w:u w:val="single"/>
+        </w:rPr>
+        <w:t xml:space="preserve"> Твого́ </w:t>
+      </w:r>
+      <w:r>
+        <w:rPr>
+          <w:rFonts w:ascii="Times New Roman" w:hAnsi="Times New Roman"/>
+          <w:sz w:val="24"/>
+          <w:u w:val="single"/>
+        </w:rPr>
+        <w:t>наді́юсь</w:t>
+      </w:r>
+      <w:r>
+        <w:rPr>
+          <w:rFonts w:ascii="Times New Roman" w:hAnsi="Times New Roman"/>
+          <w:sz w:val="24"/>
+          <w:u w:val="single"/>
+        </w:rPr>
+        <w:t xml:space="preserve"> на </w:t>
+      </w:r>
+      <w:r>
+        <w:rPr>
+          <w:rFonts w:ascii="Times New Roman" w:hAnsi="Times New Roman"/>
+          <w:sz w:val="24"/>
+          <w:u w:val="single"/>
+        </w:rPr>
+        <w:t>Те́бе</w:t>
+      </w:r>
+      <w:r>
+        <w:rPr>
+          <w:rFonts w:ascii="Times New Roman" w:hAnsi="Times New Roman"/>
+          <w:sz w:val="24"/>
+          <w:u w:val="single"/>
+        </w:rPr>
+        <w:t xml:space="preserve">, </w:t>
+      </w:r>
+      <w:r>
+        <w:rPr>
+          <w:rFonts w:ascii="Times New Roman" w:hAnsi="Times New Roman"/>
+          <w:sz w:val="24"/>
+          <w:u w:val="single"/>
+        </w:rPr>
+        <w:t>Го́споди</w:t>
+      </w:r>
+      <w:r>
+        <w:rPr>
+          <w:rFonts w:ascii="Times New Roman" w:hAnsi="Times New Roman"/>
+          <w:sz w:val="24"/>
+          <w:u w:val="single"/>
+        </w:rPr>
+        <w:t xml:space="preserve">, </w:t>
+      </w:r>
+      <w:r>
+        <w:rPr>
+          <w:rFonts w:ascii="Times New Roman" w:hAnsi="Times New Roman"/>
+          <w:sz w:val="24"/>
+          <w:u w:val="single"/>
+        </w:rPr>
+        <w:t>наді́ється</w:t>
+      </w:r>
+      <w:r>
+        <w:rPr>
+          <w:rFonts w:ascii="Times New Roman" w:hAnsi="Times New Roman"/>
+          <w:sz w:val="24"/>
+          <w:u w:val="single"/>
+        </w:rPr>
+        <w:t xml:space="preserve"> душа́ моя́ на </w:t>
+      </w:r>
+      <w:r>
+        <w:rPr>
+          <w:rFonts w:ascii="Times New Roman" w:hAnsi="Times New Roman"/>
+          <w:sz w:val="24"/>
+          <w:u w:val="single"/>
+        </w:rPr>
+        <w:t>сло́во</w:t>
+      </w:r>
+      <w:r>
+        <w:rPr>
+          <w:rFonts w:ascii="Times New Roman" w:hAnsi="Times New Roman"/>
+          <w:sz w:val="24"/>
+          <w:u w:val="single"/>
+        </w:rPr>
+        <w:t xml:space="preserve"> Твоє́;* </w:t>
+      </w:r>
+      <w:r>
+        <w:rPr>
+          <w:rFonts w:ascii="Times New Roman" w:hAnsi="Times New Roman"/>
+          <w:sz w:val="24"/>
+          <w:u w:val="single"/>
+        </w:rPr>
+        <w:t>наді́ється</w:t>
+      </w:r>
+      <w:r>
+        <w:rPr>
+          <w:rFonts w:ascii="Times New Roman" w:hAnsi="Times New Roman"/>
+          <w:sz w:val="24"/>
+          <w:u w:val="single"/>
+        </w:rPr>
+        <w:t xml:space="preserve"> душа́ моя́ на </w:t>
+      </w:r>
+      <w:r>
+        <w:rPr>
+          <w:rFonts w:ascii="Times New Roman" w:hAnsi="Times New Roman"/>
+          <w:sz w:val="24"/>
+          <w:u w:val="single"/>
+        </w:rPr>
+        <w:t>Го́спода</w:t>
+      </w:r>
+      <w:r>
+        <w:rPr>
+          <w:rFonts w:ascii="Times New Roman" w:hAnsi="Times New Roman"/>
+          <w:sz w:val="24"/>
+          <w:u w:val="single"/>
+        </w:rPr>
+        <w:t>.</w:t>
+      </w:r>
+    </w:p>
+    <w:p>
+      <w:pPr>
+        <w:spacing w:after="120"/>
+        <w:jc w:val="both"/>
+        <w:rPr>
+          <w:rFonts w:ascii="Times New Roman" w:hAnsi="Times New Roman" w:cs="Times New Roman"/>
+          <w:i/>
+          <w:sz w:val="24"/>
+          <w:szCs w:val="24"/>
+        </w:rPr>
+      </w:pPr>
+      <w:r>
+        <w:rPr>
+          <w:rFonts w:ascii="Times New Roman" w:hAnsi="Times New Roman" w:cs="Times New Roman"/>
+          <w:sz w:val="24"/>
+          <w:szCs w:val="24"/>
+        </w:rPr>
+        <w:t>Перед твоїм розп'яттям, Господи,* взяв ти своїх учнів на високу гору і преобразився перед ними,* освітлюючи їх промінням своєї могутности,* бо хотів показати і людинолюб'ям і своєю могутністю світлість воскресіння.* Його ти, Боже, і нас у мирі сподоби,* як милостивий і чоловіколюбець.</w:t>
+      </w:r>
+    </w:p>
+    <w:p>
+      <w:pPr>
+        <w:pStyle w:val="a"/>
+        <w:spacing w:after="120"/>
+      </w:pPr>
+      <w:r>
+        <w:rPr>
+          <w:rFonts w:ascii="Times New Roman" w:hAnsi="Times New Roman"/>
+          <w:i/>
+          <w:color w:val="FF0000"/>
+          <w:sz w:val="24"/>
         </w:rPr>
         <w:t>Стих:</w:t>
       </w:r>
       <w:r>
         <w:rPr>
-          <w:rFonts w:ascii="Times New Roman" w:hAnsi="Times New Roman" w:cs="Times New Roman"/>
-          <w:i/>
-          <w:sz w:val="24"/>
-          <w:szCs w:val="24"/>
+          <w:rFonts w:ascii="Times New Roman" w:hAnsi="Times New Roman"/>
+          <w:i/>
+          <w:sz w:val="24"/>
         </w:rPr>
         <w:t xml:space="preserve"> </w:t>
       </w:r>
       <w:r>
         <w:rPr>
-          <w:rFonts w:ascii="Times New Roman" w:hAnsi="Times New Roman" w:cs="Times New Roman"/>
-          <w:sz w:val="24"/>
-          <w:szCs w:val="24"/>
+          <w:rFonts w:ascii="Times New Roman" w:hAnsi="Times New Roman"/>
+          <w:sz w:val="24"/>
           <w:u w:val="single"/>
         </w:rPr>
-        <w:t>Від ранньої сторожі до ночі* від ранньої сторожі нехай уповає Ізраїль на Господа.</w:t>
+        <w:t xml:space="preserve">Від </w:t>
+      </w:r>
+      <w:r>
+        <w:rPr>
+          <w:rFonts w:ascii="Times New Roman" w:hAnsi="Times New Roman"/>
+          <w:sz w:val="24"/>
+          <w:u w:val="single"/>
+        </w:rPr>
+        <w:t>ра́нньої</w:t>
+      </w:r>
+      <w:r>
+        <w:rPr>
+          <w:rFonts w:ascii="Times New Roman" w:hAnsi="Times New Roman"/>
+          <w:sz w:val="24"/>
+          <w:u w:val="single"/>
+        </w:rPr>
+        <w:t xml:space="preserve"> </w:t>
+      </w:r>
+      <w:r>
+        <w:rPr>
+          <w:rFonts w:ascii="Times New Roman" w:hAnsi="Times New Roman"/>
+          <w:sz w:val="24"/>
+          <w:u w:val="single"/>
+        </w:rPr>
+        <w:t>сторо́жі</w:t>
+      </w:r>
+      <w:r>
+        <w:rPr>
+          <w:rFonts w:ascii="Times New Roman" w:hAnsi="Times New Roman"/>
+          <w:sz w:val="24"/>
+          <w:u w:val="single"/>
+        </w:rPr>
+        <w:t xml:space="preserve"> до </w:t>
+      </w:r>
+      <w:r>
+        <w:rPr>
+          <w:rFonts w:ascii="Times New Roman" w:hAnsi="Times New Roman"/>
+          <w:sz w:val="24"/>
+          <w:u w:val="single"/>
+        </w:rPr>
+        <w:t>но́чі</w:t>
+      </w:r>
+      <w:r>
+        <w:rPr>
+          <w:rFonts w:ascii="Times New Roman" w:hAnsi="Times New Roman"/>
+          <w:sz w:val="24"/>
+          <w:u w:val="single"/>
+        </w:rPr>
+        <w:t xml:space="preserve"> від </w:t>
+      </w:r>
+      <w:r>
+        <w:rPr>
+          <w:rFonts w:ascii="Times New Roman" w:hAnsi="Times New Roman"/>
+          <w:sz w:val="24"/>
+          <w:u w:val="single"/>
+        </w:rPr>
+        <w:t>ра́нньої</w:t>
+      </w:r>
+      <w:r>
+        <w:rPr>
+          <w:rFonts w:ascii="Times New Roman" w:hAnsi="Times New Roman"/>
+          <w:sz w:val="24"/>
+          <w:u w:val="single"/>
+        </w:rPr>
+        <w:t xml:space="preserve"> </w:t>
+      </w:r>
+      <w:r>
+        <w:rPr>
+          <w:rFonts w:ascii="Times New Roman" w:hAnsi="Times New Roman"/>
+          <w:sz w:val="24"/>
+          <w:u w:val="single"/>
+        </w:rPr>
+        <w:t>сторо́жі</w:t>
+      </w:r>
+      <w:r>
+        <w:rPr>
+          <w:rFonts w:ascii="Times New Roman" w:hAnsi="Times New Roman"/>
+          <w:sz w:val="24"/>
+          <w:u w:val="single"/>
+        </w:rPr>
+        <w:t xml:space="preserve">* </w:t>
+      </w:r>
+      <w:r>
+        <w:rPr>
+          <w:rFonts w:ascii="Times New Roman" w:hAnsi="Times New Roman"/>
+          <w:sz w:val="24"/>
+          <w:u w:val="single"/>
+        </w:rPr>
+        <w:t>неха́й</w:t>
+      </w:r>
+      <w:r>
+        <w:rPr>
+          <w:rFonts w:ascii="Times New Roman" w:hAnsi="Times New Roman"/>
+          <w:sz w:val="24"/>
+          <w:u w:val="single"/>
+        </w:rPr>
+        <w:t xml:space="preserve"> </w:t>
+      </w:r>
+      <w:r>
+        <w:rPr>
+          <w:rFonts w:ascii="Times New Roman" w:hAnsi="Times New Roman"/>
+          <w:sz w:val="24"/>
+          <w:u w:val="single"/>
+        </w:rPr>
+        <w:t>упова́є</w:t>
+      </w:r>
+      <w:r>
+        <w:rPr>
+          <w:rFonts w:ascii="Times New Roman" w:hAnsi="Times New Roman"/>
+          <w:sz w:val="24"/>
+          <w:u w:val="single"/>
+        </w:rPr>
+        <w:t xml:space="preserve"> </w:t>
+      </w:r>
+      <w:r>
+        <w:rPr>
+          <w:rFonts w:ascii="Times New Roman" w:hAnsi="Times New Roman"/>
+          <w:sz w:val="24"/>
+          <w:u w:val="single"/>
+        </w:rPr>
+        <w:t>Ізра́їль</w:t>
+      </w:r>
+      <w:r>
+        <w:rPr>
+          <w:rFonts w:ascii="Times New Roman" w:hAnsi="Times New Roman"/>
+          <w:sz w:val="24"/>
+          <w:u w:val="single"/>
+        </w:rPr>
+        <w:t xml:space="preserve"> на </w:t>
+      </w:r>
+      <w:r>
+        <w:rPr>
+          <w:rFonts w:ascii="Times New Roman" w:hAnsi="Times New Roman"/>
+          <w:sz w:val="24"/>
+          <w:u w:val="single"/>
+        </w:rPr>
+        <w:t>Го́спода</w:t>
+      </w:r>
+      <w:r>
+        <w:rPr>
+          <w:rFonts w:ascii="Times New Roman" w:hAnsi="Times New Roman"/>
+          <w:sz w:val="24"/>
+          <w:u w:val="single"/>
+        </w:rPr>
+        <w:t>.</w:t>
       </w:r>
     </w:p>
     <w:p>
@@ -4079,33 +7892,177 @@
     </w:p>
     <w:p>
       <w:pPr>
-        <w:spacing w:after="120"/>
-        <w:jc w:val="both"/>
-        <w:rPr>
-          <w:rFonts w:ascii="Times New Roman" w:hAnsi="Times New Roman" w:cs="Times New Roman"/>
-          <w:sz w:val="24"/>
-          <w:szCs w:val="24"/>
+        <w:pStyle w:val="a"/>
+        <w:spacing w:after="120"/>
+      </w:pPr>
+      <w:r>
+        <w:rPr>
+          <w:rFonts w:ascii="Times New Roman" w:hAnsi="Times New Roman"/>
+          <w:i/>
+          <w:color w:val="FF0000"/>
+          <w:sz w:val="24"/>
+        </w:rPr>
+        <w:t>Стих:</w:t>
+      </w:r>
+      <w:r>
+        <w:rPr>
+          <w:rFonts w:ascii="Times New Roman" w:hAnsi="Times New Roman"/>
+          <w:i/>
+          <w:sz w:val="24"/>
+        </w:rPr>
+        <w:t xml:space="preserve"> </w:t>
+      </w:r>
+      <w:r>
+        <w:rPr>
+          <w:rFonts w:ascii="Times New Roman" w:hAnsi="Times New Roman"/>
+          <w:sz w:val="24"/>
           <w:u w:val="single"/>
         </w:rPr>
-      </w:pPr>
-      <w:r>
-        <w:rPr>
-          <w:rFonts w:ascii="Times New Roman" w:hAnsi="Times New Roman" w:cs="Times New Roman"/>
-          <w:i/>
-          <w:color w:val="FF0000"/>
-          <w:sz w:val="24"/>
-          <w:szCs w:val="24"/>
-        </w:rPr>
-        <w:t xml:space="preserve">Стих: </w:t>
-      </w:r>
-      <w:r>
-        <w:rPr>
-          <w:rFonts w:ascii="Times New Roman" w:hAnsi="Times New Roman" w:cs="Times New Roman"/>
-          <w:sz w:val="24"/>
-          <w:szCs w:val="24"/>
+        <w:t xml:space="preserve">Бо в </w:t>
+      </w:r>
+      <w:r>
+        <w:rPr>
+          <w:rFonts w:ascii="Times New Roman" w:hAnsi="Times New Roman"/>
+          <w:sz w:val="24"/>
           <w:u w:val="single"/>
         </w:rPr>
-        <w:t>Бо в Господа милість і відкуплення велике в нього;* він визволить Ізраїля від усього беззаконня його.</w:t>
+        <w:t>Го́спода</w:t>
+      </w:r>
+      <w:r>
+        <w:rPr>
+          <w:rFonts w:ascii="Times New Roman" w:hAnsi="Times New Roman"/>
+          <w:sz w:val="24"/>
+          <w:u w:val="single"/>
+        </w:rPr>
+        <w:t xml:space="preserve"> </w:t>
+      </w:r>
+      <w:r>
+        <w:rPr>
+          <w:rFonts w:ascii="Times New Roman" w:hAnsi="Times New Roman"/>
+          <w:sz w:val="24"/>
+          <w:u w:val="single"/>
+        </w:rPr>
+        <w:t>ми́лість</w:t>
+      </w:r>
+      <w:r>
+        <w:rPr>
+          <w:rFonts w:ascii="Times New Roman" w:hAnsi="Times New Roman"/>
+          <w:sz w:val="24"/>
+          <w:u w:val="single"/>
+        </w:rPr>
+        <w:t xml:space="preserve"> і </w:t>
+      </w:r>
+      <w:r>
+        <w:rPr>
+          <w:rFonts w:ascii="Times New Roman" w:hAnsi="Times New Roman"/>
+          <w:sz w:val="24"/>
+          <w:u w:val="single"/>
+        </w:rPr>
+        <w:t>відку́плення</w:t>
+      </w:r>
+      <w:r>
+        <w:rPr>
+          <w:rFonts w:ascii="Times New Roman" w:hAnsi="Times New Roman"/>
+          <w:sz w:val="24"/>
+          <w:u w:val="single"/>
+        </w:rPr>
+        <w:t xml:space="preserve"> </w:t>
+      </w:r>
+      <w:r>
+        <w:rPr>
+          <w:rFonts w:ascii="Times New Roman" w:hAnsi="Times New Roman"/>
+          <w:sz w:val="24"/>
+          <w:u w:val="single"/>
+        </w:rPr>
+        <w:t>вели́ке</w:t>
+      </w:r>
+      <w:r>
+        <w:rPr>
+          <w:rFonts w:ascii="Times New Roman" w:hAnsi="Times New Roman"/>
+          <w:sz w:val="24"/>
+          <w:u w:val="single"/>
+        </w:rPr>
+        <w:t xml:space="preserve"> в </w:t>
+      </w:r>
+      <w:r>
+        <w:rPr>
+          <w:rFonts w:ascii="Times New Roman" w:hAnsi="Times New Roman"/>
+          <w:sz w:val="24"/>
+          <w:u w:val="single"/>
+        </w:rPr>
+        <w:t>Ньо́го</w:t>
+      </w:r>
+      <w:r>
+        <w:rPr>
+          <w:rFonts w:ascii="Times New Roman" w:hAnsi="Times New Roman"/>
+          <w:sz w:val="24"/>
+          <w:u w:val="single"/>
+        </w:rPr>
+        <w:t xml:space="preserve">;* Він </w:t>
+      </w:r>
+      <w:r>
+        <w:rPr>
+          <w:rFonts w:ascii="Times New Roman" w:hAnsi="Times New Roman"/>
+          <w:sz w:val="24"/>
+          <w:u w:val="single"/>
+        </w:rPr>
+        <w:t>ви́зволить</w:t>
+      </w:r>
+      <w:r>
+        <w:rPr>
+          <w:rFonts w:ascii="Times New Roman" w:hAnsi="Times New Roman"/>
+          <w:sz w:val="24"/>
+          <w:u w:val="single"/>
+        </w:rPr>
+        <w:t xml:space="preserve"> </w:t>
+      </w:r>
+      <w:r>
+        <w:rPr>
+          <w:rFonts w:ascii="Times New Roman" w:hAnsi="Times New Roman"/>
+          <w:sz w:val="24"/>
+          <w:u w:val="single"/>
+        </w:rPr>
+        <w:t>Ізра́їля</w:t>
+      </w:r>
+      <w:r>
+        <w:rPr>
+          <w:rFonts w:ascii="Times New Roman" w:hAnsi="Times New Roman"/>
+          <w:sz w:val="24"/>
+          <w:u w:val="single"/>
+        </w:rPr>
+        <w:t xml:space="preserve"> від </w:t>
+      </w:r>
+      <w:r>
+        <w:rPr>
+          <w:rFonts w:ascii="Times New Roman" w:hAnsi="Times New Roman"/>
+          <w:sz w:val="24"/>
+          <w:u w:val="single"/>
+        </w:rPr>
+        <w:t>усьо́го</w:t>
+      </w:r>
+      <w:r>
+        <w:rPr>
+          <w:rFonts w:ascii="Times New Roman" w:hAnsi="Times New Roman"/>
+          <w:sz w:val="24"/>
+          <w:u w:val="single"/>
+        </w:rPr>
+        <w:t xml:space="preserve"> </w:t>
+      </w:r>
+      <w:r>
+        <w:rPr>
+          <w:rFonts w:ascii="Times New Roman" w:hAnsi="Times New Roman"/>
+          <w:sz w:val="24"/>
+          <w:u w:val="single"/>
+        </w:rPr>
+        <w:t>беззако́ння</w:t>
+      </w:r>
+      <w:r>
+        <w:rPr>
+          <w:rFonts w:ascii="Times New Roman" w:hAnsi="Times New Roman"/>
+          <w:sz w:val="24"/>
+          <w:u w:val="single"/>
+        </w:rPr>
+        <w:t xml:space="preserve"> його́.</w:t>
       </w:r>
     </w:p>
     <w:p>
@@ -4153,92 +8110,228 @@
     </w:p>
     <w:p>
       <w:pPr>
-        <w:spacing w:after="120"/>
-        <w:jc w:val="both"/>
-        <w:rPr>
-          <w:rFonts w:ascii="Times New Roman" w:hAnsi="Times New Roman" w:cs="Times New Roman"/>
-          <w:sz w:val="24"/>
-          <w:szCs w:val="24"/>
+        <w:pStyle w:val="a"/>
+        <w:spacing w:after="120"/>
+      </w:pPr>
+      <w:r>
+        <w:rPr>
+          <w:rFonts w:ascii="Times New Roman" w:hAnsi="Times New Roman"/>
+          <w:i/>
+          <w:color w:val="FF0000"/>
+          <w:sz w:val="24"/>
+        </w:rPr>
+        <w:t>Стих:</w:t>
+      </w:r>
+      <w:r>
+        <w:rPr>
+          <w:rFonts w:ascii="Times New Roman" w:hAnsi="Times New Roman"/>
+          <w:i/>
+          <w:sz w:val="24"/>
+        </w:rPr>
+        <w:t xml:space="preserve"> </w:t>
+      </w:r>
+      <w:r>
+        <w:rPr>
+          <w:rFonts w:ascii="Times New Roman" w:hAnsi="Times New Roman"/>
+          <w:sz w:val="24"/>
           <w:u w:val="single"/>
         </w:rPr>
-      </w:pPr>
-      <w:r>
-        <w:rPr>
-          <w:rFonts w:ascii="Times New Roman" w:hAnsi="Times New Roman" w:cs="Times New Roman"/>
-          <w:i/>
-          <w:color w:val="FF0000"/>
-          <w:sz w:val="24"/>
-          <w:szCs w:val="24"/>
+        <w:t>Хвалі́те</w:t>
+      </w:r>
+      <w:r>
+        <w:rPr>
+          <w:rFonts w:ascii="Times New Roman" w:hAnsi="Times New Roman"/>
+          <w:sz w:val="24"/>
+          <w:u w:val="single"/>
+        </w:rPr>
+        <w:t xml:space="preserve"> </w:t>
+      </w:r>
+      <w:r>
+        <w:rPr>
+          <w:rFonts w:ascii="Times New Roman" w:hAnsi="Times New Roman"/>
+          <w:sz w:val="24"/>
+          <w:u w:val="single"/>
+        </w:rPr>
+        <w:t>Го́спода</w:t>
+      </w:r>
+      <w:r>
+        <w:rPr>
+          <w:rFonts w:ascii="Times New Roman" w:hAnsi="Times New Roman"/>
+          <w:sz w:val="24"/>
+          <w:u w:val="single"/>
+        </w:rPr>
+        <w:t xml:space="preserve"> всі </w:t>
+      </w:r>
+      <w:r>
+        <w:rPr>
+          <w:rFonts w:ascii="Times New Roman" w:hAnsi="Times New Roman"/>
+          <w:sz w:val="24"/>
+          <w:u w:val="single"/>
+        </w:rPr>
+        <w:t>наро́ди</w:t>
+      </w:r>
+      <w:r>
+        <w:rPr>
+          <w:rFonts w:ascii="Times New Roman" w:hAnsi="Times New Roman"/>
+          <w:sz w:val="24"/>
+          <w:u w:val="single"/>
+        </w:rPr>
+        <w:t xml:space="preserve">!* </w:t>
+      </w:r>
+      <w:r>
+        <w:rPr>
+          <w:rFonts w:ascii="Times New Roman" w:hAnsi="Times New Roman"/>
+          <w:sz w:val="24"/>
+          <w:u w:val="single"/>
+        </w:rPr>
+        <w:t>Прославля́йте</w:t>
+      </w:r>
+      <w:r>
+        <w:rPr>
+          <w:rFonts w:ascii="Times New Roman" w:hAnsi="Times New Roman"/>
+          <w:sz w:val="24"/>
+          <w:u w:val="single"/>
+        </w:rPr>
+        <w:t xml:space="preserve"> Його́ всі </w:t>
+      </w:r>
+      <w:r>
+        <w:rPr>
+          <w:rFonts w:ascii="Times New Roman" w:hAnsi="Times New Roman"/>
+          <w:sz w:val="24"/>
+          <w:u w:val="single"/>
+        </w:rPr>
+        <w:t>лю́ди</w:t>
+      </w:r>
+      <w:r>
+        <w:rPr>
+          <w:rFonts w:ascii="Times New Roman" w:hAnsi="Times New Roman"/>
+          <w:sz w:val="24"/>
+          <w:u w:val="single"/>
+        </w:rPr>
+        <w:t>!</w:t>
+      </w:r>
+    </w:p>
+    <w:p>
+      <w:pPr>
+        <w:spacing w:after="120"/>
+        <w:jc w:val="both"/>
+        <w:rPr>
+          <w:rFonts w:ascii="Times New Roman" w:hAnsi="Times New Roman" w:cs="Times New Roman"/>
+          <w:i/>
+          <w:sz w:val="24"/>
+          <w:szCs w:val="24"/>
+        </w:rPr>
+      </w:pPr>
+      <w:r>
+        <w:rPr>
+          <w:rFonts w:ascii="Times New Roman" w:hAnsi="Times New Roman" w:cs="Times New Roman"/>
+          <w:sz w:val="24"/>
+          <w:szCs w:val="24"/>
+        </w:rPr>
+        <w:t>Маючи при собі верховних учнів,* на високій горі преобразився Спас і заблистів преславно,* показуючи, що ті, які заясніли великими чеснотами,* удостояться божественної слави.* Христові співрозмовники – Мойсей та Ілля – об'явили,* що він – Господь, який володіє живими і мертвими* – Бог, який колись говорив через Закон і пророків.* Із світлої хмари голос Отця казав його слухатися, промовляючи:* Слухайтесь того, що хрестом подолав ад* і мертвим дав життя вічне.</w:t>
+      </w:r>
+    </w:p>
+    <w:p>
+      <w:pPr>
+        <w:pStyle w:val="a"/>
+        <w:spacing w:after="120"/>
+      </w:pPr>
+      <w:r>
+        <w:rPr>
+          <w:rFonts w:ascii="Times New Roman" w:hAnsi="Times New Roman"/>
+          <w:i/>
+          <w:color w:val="FF0000"/>
+          <w:sz w:val="24"/>
         </w:rPr>
         <w:t>Стих:</w:t>
       </w:r>
       <w:r>
         <w:rPr>
-          <w:rFonts w:ascii="Times New Roman" w:hAnsi="Times New Roman" w:cs="Times New Roman"/>
-          <w:i/>
-          <w:sz w:val="24"/>
-          <w:szCs w:val="24"/>
+          <w:rFonts w:ascii="Times New Roman" w:hAnsi="Times New Roman"/>
+          <w:i/>
+          <w:sz w:val="24"/>
         </w:rPr>
         <w:t xml:space="preserve"> </w:t>
       </w:r>
       <w:r>
         <w:rPr>
-          <w:rFonts w:ascii="Times New Roman" w:hAnsi="Times New Roman" w:cs="Times New Roman"/>
-          <w:sz w:val="24"/>
-          <w:szCs w:val="24"/>
+          <w:rFonts w:ascii="Times New Roman" w:hAnsi="Times New Roman"/>
+          <w:sz w:val="24"/>
           <w:u w:val="single"/>
         </w:rPr>
-        <w:t>Хваліте Господа всі народи!* Прославляйте його всі люди!</w:t>
-      </w:r>
-    </w:p>
-    <w:p>
-      <w:pPr>
-        <w:spacing w:after="120"/>
-        <w:jc w:val="both"/>
-        <w:rPr>
-          <w:rFonts w:ascii="Times New Roman" w:hAnsi="Times New Roman" w:cs="Times New Roman"/>
-          <w:i/>
-          <w:sz w:val="24"/>
-          <w:szCs w:val="24"/>
-        </w:rPr>
-      </w:pPr>
-      <w:r>
-        <w:rPr>
-          <w:rFonts w:ascii="Times New Roman" w:hAnsi="Times New Roman" w:cs="Times New Roman"/>
-          <w:sz w:val="24"/>
-          <w:szCs w:val="24"/>
-        </w:rPr>
-        <w:t>Маючи при собі верховних учнів,* на високій горі преобразився Спас і заблистів преславно,* показуючи, що ті, які заясніли великими чеснотами,* удостояться божественної слави.* Христові співрозмовники – Мойсей та Ілля – об'явили,* що він – Господь, який володіє живими і мертвими* – Бог, який колись говорив через Закон і пророків.* Із світлої хмари голос Отця казав його слухатися, промовляючи:* Слухайтесь того, що хрестом подолав ад* і мертвим дав життя вічне.</w:t>
-      </w:r>
-    </w:p>
-    <w:p>
-      <w:pPr>
-        <w:spacing w:after="120"/>
-        <w:jc w:val="both"/>
-        <w:rPr>
-          <w:rFonts w:ascii="Times New Roman" w:hAnsi="Times New Roman" w:cs="Times New Roman"/>
-          <w:sz w:val="24"/>
-          <w:szCs w:val="24"/>
-        </w:rPr>
-      </w:pPr>
-      <w:r>
-        <w:rPr>
-          <w:rFonts w:ascii="Times New Roman" w:hAnsi="Times New Roman" w:cs="Times New Roman"/>
-          <w:i/>
-          <w:color w:val="FF0000"/>
-          <w:sz w:val="24"/>
-          <w:szCs w:val="24"/>
-        </w:rPr>
-        <w:t xml:space="preserve">Стих: </w:t>
-      </w:r>
-      <w:r>
-        <w:rPr>
-          <w:rFonts w:ascii="Times New Roman" w:hAnsi="Times New Roman" w:cs="Times New Roman"/>
-          <w:sz w:val="24"/>
-          <w:szCs w:val="24"/>
+        <w:t>Вели́ке</w:t>
+      </w:r>
+      <w:r>
+        <w:rPr>
+          <w:rFonts w:ascii="Times New Roman" w:hAnsi="Times New Roman"/>
+          <w:sz w:val="24"/>
           <w:u w:val="single"/>
         </w:rPr>
-        <w:t>Велике бо до нас його милосердя, і вірність Господа повіки.</w:t>
+        <w:t xml:space="preserve"> бо до нас Його́ </w:t>
+      </w:r>
+      <w:r>
+        <w:rPr>
+          <w:rFonts w:ascii="Times New Roman" w:hAnsi="Times New Roman"/>
+          <w:sz w:val="24"/>
+          <w:u w:val="single"/>
+        </w:rPr>
+        <w:t>милосе́рдя</w:t>
+      </w:r>
+      <w:r>
+        <w:rPr>
+          <w:rFonts w:ascii="Times New Roman" w:hAnsi="Times New Roman"/>
+          <w:sz w:val="24"/>
+          <w:u w:val="single"/>
+        </w:rPr>
+        <w:t xml:space="preserve">,* і </w:t>
+      </w:r>
+      <w:r>
+        <w:rPr>
+          <w:rFonts w:ascii="Times New Roman" w:hAnsi="Times New Roman"/>
+          <w:sz w:val="24"/>
+          <w:u w:val="single"/>
+        </w:rPr>
+        <w:t>ві́рність</w:t>
+      </w:r>
+      <w:r>
+        <w:rPr>
+          <w:rFonts w:ascii="Times New Roman" w:hAnsi="Times New Roman"/>
+          <w:sz w:val="24"/>
+          <w:u w:val="single"/>
+        </w:rPr>
+        <w:t xml:space="preserve"> </w:t>
+      </w:r>
+      <w:r>
+        <w:rPr>
+          <w:rFonts w:ascii="Times New Roman" w:hAnsi="Times New Roman"/>
+          <w:sz w:val="24"/>
+          <w:u w:val="single"/>
+        </w:rPr>
+        <w:t>Го́спода</w:t>
+      </w:r>
+      <w:r>
+        <w:rPr>
+          <w:rFonts w:ascii="Times New Roman" w:hAnsi="Times New Roman"/>
+          <w:sz w:val="24"/>
+          <w:u w:val="single"/>
+        </w:rPr>
+        <w:t xml:space="preserve"> </w:t>
+      </w:r>
+      <w:r>
+        <w:rPr>
+          <w:rFonts w:ascii="Times New Roman" w:hAnsi="Times New Roman"/>
+          <w:sz w:val="24"/>
+          <w:u w:val="single"/>
+        </w:rPr>
+        <w:t>пові́ки</w:t>
+      </w:r>
+      <w:r>
+        <w:rPr>
+          <w:rFonts w:ascii="Times New Roman" w:hAnsi="Times New Roman"/>
+          <w:sz w:val="24"/>
+          <w:u w:val="single"/>
+        </w:rPr>
+        <w:t>.</w:t>
       </w:r>
     </w:p>
     <w:p>
@@ -4529,40 +8622,473 @@
     </w:p>
     <w:p>
       <w:pPr>
-        <w:spacing w:after="120"/>
-        <w:jc w:val="both"/>
-        <w:rPr>
-          <w:rFonts w:ascii="Times New Roman" w:hAnsi="Times New Roman" w:cs="Times New Roman"/>
-          <w:sz w:val="24"/>
-          <w:szCs w:val="24"/>
-        </w:rPr>
-      </w:pPr>
-      <w:r>
-        <w:rPr>
-          <w:rFonts w:ascii="Times New Roman" w:hAnsi="Times New Roman" w:cs="Times New Roman"/>
-          <w:i/>
-          <w:color w:val="FF0000"/>
-          <w:sz w:val="24"/>
-          <w:szCs w:val="24"/>
+        <w:pStyle w:val="a"/>
+        <w:spacing w:after="120"/>
+      </w:pPr>
+      <w:r>
+        <w:rPr>
+          <w:rFonts w:ascii="Times New Roman" w:hAnsi="Times New Roman"/>
+          <w:i/>
+          <w:color w:val="FF0000"/>
+          <w:sz w:val="24"/>
         </w:rPr>
         <w:t>Вірні:</w:t>
       </w:r>
       <w:r>
         <w:rPr>
-          <w:rFonts w:ascii="Times New Roman" w:hAnsi="Times New Roman" w:cs="Times New Roman"/>
-          <w:color w:val="FF0000"/>
-          <w:sz w:val="24"/>
-          <w:szCs w:val="24"/>
+          <w:rFonts w:ascii="Times New Roman" w:hAnsi="Times New Roman"/>
+          <w:color w:val="FF0000"/>
+          <w:sz w:val="24"/>
         </w:rPr>
         <w:t xml:space="preserve"> </w:t>
       </w:r>
       <w:r>
         <w:rPr>
-          <w:rFonts w:ascii="Times New Roman" w:hAnsi="Times New Roman" w:cs="Times New Roman"/>
-          <w:sz w:val="24"/>
-          <w:szCs w:val="24"/>
-        </w:rPr>
-        <w:t>Світло тихе святої слави, безсмертного Отця небесного, святого, блаженного, Ісусе Христе! Доживши до заходу сонця, бачивши світло вечірнє, славимо Отця, і Сина, і Святого Духа – Бога. Достойно є повсякчас прославляти тебе голосами побожними, Сину Божий, що життя даєш усьому світу; тому світ увесь славить тебе.</w:t>
+          <w:rFonts w:ascii="Times New Roman" w:hAnsi="Times New Roman"/>
+          <w:sz w:val="24"/>
+        </w:rPr>
+        <w:t>Сві́тло</w:t>
+      </w:r>
+      <w:r>
+        <w:rPr>
+          <w:rFonts w:ascii="Times New Roman" w:hAnsi="Times New Roman"/>
+          <w:sz w:val="24"/>
+        </w:rPr>
+        <w:t xml:space="preserve"> </w:t>
+      </w:r>
+      <w:r>
+        <w:rPr>
+          <w:rFonts w:ascii="Times New Roman" w:hAnsi="Times New Roman"/>
+          <w:sz w:val="24"/>
+        </w:rPr>
+        <w:t>ти́хе</w:t>
+      </w:r>
+      <w:r>
+        <w:rPr>
+          <w:rFonts w:ascii="Times New Roman" w:hAnsi="Times New Roman"/>
+          <w:sz w:val="24"/>
+        </w:rPr>
+        <w:t xml:space="preserve"> </w:t>
+      </w:r>
+      <w:r>
+        <w:rPr>
+          <w:rFonts w:ascii="Times New Roman" w:hAnsi="Times New Roman"/>
+          <w:sz w:val="24"/>
+        </w:rPr>
+        <w:t>свято́ї</w:t>
+      </w:r>
+      <w:r>
+        <w:rPr>
+          <w:rFonts w:ascii="Times New Roman" w:hAnsi="Times New Roman"/>
+          <w:sz w:val="24"/>
+        </w:rPr>
+        <w:t xml:space="preserve"> </w:t>
+      </w:r>
+      <w:r>
+        <w:rPr>
+          <w:rFonts w:ascii="Times New Roman" w:hAnsi="Times New Roman"/>
+          <w:sz w:val="24"/>
+        </w:rPr>
+        <w:t>сла́ви</w:t>
+      </w:r>
+      <w:r>
+        <w:rPr>
+          <w:rFonts w:ascii="Times New Roman" w:hAnsi="Times New Roman"/>
+          <w:sz w:val="24"/>
+        </w:rPr>
+        <w:t xml:space="preserve"> </w:t>
+      </w:r>
+      <w:r>
+        <w:rPr>
+          <w:rFonts w:ascii="Times New Roman" w:hAnsi="Times New Roman"/>
+          <w:sz w:val="24"/>
+        </w:rPr>
+        <w:t>безсме́ртного</w:t>
+      </w:r>
+      <w:r>
+        <w:rPr>
+          <w:rFonts w:ascii="Times New Roman" w:hAnsi="Times New Roman"/>
+          <w:sz w:val="24"/>
+        </w:rPr>
+        <w:t xml:space="preserve"> Отця́ </w:t>
+      </w:r>
+      <w:r>
+        <w:rPr>
+          <w:rFonts w:ascii="Times New Roman" w:hAnsi="Times New Roman"/>
+          <w:sz w:val="24"/>
+        </w:rPr>
+        <w:t>небе́сного</w:t>
+      </w:r>
+      <w:r>
+        <w:rPr>
+          <w:rFonts w:ascii="Times New Roman" w:hAnsi="Times New Roman"/>
+          <w:sz w:val="24"/>
+        </w:rPr>
+        <w:t xml:space="preserve">, </w:t>
+      </w:r>
+      <w:r>
+        <w:rPr>
+          <w:rFonts w:ascii="Times New Roman" w:hAnsi="Times New Roman"/>
+          <w:sz w:val="24"/>
+        </w:rPr>
+        <w:t>свято́го</w:t>
+      </w:r>
+      <w:r>
+        <w:rPr>
+          <w:rFonts w:ascii="Times New Roman" w:hAnsi="Times New Roman"/>
+          <w:sz w:val="24"/>
+        </w:rPr>
+        <w:t xml:space="preserve">, </w:t>
+      </w:r>
+      <w:r>
+        <w:rPr>
+          <w:rFonts w:ascii="Times New Roman" w:hAnsi="Times New Roman"/>
+          <w:sz w:val="24"/>
+        </w:rPr>
+        <w:t>блаже́нного</w:t>
+      </w:r>
+      <w:r>
+        <w:rPr>
+          <w:rFonts w:ascii="Times New Roman" w:hAnsi="Times New Roman"/>
+          <w:sz w:val="24"/>
+        </w:rPr>
+        <w:t xml:space="preserve">, </w:t>
+      </w:r>
+      <w:r>
+        <w:rPr>
+          <w:rFonts w:ascii="Times New Roman" w:hAnsi="Times New Roman"/>
+          <w:sz w:val="24"/>
+        </w:rPr>
+        <w:t>Ісу́се</w:t>
+      </w:r>
+      <w:r>
+        <w:rPr>
+          <w:rFonts w:ascii="Times New Roman" w:hAnsi="Times New Roman"/>
+          <w:sz w:val="24"/>
+        </w:rPr>
+        <w:t xml:space="preserve"> </w:t>
+      </w:r>
+      <w:r>
+        <w:rPr>
+          <w:rFonts w:ascii="Times New Roman" w:hAnsi="Times New Roman"/>
+          <w:sz w:val="24"/>
+        </w:rPr>
+        <w:t>Хри́сте</w:t>
+      </w:r>
+      <w:r>
+        <w:rPr>
+          <w:rFonts w:ascii="Times New Roman" w:hAnsi="Times New Roman"/>
+          <w:sz w:val="24"/>
+        </w:rPr>
+        <w:t xml:space="preserve">, </w:t>
+      </w:r>
+      <w:r>
+        <w:rPr>
+          <w:rFonts w:ascii="Times New Roman" w:hAnsi="Times New Roman"/>
+          <w:sz w:val="24"/>
+        </w:rPr>
+        <w:t>дожи́вши</w:t>
+      </w:r>
+      <w:r>
+        <w:rPr>
+          <w:rFonts w:ascii="Times New Roman" w:hAnsi="Times New Roman"/>
+          <w:sz w:val="24"/>
+        </w:rPr>
+        <w:t xml:space="preserve"> до </w:t>
+      </w:r>
+      <w:r>
+        <w:rPr>
+          <w:rFonts w:ascii="Times New Roman" w:hAnsi="Times New Roman"/>
+          <w:sz w:val="24"/>
+        </w:rPr>
+        <w:t>за́ходу</w:t>
+      </w:r>
+      <w:r>
+        <w:rPr>
+          <w:rFonts w:ascii="Times New Roman" w:hAnsi="Times New Roman"/>
+          <w:sz w:val="24"/>
+        </w:rPr>
+        <w:t xml:space="preserve"> </w:t>
+      </w:r>
+      <w:r>
+        <w:rPr>
+          <w:rFonts w:ascii="Times New Roman" w:hAnsi="Times New Roman"/>
+          <w:sz w:val="24"/>
+        </w:rPr>
+        <w:t>со́нця</w:t>
+      </w:r>
+      <w:r>
+        <w:rPr>
+          <w:rFonts w:ascii="Times New Roman" w:hAnsi="Times New Roman"/>
+          <w:sz w:val="24"/>
+        </w:rPr>
+        <w:t xml:space="preserve">, </w:t>
+      </w:r>
+      <w:r>
+        <w:rPr>
+          <w:rFonts w:ascii="Times New Roman" w:hAnsi="Times New Roman"/>
+          <w:sz w:val="24"/>
+        </w:rPr>
+        <w:t>поба́чивши</w:t>
+      </w:r>
+      <w:r>
+        <w:rPr>
+          <w:rFonts w:ascii="Times New Roman" w:hAnsi="Times New Roman"/>
+          <w:sz w:val="24"/>
+        </w:rPr>
+        <w:t xml:space="preserve"> </w:t>
+      </w:r>
+      <w:r>
+        <w:rPr>
+          <w:rFonts w:ascii="Times New Roman" w:hAnsi="Times New Roman"/>
+          <w:sz w:val="24"/>
+        </w:rPr>
+        <w:t>сві́тло</w:t>
+      </w:r>
+      <w:r>
+        <w:rPr>
+          <w:rFonts w:ascii="Times New Roman" w:hAnsi="Times New Roman"/>
+          <w:sz w:val="24"/>
+        </w:rPr>
+        <w:t xml:space="preserve"> </w:t>
+      </w:r>
+      <w:r>
+        <w:rPr>
+          <w:rFonts w:ascii="Times New Roman" w:hAnsi="Times New Roman"/>
+          <w:sz w:val="24"/>
+        </w:rPr>
+        <w:t>вечі́рнє</w:t>
+      </w:r>
+      <w:r>
+        <w:rPr>
+          <w:rFonts w:ascii="Times New Roman" w:hAnsi="Times New Roman"/>
+          <w:sz w:val="24"/>
+        </w:rPr>
+        <w:t xml:space="preserve">, </w:t>
+      </w:r>
+      <w:r>
+        <w:rPr>
+          <w:rFonts w:ascii="Times New Roman" w:hAnsi="Times New Roman"/>
+          <w:sz w:val="24"/>
+        </w:rPr>
+        <w:t>сла́вимо</w:t>
+      </w:r>
+      <w:r>
+        <w:rPr>
+          <w:rFonts w:ascii="Times New Roman" w:hAnsi="Times New Roman"/>
+          <w:sz w:val="24"/>
+        </w:rPr>
+        <w:t xml:space="preserve"> Отця́, і </w:t>
+      </w:r>
+      <w:r>
+        <w:rPr>
+          <w:rFonts w:ascii="Times New Roman" w:hAnsi="Times New Roman"/>
+          <w:sz w:val="24"/>
+        </w:rPr>
+        <w:t>Си́на</w:t>
+      </w:r>
+      <w:r>
+        <w:rPr>
+          <w:rFonts w:ascii="Times New Roman" w:hAnsi="Times New Roman"/>
+          <w:sz w:val="24"/>
+        </w:rPr>
+        <w:t xml:space="preserve">, і </w:t>
+      </w:r>
+      <w:r>
+        <w:rPr>
+          <w:rFonts w:ascii="Times New Roman" w:hAnsi="Times New Roman"/>
+          <w:sz w:val="24"/>
+        </w:rPr>
+        <w:t>Свято́го</w:t>
+      </w:r>
+      <w:r>
+        <w:rPr>
+          <w:rFonts w:ascii="Times New Roman" w:hAnsi="Times New Roman"/>
+          <w:sz w:val="24"/>
+        </w:rPr>
+        <w:t xml:space="preserve"> </w:t>
+      </w:r>
+      <w:r>
+        <w:rPr>
+          <w:rFonts w:ascii="Times New Roman" w:hAnsi="Times New Roman"/>
+          <w:sz w:val="24"/>
+        </w:rPr>
+        <w:t>Ду́ха</w:t>
+      </w:r>
+      <w:r>
+        <w:rPr>
+          <w:rFonts w:ascii="Times New Roman" w:hAnsi="Times New Roman"/>
+          <w:sz w:val="24"/>
+        </w:rPr>
+        <w:t xml:space="preserve"> – </w:t>
+      </w:r>
+      <w:r>
+        <w:rPr>
+          <w:rFonts w:ascii="Times New Roman" w:hAnsi="Times New Roman"/>
+          <w:sz w:val="24"/>
+        </w:rPr>
+        <w:t>Бо́га</w:t>
+      </w:r>
+      <w:r>
+        <w:rPr>
+          <w:rFonts w:ascii="Times New Roman" w:hAnsi="Times New Roman"/>
+          <w:sz w:val="24"/>
+        </w:rPr>
+        <w:t xml:space="preserve">. </w:t>
+      </w:r>
+      <w:r>
+        <w:rPr>
+          <w:rFonts w:ascii="Times New Roman" w:hAnsi="Times New Roman"/>
+          <w:sz w:val="24"/>
+        </w:rPr>
+        <w:t>Досто́йно</w:t>
+      </w:r>
+      <w:r>
+        <w:rPr>
+          <w:rFonts w:ascii="Times New Roman" w:hAnsi="Times New Roman"/>
+          <w:sz w:val="24"/>
+        </w:rPr>
+        <w:t xml:space="preserve"> є </w:t>
+      </w:r>
+      <w:r>
+        <w:rPr>
+          <w:rFonts w:ascii="Times New Roman" w:hAnsi="Times New Roman"/>
+          <w:sz w:val="24"/>
+        </w:rPr>
+        <w:t>повсякча́с</w:t>
+      </w:r>
+      <w:r>
+        <w:rPr>
+          <w:rFonts w:ascii="Times New Roman" w:hAnsi="Times New Roman"/>
+          <w:sz w:val="24"/>
+        </w:rPr>
+        <w:t xml:space="preserve"> </w:t>
+      </w:r>
+      <w:r>
+        <w:rPr>
+          <w:rFonts w:ascii="Times New Roman" w:hAnsi="Times New Roman"/>
+          <w:sz w:val="24"/>
+        </w:rPr>
+        <w:t>прославля́ти</w:t>
+      </w:r>
+      <w:r>
+        <w:rPr>
+          <w:rFonts w:ascii="Times New Roman" w:hAnsi="Times New Roman"/>
+          <w:sz w:val="24"/>
+        </w:rPr>
+        <w:t xml:space="preserve"> Тебе́ </w:t>
+      </w:r>
+      <w:r>
+        <w:rPr>
+          <w:rFonts w:ascii="Times New Roman" w:hAnsi="Times New Roman"/>
+          <w:sz w:val="24"/>
+        </w:rPr>
+        <w:t>голоса́ми</w:t>
+      </w:r>
+      <w:r>
+        <w:rPr>
+          <w:rFonts w:ascii="Times New Roman" w:hAnsi="Times New Roman"/>
+          <w:sz w:val="24"/>
+        </w:rPr>
+        <w:t xml:space="preserve"> </w:t>
+      </w:r>
+      <w:r>
+        <w:rPr>
+          <w:rFonts w:ascii="Times New Roman" w:hAnsi="Times New Roman"/>
+          <w:sz w:val="24"/>
+        </w:rPr>
+        <w:t>побо́жними</w:t>
+      </w:r>
+      <w:r>
+        <w:rPr>
+          <w:rFonts w:ascii="Times New Roman" w:hAnsi="Times New Roman"/>
+          <w:sz w:val="24"/>
+        </w:rPr>
+        <w:t xml:space="preserve">, </w:t>
+      </w:r>
+      <w:r>
+        <w:rPr>
+          <w:rFonts w:ascii="Times New Roman" w:hAnsi="Times New Roman"/>
+          <w:sz w:val="24"/>
+        </w:rPr>
+        <w:t>Си́ну</w:t>
+      </w:r>
+      <w:r>
+        <w:rPr>
+          <w:rFonts w:ascii="Times New Roman" w:hAnsi="Times New Roman"/>
+          <w:sz w:val="24"/>
+        </w:rPr>
+        <w:t xml:space="preserve"> </w:t>
+      </w:r>
+      <w:r>
+        <w:rPr>
+          <w:rFonts w:ascii="Times New Roman" w:hAnsi="Times New Roman"/>
+          <w:sz w:val="24"/>
+        </w:rPr>
+        <w:t>Бо́жий</w:t>
+      </w:r>
+      <w:r>
+        <w:rPr>
+          <w:rFonts w:ascii="Times New Roman" w:hAnsi="Times New Roman"/>
+          <w:sz w:val="24"/>
+        </w:rPr>
+        <w:t xml:space="preserve">, що життя́ </w:t>
+      </w:r>
+      <w:r>
+        <w:rPr>
+          <w:rFonts w:ascii="Times New Roman" w:hAnsi="Times New Roman"/>
+          <w:sz w:val="24"/>
+        </w:rPr>
+        <w:t>дає́ш</w:t>
+      </w:r>
+      <w:r>
+        <w:rPr>
+          <w:rFonts w:ascii="Times New Roman" w:hAnsi="Times New Roman"/>
+          <w:sz w:val="24"/>
+        </w:rPr>
+        <w:t xml:space="preserve"> усьому́ </w:t>
+      </w:r>
+      <w:r>
+        <w:rPr>
+          <w:rFonts w:ascii="Times New Roman" w:hAnsi="Times New Roman"/>
+          <w:sz w:val="24"/>
+        </w:rPr>
+        <w:t>сві́ту</w:t>
+      </w:r>
+      <w:r>
+        <w:rPr>
+          <w:rFonts w:ascii="Times New Roman" w:hAnsi="Times New Roman"/>
+          <w:sz w:val="24"/>
+        </w:rPr>
+        <w:t xml:space="preserve">, тому́ світ </w:t>
+      </w:r>
+      <w:r>
+        <w:rPr>
+          <w:rFonts w:ascii="Times New Roman" w:hAnsi="Times New Roman"/>
+          <w:sz w:val="24"/>
+        </w:rPr>
+        <w:t>уве́сь</w:t>
+      </w:r>
+      <w:r>
+        <w:rPr>
+          <w:rFonts w:ascii="Times New Roman" w:hAnsi="Times New Roman"/>
+          <w:sz w:val="24"/>
+        </w:rPr>
+        <w:t xml:space="preserve"> </w:t>
+      </w:r>
+      <w:r>
+        <w:rPr>
+          <w:rFonts w:ascii="Times New Roman" w:hAnsi="Times New Roman"/>
+          <w:sz w:val="24"/>
+        </w:rPr>
+        <w:t>сла́вить</w:t>
+      </w:r>
+      <w:r>
+        <w:rPr>
+          <w:rFonts w:ascii="Times New Roman" w:hAnsi="Times New Roman"/>
+          <w:sz w:val="24"/>
+        </w:rPr>
+        <w:t xml:space="preserve"> Тебе́.</w:t>
       </w:r>
     </w:p>
     <w:p>
@@ -5826,193 +10352,776 @@
     </w:p>
     <w:p>
       <w:pPr>
-        <w:spacing w:after="120"/>
-        <w:jc w:val="both"/>
-        <w:rPr>
-          <w:rFonts w:ascii="Times New Roman" w:hAnsi="Times New Roman" w:cs="Times New Roman"/>
-          <w:sz w:val="24"/>
-          <w:szCs w:val="24"/>
-        </w:rPr>
-      </w:pPr>
-      <w:r>
-        <w:rPr>
-          <w:rFonts w:ascii="Times New Roman" w:hAnsi="Times New Roman" w:cs="Times New Roman"/>
-          <w:sz w:val="24"/>
-          <w:szCs w:val="24"/>
-        </w:rPr>
-        <w:t>Сподоби, Господи, цього вечора* без гріха зберегтися нам.</w:t>
-      </w:r>
-    </w:p>
-    <w:p>
-      <w:pPr>
-        <w:spacing w:after="120"/>
-        <w:jc w:val="both"/>
-        <w:rPr>
-          <w:rFonts w:ascii="Times New Roman" w:hAnsi="Times New Roman" w:cs="Times New Roman"/>
-          <w:sz w:val="24"/>
-          <w:szCs w:val="24"/>
-        </w:rPr>
-      </w:pPr>
-      <w:r>
-        <w:rPr>
-          <w:rFonts w:ascii="Times New Roman" w:hAnsi="Times New Roman" w:cs="Times New Roman"/>
-          <w:sz w:val="24"/>
-          <w:szCs w:val="24"/>
-        </w:rPr>
-        <w:t>Благословенний ти, Господи, Боже отців наших,* і хвальне і прославлене ім'я твоє навіки. Амінь.</w:t>
-      </w:r>
-    </w:p>
-    <w:p>
-      <w:pPr>
-        <w:spacing w:after="120"/>
-        <w:jc w:val="both"/>
-        <w:rPr>
-          <w:rFonts w:ascii="Times New Roman" w:hAnsi="Times New Roman" w:cs="Times New Roman"/>
-          <w:sz w:val="24"/>
-          <w:szCs w:val="24"/>
-        </w:rPr>
-      </w:pPr>
-      <w:r>
-        <w:rPr>
-          <w:rFonts w:ascii="Times New Roman" w:hAnsi="Times New Roman" w:cs="Times New Roman"/>
-          <w:sz w:val="24"/>
-          <w:szCs w:val="24"/>
-        </w:rPr>
-        <w:t>Нехай буде, Господи, милість твоя на нас,* бо ми надіємось на тебе.</w:t>
-      </w:r>
-    </w:p>
-    <w:p>
-      <w:pPr>
-        <w:spacing w:after="120"/>
-        <w:jc w:val="both"/>
-        <w:rPr>
-          <w:rFonts w:ascii="Times New Roman" w:hAnsi="Times New Roman" w:cs="Times New Roman"/>
-          <w:sz w:val="24"/>
-          <w:szCs w:val="24"/>
-        </w:rPr>
-      </w:pPr>
-      <w:r>
-        <w:rPr>
-          <w:rFonts w:ascii="Times New Roman" w:hAnsi="Times New Roman" w:cs="Times New Roman"/>
-          <w:sz w:val="24"/>
-          <w:szCs w:val="24"/>
-        </w:rPr>
-        <w:t>Благословенний ти, Господи,* навчи мене установ твоїх.</w:t>
-      </w:r>
-    </w:p>
-    <w:p>
-      <w:pPr>
-        <w:spacing w:after="120"/>
-        <w:jc w:val="both"/>
-        <w:rPr>
-          <w:rFonts w:ascii="Times New Roman" w:hAnsi="Times New Roman" w:cs="Times New Roman"/>
-          <w:sz w:val="24"/>
-          <w:szCs w:val="24"/>
-        </w:rPr>
-      </w:pPr>
-      <w:r>
-        <w:rPr>
-          <w:rFonts w:ascii="Times New Roman" w:hAnsi="Times New Roman" w:cs="Times New Roman"/>
-          <w:sz w:val="24"/>
-          <w:szCs w:val="24"/>
-        </w:rPr>
-        <w:t>Благословенний ти, Владико,* врозуми мене установами твоїми.</w:t>
-      </w:r>
-    </w:p>
-    <w:p>
-      <w:pPr>
-        <w:spacing w:after="120"/>
-        <w:jc w:val="both"/>
-        <w:rPr>
-          <w:rFonts w:ascii="Times New Roman" w:hAnsi="Times New Roman" w:cs="Times New Roman"/>
-          <w:sz w:val="24"/>
-          <w:szCs w:val="24"/>
-        </w:rPr>
-      </w:pPr>
-      <w:r>
-        <w:rPr>
-          <w:rFonts w:ascii="Times New Roman" w:hAnsi="Times New Roman" w:cs="Times New Roman"/>
-          <w:sz w:val="24"/>
-          <w:szCs w:val="24"/>
-        </w:rPr>
-        <w:t>Благословенний ти, Святий,* просвіти мене установами твоїми.</w:t>
-      </w:r>
-    </w:p>
-    <w:p>
-      <w:pPr>
-        <w:spacing w:after="120"/>
-        <w:jc w:val="both"/>
-        <w:rPr>
-          <w:rFonts w:ascii="Times New Roman" w:hAnsi="Times New Roman" w:cs="Times New Roman"/>
-          <w:sz w:val="24"/>
-          <w:szCs w:val="24"/>
-        </w:rPr>
-      </w:pPr>
-      <w:r>
-        <w:rPr>
-          <w:rFonts w:ascii="Times New Roman" w:hAnsi="Times New Roman" w:cs="Times New Roman"/>
-          <w:sz w:val="24"/>
-          <w:szCs w:val="24"/>
-        </w:rPr>
-        <w:t>Господи, милість твоя повіки,* не покидай діло рук твоїх.</w:t>
-      </w:r>
-    </w:p>
-    <w:p>
-      <w:pPr>
-        <w:spacing w:after="120"/>
-        <w:jc w:val="both"/>
-        <w:rPr>
-          <w:rFonts w:ascii="Times New Roman" w:hAnsi="Times New Roman" w:cs="Times New Roman"/>
-          <w:sz w:val="24"/>
-          <w:szCs w:val="24"/>
-        </w:rPr>
-      </w:pPr>
-      <w:r>
-        <w:rPr>
-          <w:rFonts w:ascii="Times New Roman" w:hAnsi="Times New Roman" w:cs="Times New Roman"/>
-          <w:sz w:val="24"/>
-          <w:szCs w:val="24"/>
-        </w:rPr>
-        <w:lastRenderedPageBreak/>
-        <w:t>Тобі належить хвала,* тобі належить пісня.</w:t>
-      </w:r>
-    </w:p>
-    <w:p>
-      <w:pPr>
-        <w:spacing w:after="120"/>
-        <w:jc w:val="both"/>
-        <w:rPr>
-          <w:rFonts w:ascii="Times New Roman" w:hAnsi="Times New Roman" w:cs="Times New Roman"/>
-          <w:sz w:val="24"/>
-          <w:szCs w:val="24"/>
-        </w:rPr>
-      </w:pPr>
-      <w:r>
-        <w:rPr>
-          <w:rFonts w:ascii="Times New Roman" w:hAnsi="Times New Roman" w:cs="Times New Roman"/>
-          <w:sz w:val="24"/>
-          <w:szCs w:val="24"/>
-        </w:rPr>
-        <w:t>Тобі належить слава:* Отцю, і Сину, і Святому Духові:</w:t>
-      </w:r>
-    </w:p>
-    <w:p>
-      <w:pPr>
-        <w:spacing w:after="120"/>
-        <w:jc w:val="both"/>
-        <w:rPr>
-          <w:rFonts w:ascii="Times New Roman" w:hAnsi="Times New Roman" w:cs="Times New Roman"/>
-          <w:sz w:val="24"/>
-          <w:szCs w:val="24"/>
-        </w:rPr>
-      </w:pPr>
-      <w:r>
-        <w:rPr>
-          <w:rFonts w:ascii="Times New Roman" w:hAnsi="Times New Roman" w:cs="Times New Roman"/>
-          <w:sz w:val="24"/>
-          <w:szCs w:val="24"/>
-        </w:rPr>
-        <w:t>Нині і повсякчас,* і на віки віків. Амінь.</w:t>
+        <w:pStyle w:val="a"/>
+        <w:spacing w:after="120"/>
+      </w:pPr>
+      <w:r>
+        <w:rPr>
+          <w:rFonts w:ascii="Times New Roman" w:hAnsi="Times New Roman"/>
+          <w:sz w:val="24"/>
+        </w:rPr>
+        <w:t>Сподо́би</w:t>
+      </w:r>
+      <w:r>
+        <w:rPr>
+          <w:rFonts w:ascii="Times New Roman" w:hAnsi="Times New Roman"/>
+          <w:sz w:val="24"/>
+        </w:rPr>
+        <w:t xml:space="preserve">, </w:t>
+      </w:r>
+      <w:r>
+        <w:rPr>
+          <w:rFonts w:ascii="Times New Roman" w:hAnsi="Times New Roman"/>
+          <w:sz w:val="24"/>
+        </w:rPr>
+        <w:t>Го́споди</w:t>
+      </w:r>
+      <w:r>
+        <w:rPr>
+          <w:rFonts w:ascii="Times New Roman" w:hAnsi="Times New Roman"/>
+          <w:sz w:val="24"/>
+        </w:rPr>
+        <w:t xml:space="preserve">, цього́ </w:t>
+      </w:r>
+      <w:r>
+        <w:rPr>
+          <w:rFonts w:ascii="Times New Roman" w:hAnsi="Times New Roman"/>
+          <w:sz w:val="24"/>
+        </w:rPr>
+        <w:t>ве́чора</w:t>
+      </w:r>
+      <w:r>
+        <w:rPr>
+          <w:rFonts w:ascii="Times New Roman" w:hAnsi="Times New Roman"/>
+          <w:sz w:val="24"/>
+        </w:rPr>
+        <w:t xml:space="preserve">* без гріха́ </w:t>
+      </w:r>
+      <w:r>
+        <w:rPr>
+          <w:rFonts w:ascii="Times New Roman" w:hAnsi="Times New Roman"/>
+          <w:sz w:val="24"/>
+        </w:rPr>
+        <w:t>зберегти́ся</w:t>
+      </w:r>
+      <w:r>
+        <w:rPr>
+          <w:rFonts w:ascii="Times New Roman" w:hAnsi="Times New Roman"/>
+          <w:sz w:val="24"/>
+        </w:rPr>
+        <w:t xml:space="preserve"> нам.</w:t>
+      </w:r>
+    </w:p>
+    <w:p>
+      <w:pPr>
+        <w:pStyle w:val="a"/>
+        <w:spacing w:after="120"/>
+      </w:pPr>
+      <w:r>
+        <w:rPr>
+          <w:rFonts w:ascii="Times New Roman" w:hAnsi="Times New Roman"/>
+          <w:sz w:val="24"/>
+        </w:rPr>
+        <w:t>Благослове́нний</w:t>
+      </w:r>
+      <w:r>
+        <w:rPr>
+          <w:rFonts w:ascii="Times New Roman" w:hAnsi="Times New Roman"/>
+          <w:sz w:val="24"/>
+        </w:rPr>
+        <w:t xml:space="preserve"> Ти, </w:t>
+      </w:r>
+      <w:r>
+        <w:rPr>
+          <w:rFonts w:ascii="Times New Roman" w:hAnsi="Times New Roman"/>
+          <w:sz w:val="24"/>
+        </w:rPr>
+        <w:t>Го́споди</w:t>
+      </w:r>
+      <w:r>
+        <w:rPr>
+          <w:rFonts w:ascii="Times New Roman" w:hAnsi="Times New Roman"/>
+          <w:sz w:val="24"/>
+        </w:rPr>
+        <w:t xml:space="preserve">, </w:t>
+      </w:r>
+      <w:r>
+        <w:rPr>
+          <w:rFonts w:ascii="Times New Roman" w:hAnsi="Times New Roman"/>
+          <w:sz w:val="24"/>
+        </w:rPr>
+        <w:t>Бо́же</w:t>
+      </w:r>
+      <w:r>
+        <w:rPr>
+          <w:rFonts w:ascii="Times New Roman" w:hAnsi="Times New Roman"/>
+          <w:sz w:val="24"/>
+        </w:rPr>
+        <w:t xml:space="preserve"> </w:t>
+      </w:r>
+      <w:r>
+        <w:rPr>
+          <w:rFonts w:ascii="Times New Roman" w:hAnsi="Times New Roman"/>
+          <w:sz w:val="24"/>
+        </w:rPr>
+        <w:t>отці́в</w:t>
+      </w:r>
+      <w:r>
+        <w:rPr>
+          <w:rFonts w:ascii="Times New Roman" w:hAnsi="Times New Roman"/>
+          <w:sz w:val="24"/>
+        </w:rPr>
+        <w:t xml:space="preserve"> </w:t>
+      </w:r>
+      <w:r>
+        <w:rPr>
+          <w:rFonts w:ascii="Times New Roman" w:hAnsi="Times New Roman"/>
+          <w:sz w:val="24"/>
+        </w:rPr>
+        <w:t>на́ших</w:t>
+      </w:r>
+      <w:r>
+        <w:rPr>
+          <w:rFonts w:ascii="Times New Roman" w:hAnsi="Times New Roman"/>
+          <w:sz w:val="24"/>
+        </w:rPr>
+        <w:t xml:space="preserve">,* і </w:t>
+      </w:r>
+      <w:r>
+        <w:rPr>
+          <w:rFonts w:ascii="Times New Roman" w:hAnsi="Times New Roman"/>
+          <w:sz w:val="24"/>
+        </w:rPr>
+        <w:t>хва́льне</w:t>
+      </w:r>
+      <w:r>
+        <w:rPr>
+          <w:rFonts w:ascii="Times New Roman" w:hAnsi="Times New Roman"/>
+          <w:sz w:val="24"/>
+        </w:rPr>
+        <w:t xml:space="preserve"> і </w:t>
+      </w:r>
+      <w:r>
+        <w:rPr>
+          <w:rFonts w:ascii="Times New Roman" w:hAnsi="Times New Roman"/>
+          <w:sz w:val="24"/>
+        </w:rPr>
+        <w:t>просла́влене</w:t>
+      </w:r>
+      <w:r>
+        <w:rPr>
+          <w:rFonts w:ascii="Times New Roman" w:hAnsi="Times New Roman"/>
+          <w:sz w:val="24"/>
+        </w:rPr>
+        <w:t xml:space="preserve"> Ім’я́ Твоє́ </w:t>
+      </w:r>
+      <w:r>
+        <w:rPr>
+          <w:rFonts w:ascii="Times New Roman" w:hAnsi="Times New Roman"/>
+          <w:sz w:val="24"/>
+        </w:rPr>
+        <w:t>наві́ки</w:t>
+      </w:r>
+      <w:r>
+        <w:rPr>
+          <w:rFonts w:ascii="Times New Roman" w:hAnsi="Times New Roman"/>
+          <w:sz w:val="24"/>
+        </w:rPr>
+        <w:t xml:space="preserve">. </w:t>
+      </w:r>
+      <w:r>
+        <w:rPr>
+          <w:rFonts w:ascii="Times New Roman" w:hAnsi="Times New Roman"/>
+          <w:sz w:val="24"/>
+        </w:rPr>
+        <w:t>Амі́нь</w:t>
+      </w:r>
+      <w:r>
+        <w:rPr>
+          <w:rFonts w:ascii="Times New Roman" w:hAnsi="Times New Roman"/>
+          <w:sz w:val="24"/>
+        </w:rPr>
+        <w:t>.</w:t>
+      </w:r>
+    </w:p>
+    <w:p>
+      <w:pPr>
+        <w:pStyle w:val="a"/>
+        <w:spacing w:after="120"/>
+      </w:pPr>
+      <w:r>
+        <w:rPr>
+          <w:rFonts w:ascii="Times New Roman" w:hAnsi="Times New Roman"/>
+          <w:sz w:val="24"/>
+        </w:rPr>
+        <w:t>Неха́й</w:t>
+      </w:r>
+      <w:r>
+        <w:rPr>
+          <w:rFonts w:ascii="Times New Roman" w:hAnsi="Times New Roman"/>
+          <w:sz w:val="24"/>
+        </w:rPr>
+        <w:t xml:space="preserve"> </w:t>
+      </w:r>
+      <w:r>
+        <w:rPr>
+          <w:rFonts w:ascii="Times New Roman" w:hAnsi="Times New Roman"/>
+          <w:sz w:val="24"/>
+        </w:rPr>
+        <w:t>бу́де</w:t>
+      </w:r>
+      <w:r>
+        <w:rPr>
+          <w:rFonts w:ascii="Times New Roman" w:hAnsi="Times New Roman"/>
+          <w:sz w:val="24"/>
+        </w:rPr>
+        <w:t xml:space="preserve">, </w:t>
+      </w:r>
+      <w:r>
+        <w:rPr>
+          <w:rFonts w:ascii="Times New Roman" w:hAnsi="Times New Roman"/>
+          <w:sz w:val="24"/>
+        </w:rPr>
+        <w:t>Го́споди</w:t>
+      </w:r>
+      <w:r>
+        <w:rPr>
+          <w:rFonts w:ascii="Times New Roman" w:hAnsi="Times New Roman"/>
+          <w:sz w:val="24"/>
+        </w:rPr>
+        <w:t xml:space="preserve">, </w:t>
+      </w:r>
+      <w:r>
+        <w:rPr>
+          <w:rFonts w:ascii="Times New Roman" w:hAnsi="Times New Roman"/>
+          <w:sz w:val="24"/>
+        </w:rPr>
+        <w:t>ми́лість</w:t>
+      </w:r>
+      <w:r>
+        <w:rPr>
+          <w:rFonts w:ascii="Times New Roman" w:hAnsi="Times New Roman"/>
+          <w:sz w:val="24"/>
+        </w:rPr>
+        <w:t xml:space="preserve"> Твоя́ на нас,* бо ми </w:t>
+      </w:r>
+      <w:r>
+        <w:rPr>
+          <w:rFonts w:ascii="Times New Roman" w:hAnsi="Times New Roman"/>
+          <w:sz w:val="24"/>
+        </w:rPr>
+        <w:t>наді́ємось</w:t>
+      </w:r>
+      <w:r>
+        <w:rPr>
+          <w:rFonts w:ascii="Times New Roman" w:hAnsi="Times New Roman"/>
+          <w:sz w:val="24"/>
+        </w:rPr>
+        <w:t xml:space="preserve"> на </w:t>
+      </w:r>
+      <w:r>
+        <w:rPr>
+          <w:rFonts w:ascii="Times New Roman" w:hAnsi="Times New Roman"/>
+          <w:sz w:val="24"/>
+        </w:rPr>
+        <w:t>Те́бе</w:t>
+      </w:r>
+      <w:r>
+        <w:rPr>
+          <w:rFonts w:ascii="Times New Roman" w:hAnsi="Times New Roman"/>
+          <w:sz w:val="24"/>
+        </w:rPr>
+        <w:t>.</w:t>
+      </w:r>
+    </w:p>
+    <w:p>
+      <w:pPr>
+        <w:pStyle w:val="a"/>
+        <w:spacing w:after="120"/>
+      </w:pPr>
+      <w:r>
+        <w:rPr>
+          <w:rFonts w:ascii="Times New Roman" w:hAnsi="Times New Roman"/>
+          <w:sz w:val="24"/>
+        </w:rPr>
+        <w:t>Благослове́нний</w:t>
+      </w:r>
+      <w:r>
+        <w:rPr>
+          <w:rFonts w:ascii="Times New Roman" w:hAnsi="Times New Roman"/>
+          <w:sz w:val="24"/>
+        </w:rPr>
+        <w:t xml:space="preserve"> Ти, </w:t>
+      </w:r>
+      <w:r>
+        <w:rPr>
+          <w:rFonts w:ascii="Times New Roman" w:hAnsi="Times New Roman"/>
+          <w:sz w:val="24"/>
+        </w:rPr>
+        <w:t>Го́споди</w:t>
+      </w:r>
+      <w:r>
+        <w:rPr>
+          <w:rFonts w:ascii="Times New Roman" w:hAnsi="Times New Roman"/>
+          <w:sz w:val="24"/>
+        </w:rPr>
+        <w:t xml:space="preserve">,* навчи́ мене́ </w:t>
+      </w:r>
+      <w:r>
+        <w:rPr>
+          <w:rFonts w:ascii="Times New Roman" w:hAnsi="Times New Roman"/>
+          <w:sz w:val="24"/>
+        </w:rPr>
+        <w:t>устано́в</w:t>
+      </w:r>
+      <w:r>
+        <w:rPr>
+          <w:rFonts w:ascii="Times New Roman" w:hAnsi="Times New Roman"/>
+          <w:sz w:val="24"/>
+        </w:rPr>
+        <w:t xml:space="preserve"> </w:t>
+      </w:r>
+      <w:r>
+        <w:rPr>
+          <w:rFonts w:ascii="Times New Roman" w:hAnsi="Times New Roman"/>
+          <w:sz w:val="24"/>
+        </w:rPr>
+        <w:t>Твої́х</w:t>
+      </w:r>
+      <w:r>
+        <w:rPr>
+          <w:rFonts w:ascii="Times New Roman" w:hAnsi="Times New Roman"/>
+          <w:sz w:val="24"/>
+        </w:rPr>
+        <w:t>.</w:t>
+      </w:r>
+    </w:p>
+    <w:p>
+      <w:pPr>
+        <w:pStyle w:val="a"/>
+        <w:spacing w:after="120"/>
+      </w:pPr>
+      <w:r>
+        <w:rPr>
+          <w:rFonts w:ascii="Times New Roman" w:hAnsi="Times New Roman"/>
+          <w:sz w:val="24"/>
+        </w:rPr>
+        <w:t>Благослове́нний</w:t>
+      </w:r>
+      <w:r>
+        <w:rPr>
+          <w:rFonts w:ascii="Times New Roman" w:hAnsi="Times New Roman"/>
+          <w:sz w:val="24"/>
+        </w:rPr>
+        <w:t xml:space="preserve"> Ти, </w:t>
+      </w:r>
+      <w:r>
+        <w:rPr>
+          <w:rFonts w:ascii="Times New Roman" w:hAnsi="Times New Roman"/>
+          <w:sz w:val="24"/>
+        </w:rPr>
+        <w:t>Влади́ко</w:t>
+      </w:r>
+      <w:r>
+        <w:rPr>
+          <w:rFonts w:ascii="Times New Roman" w:hAnsi="Times New Roman"/>
+          <w:sz w:val="24"/>
+        </w:rPr>
+        <w:t xml:space="preserve">,* врозуми́ мене́ </w:t>
+      </w:r>
+      <w:r>
+        <w:rPr>
+          <w:rFonts w:ascii="Times New Roman" w:hAnsi="Times New Roman"/>
+          <w:sz w:val="24"/>
+        </w:rPr>
+        <w:t>устано́вами</w:t>
+      </w:r>
+      <w:r>
+        <w:rPr>
+          <w:rFonts w:ascii="Times New Roman" w:hAnsi="Times New Roman"/>
+          <w:sz w:val="24"/>
+        </w:rPr>
+        <w:t xml:space="preserve"> </w:t>
+      </w:r>
+      <w:r>
+        <w:rPr>
+          <w:rFonts w:ascii="Times New Roman" w:hAnsi="Times New Roman"/>
+          <w:sz w:val="24"/>
+        </w:rPr>
+        <w:t>Твої́ми</w:t>
+      </w:r>
+      <w:r>
+        <w:rPr>
+          <w:rFonts w:ascii="Times New Roman" w:hAnsi="Times New Roman"/>
+          <w:sz w:val="24"/>
+        </w:rPr>
+        <w:t>.</w:t>
+      </w:r>
+    </w:p>
+    <w:p>
+      <w:pPr>
+        <w:pStyle w:val="a"/>
+        <w:spacing w:after="120"/>
+      </w:pPr>
+      <w:r>
+        <w:rPr>
+          <w:rFonts w:ascii="Times New Roman" w:hAnsi="Times New Roman"/>
+          <w:sz w:val="24"/>
+        </w:rPr>
+        <w:t>Благослове́нний</w:t>
+      </w:r>
+      <w:r>
+        <w:rPr>
+          <w:rFonts w:ascii="Times New Roman" w:hAnsi="Times New Roman"/>
+          <w:sz w:val="24"/>
+        </w:rPr>
+        <w:t xml:space="preserve"> Ти, </w:t>
+      </w:r>
+      <w:r>
+        <w:rPr>
+          <w:rFonts w:ascii="Times New Roman" w:hAnsi="Times New Roman"/>
+          <w:sz w:val="24"/>
+        </w:rPr>
+        <w:t>Святи́й</w:t>
+      </w:r>
+      <w:r>
+        <w:rPr>
+          <w:rFonts w:ascii="Times New Roman" w:hAnsi="Times New Roman"/>
+          <w:sz w:val="24"/>
+        </w:rPr>
+        <w:t xml:space="preserve">,* просвіти́ мене́ </w:t>
+      </w:r>
+      <w:r>
+        <w:rPr>
+          <w:rFonts w:ascii="Times New Roman" w:hAnsi="Times New Roman"/>
+          <w:sz w:val="24"/>
+        </w:rPr>
+        <w:t>устано́вами</w:t>
+      </w:r>
+      <w:r>
+        <w:rPr>
+          <w:rFonts w:ascii="Times New Roman" w:hAnsi="Times New Roman"/>
+          <w:sz w:val="24"/>
+        </w:rPr>
+        <w:t xml:space="preserve"> </w:t>
+      </w:r>
+      <w:r>
+        <w:rPr>
+          <w:rFonts w:ascii="Times New Roman" w:hAnsi="Times New Roman"/>
+          <w:sz w:val="24"/>
+        </w:rPr>
+        <w:t>Твої́ми</w:t>
+      </w:r>
+      <w:r>
+        <w:rPr>
+          <w:rFonts w:ascii="Times New Roman" w:hAnsi="Times New Roman"/>
+          <w:sz w:val="24"/>
+        </w:rPr>
+        <w:t>.</w:t>
+      </w:r>
+    </w:p>
+    <w:p>
+      <w:pPr>
+        <w:pStyle w:val="a"/>
+        <w:spacing w:after="120"/>
+      </w:pPr>
+      <w:r>
+        <w:rPr>
+          <w:rFonts w:ascii="Times New Roman" w:hAnsi="Times New Roman"/>
+          <w:sz w:val="24"/>
+        </w:rPr>
+        <w:t>Го́споди</w:t>
+      </w:r>
+      <w:r>
+        <w:rPr>
+          <w:rFonts w:ascii="Times New Roman" w:hAnsi="Times New Roman"/>
+          <w:sz w:val="24"/>
+        </w:rPr>
+        <w:t xml:space="preserve">, </w:t>
+      </w:r>
+      <w:r>
+        <w:rPr>
+          <w:rFonts w:ascii="Times New Roman" w:hAnsi="Times New Roman"/>
+          <w:sz w:val="24"/>
+        </w:rPr>
+        <w:t>ми́лість</w:t>
+      </w:r>
+      <w:r>
+        <w:rPr>
+          <w:rFonts w:ascii="Times New Roman" w:hAnsi="Times New Roman"/>
+          <w:sz w:val="24"/>
+        </w:rPr>
+        <w:t xml:space="preserve"> Твоя́ </w:t>
+      </w:r>
+      <w:r>
+        <w:rPr>
+          <w:rFonts w:ascii="Times New Roman" w:hAnsi="Times New Roman"/>
+          <w:sz w:val="24"/>
+        </w:rPr>
+        <w:t>пові́ки</w:t>
+      </w:r>
+      <w:r>
+        <w:rPr>
+          <w:rFonts w:ascii="Times New Roman" w:hAnsi="Times New Roman"/>
+          <w:sz w:val="24"/>
+        </w:rPr>
+        <w:t xml:space="preserve">,* не </w:t>
+      </w:r>
+      <w:r>
+        <w:rPr>
+          <w:rFonts w:ascii="Times New Roman" w:hAnsi="Times New Roman"/>
+          <w:sz w:val="24"/>
+        </w:rPr>
+        <w:t>покида́й</w:t>
+      </w:r>
+      <w:r>
+        <w:rPr>
+          <w:rFonts w:ascii="Times New Roman" w:hAnsi="Times New Roman"/>
+          <w:sz w:val="24"/>
+        </w:rPr>
+        <w:t xml:space="preserve"> </w:t>
+      </w:r>
+      <w:r>
+        <w:rPr>
+          <w:rFonts w:ascii="Times New Roman" w:hAnsi="Times New Roman"/>
+          <w:sz w:val="24"/>
+        </w:rPr>
+        <w:t>ді́ло</w:t>
+      </w:r>
+      <w:r>
+        <w:rPr>
+          <w:rFonts w:ascii="Times New Roman" w:hAnsi="Times New Roman"/>
+          <w:sz w:val="24"/>
+        </w:rPr>
+        <w:t xml:space="preserve"> рук </w:t>
+      </w:r>
+      <w:r>
+        <w:rPr>
+          <w:rFonts w:ascii="Times New Roman" w:hAnsi="Times New Roman"/>
+          <w:sz w:val="24"/>
+        </w:rPr>
+        <w:t>Твої́х</w:t>
+      </w:r>
+      <w:r>
+        <w:rPr>
+          <w:rFonts w:ascii="Times New Roman" w:hAnsi="Times New Roman"/>
+          <w:sz w:val="24"/>
+        </w:rPr>
+        <w:t>.</w:t>
+      </w:r>
+    </w:p>
+    <w:p>
+      <w:pPr>
+        <w:pStyle w:val="a"/>
+        <w:spacing w:after="120"/>
+      </w:pPr>
+      <w:r>
+        <w:rPr>
+          <w:rFonts w:ascii="Times New Roman" w:hAnsi="Times New Roman"/>
+          <w:sz w:val="24"/>
+        </w:rPr>
+        <w:t xml:space="preserve">Тобі́ </w:t>
+      </w:r>
+      <w:r>
+        <w:rPr>
+          <w:rFonts w:ascii="Times New Roman" w:hAnsi="Times New Roman"/>
+          <w:sz w:val="24"/>
+        </w:rPr>
+        <w:t>нале́жить</w:t>
+      </w:r>
+      <w:r>
+        <w:rPr>
+          <w:rFonts w:ascii="Times New Roman" w:hAnsi="Times New Roman"/>
+          <w:sz w:val="24"/>
+        </w:rPr>
+        <w:t xml:space="preserve"> хвала́,* Тобі́ </w:t>
+      </w:r>
+      <w:r>
+        <w:rPr>
+          <w:rFonts w:ascii="Times New Roman" w:hAnsi="Times New Roman"/>
+          <w:sz w:val="24"/>
+        </w:rPr>
+        <w:t>нале́жить</w:t>
+      </w:r>
+      <w:r>
+        <w:rPr>
+          <w:rFonts w:ascii="Times New Roman" w:hAnsi="Times New Roman"/>
+          <w:sz w:val="24"/>
+        </w:rPr>
+        <w:t xml:space="preserve"> </w:t>
+      </w:r>
+      <w:r>
+        <w:rPr>
+          <w:rFonts w:ascii="Times New Roman" w:hAnsi="Times New Roman"/>
+          <w:sz w:val="24"/>
+        </w:rPr>
+        <w:t>пі́сня</w:t>
+      </w:r>
+      <w:r>
+        <w:rPr>
+          <w:rFonts w:ascii="Times New Roman" w:hAnsi="Times New Roman"/>
+          <w:sz w:val="24"/>
+        </w:rPr>
+        <w:t>.</w:t>
+      </w:r>
+    </w:p>
+    <w:p>
+      <w:pPr>
+        <w:pStyle w:val="a"/>
+        <w:spacing w:after="120"/>
+      </w:pPr>
+      <w:r>
+        <w:rPr>
+          <w:rFonts w:ascii="Times New Roman" w:hAnsi="Times New Roman"/>
+          <w:sz w:val="24"/>
+        </w:rPr>
+        <w:t xml:space="preserve">Тобі́ </w:t>
+      </w:r>
+      <w:r>
+        <w:rPr>
+          <w:rFonts w:ascii="Times New Roman" w:hAnsi="Times New Roman"/>
+          <w:sz w:val="24"/>
+        </w:rPr>
+        <w:t>нале́жить</w:t>
+      </w:r>
+      <w:r>
+        <w:rPr>
+          <w:rFonts w:ascii="Times New Roman" w:hAnsi="Times New Roman"/>
+          <w:sz w:val="24"/>
+        </w:rPr>
+        <w:t xml:space="preserve"> </w:t>
+      </w:r>
+      <w:r>
+        <w:rPr>
+          <w:rFonts w:ascii="Times New Roman" w:hAnsi="Times New Roman"/>
+          <w:sz w:val="24"/>
+        </w:rPr>
+        <w:t>сла́ва</w:t>
+      </w:r>
+      <w:r>
+        <w:rPr>
+          <w:rFonts w:ascii="Times New Roman" w:hAnsi="Times New Roman"/>
+          <w:sz w:val="24"/>
+        </w:rPr>
+        <w:t xml:space="preserve">:* Отцю́ і </w:t>
+      </w:r>
+      <w:r>
+        <w:rPr>
+          <w:rFonts w:ascii="Times New Roman" w:hAnsi="Times New Roman"/>
+          <w:sz w:val="24"/>
+        </w:rPr>
+        <w:t>Си́ну</w:t>
+      </w:r>
+      <w:r>
+        <w:rPr>
+          <w:rFonts w:ascii="Times New Roman" w:hAnsi="Times New Roman"/>
+          <w:sz w:val="24"/>
+        </w:rPr>
+        <w:t xml:space="preserve">, і </w:t>
+      </w:r>
+      <w:r>
+        <w:rPr>
+          <w:rFonts w:ascii="Times New Roman" w:hAnsi="Times New Roman"/>
+          <w:sz w:val="24"/>
+        </w:rPr>
+        <w:t>Свято́му</w:t>
+      </w:r>
+      <w:r>
+        <w:rPr>
+          <w:rFonts w:ascii="Times New Roman" w:hAnsi="Times New Roman"/>
+          <w:sz w:val="24"/>
+        </w:rPr>
+        <w:t xml:space="preserve"> </w:t>
+      </w:r>
+      <w:r>
+        <w:rPr>
+          <w:rFonts w:ascii="Times New Roman" w:hAnsi="Times New Roman"/>
+          <w:sz w:val="24"/>
+        </w:rPr>
+        <w:t>Ду́хові</w:t>
+      </w:r>
+      <w:r>
+        <w:rPr>
+          <w:rFonts w:ascii="Times New Roman" w:hAnsi="Times New Roman"/>
+          <w:sz w:val="24"/>
+        </w:rPr>
+        <w:t>,</w:t>
+      </w:r>
+    </w:p>
+    <w:p>
+      <w:pPr>
+        <w:pStyle w:val="a"/>
+        <w:spacing w:after="120"/>
+      </w:pPr>
+      <w:r>
+        <w:rPr>
+          <w:rFonts w:ascii="Times New Roman" w:hAnsi="Times New Roman"/>
+          <w:sz w:val="24"/>
+        </w:rPr>
+        <w:t>ни́ні</w:t>
+      </w:r>
+      <w:r>
+        <w:rPr>
+          <w:rFonts w:ascii="Times New Roman" w:hAnsi="Times New Roman"/>
+          <w:sz w:val="24"/>
+        </w:rPr>
+        <w:t xml:space="preserve"> і </w:t>
+      </w:r>
+      <w:r>
+        <w:rPr>
+          <w:rFonts w:ascii="Times New Roman" w:hAnsi="Times New Roman"/>
+          <w:sz w:val="24"/>
+        </w:rPr>
+        <w:t>повсякча́с</w:t>
+      </w:r>
+      <w:r>
+        <w:rPr>
+          <w:rFonts w:ascii="Times New Roman" w:hAnsi="Times New Roman"/>
+          <w:sz w:val="24"/>
+        </w:rPr>
+        <w:t xml:space="preserve">,* і на </w:t>
+      </w:r>
+      <w:r>
+        <w:rPr>
+          <w:rFonts w:ascii="Times New Roman" w:hAnsi="Times New Roman"/>
+          <w:sz w:val="24"/>
+        </w:rPr>
+        <w:t>ві́ки</w:t>
+      </w:r>
+      <w:r>
+        <w:rPr>
+          <w:rFonts w:ascii="Times New Roman" w:hAnsi="Times New Roman"/>
+          <w:sz w:val="24"/>
+        </w:rPr>
+        <w:t xml:space="preserve"> </w:t>
+      </w:r>
+      <w:r>
+        <w:rPr>
+          <w:rFonts w:ascii="Times New Roman" w:hAnsi="Times New Roman"/>
+          <w:sz w:val="24"/>
+        </w:rPr>
+        <w:t>вікі́в</w:t>
+      </w:r>
+      <w:r>
+        <w:rPr>
+          <w:rFonts w:ascii="Times New Roman" w:hAnsi="Times New Roman"/>
+          <w:sz w:val="24"/>
+        </w:rPr>
+        <w:t xml:space="preserve">. </w:t>
+      </w:r>
+      <w:r>
+        <w:rPr>
+          <w:rFonts w:ascii="Times New Roman" w:hAnsi="Times New Roman"/>
+          <w:sz w:val="24"/>
+        </w:rPr>
+        <w:t>Амі́нь</w:t>
+      </w:r>
+      <w:r>
+        <w:rPr>
+          <w:rFonts w:ascii="Times New Roman" w:hAnsi="Times New Roman"/>
+          <w:sz w:val="24"/>
+        </w:rPr>
+        <w:t>.</w:t>
       </w:r>
     </w:p>
     <w:p>
@@ -6744,7 +11853,7 @@
           <w:sz w:val="24"/>
           <w:szCs w:val="24"/>
         </w:rPr>
-        <w:t xml:space="preserve"> Господи, Боже наш, що прихилив небо і зійшов на спасіння людського роду! Зглянься на слуг твоїх і на спадкоємство твоє, бо перед тобою, страшним і чоловіколюбним Суддею, слуги твої схилили свої голови і зігнули свої шиї, не від людей очікуючи допомоги, але на твою надіючись милість і твого очікуючи спасіння; тож оберігай їх повсякчасно, і в цей вечір, і в прийдешню ніч збережи від усякого ворога, і від будь-якого зазіхання диявольського, і від думок марних, і спогадів лукавих.</w:t>
+        <w:t xml:space="preserve"> Господи, Боже наш, що прихилив небо і зійшов на спасіння людського роду! Зглянься на слуг твоїх і на спадкоємство твоє, бо перед тобою, страшним і людинолюбним Суддею, слуги твої схилили свої голови і зігнули свої шиї, не від людей очікуючи допомоги, але на твою надіючись милість і твого очікуючи спасіння; тож оберігай їх повсякчасно, і в цей вечір, і в прийдешню ніч збережи від усякого ворога, і від будь-якого зазіхання диявольського, і від думок марних, і спогадів лукавих.</w:t>
       </w:r>
     </w:p>
     <w:p>
@@ -7615,7 +12724,7 @@
           <w:sz w:val="24"/>
           <w:szCs w:val="24"/>
         </w:rPr>
-        <w:t xml:space="preserve"> і всіх святих, − приємну вчини молитву нашу, даруй нам прощення гріхів наших, покрий нас ласкою своєю, віджени від нас усякого ворога й супротивника. Втихомир наше життя, Господи, помилуй нас і світ твій, і спаси душі наші, як благий і чоловіколюбець.</w:t>
+        <w:t xml:space="preserve"> і всіх святих, − приємну вчини молитву нашу, даруй нам прощення гріхів наших, покрий нас ласкою своєю, віджени від нас усякого ворога й супротивника. Втихомир наше життя, Господи, помилуй нас і світ твій, і спаси душі наші, як благий і людинолюбний.</w:t>
       </w:r>
     </w:p>
     <w:p>
@@ -8741,7 +13850,7 @@
           <w:sz w:val="24"/>
           <w:szCs w:val="24"/>
         </w:rPr>
-        <w:t xml:space="preserve"> Благословення Господнє на вас, з його благодаттю і чоловіколюб'ям, завжди, нині і повсякчас, і на віки віків.</w:t>
+        <w:t xml:space="preserve"> Благословення Господнє на вас, з його благодаттю і людинолюб'ям, завжди, нині і повсякчас, і на віки віків.</w:t>
       </w:r>
     </w:p>
     <w:p>
@@ -9155,7 +14264,7 @@
           <w:sz w:val="24"/>
           <w:szCs w:val="24"/>
         </w:rPr>
-        <w:t>, і всіх святих, помилує і спасе нас, як благий і чоловіколюбець.</w:t>
+        <w:t>, і всіх святих, помилує і спасе нас, як благий і людинолюбний.</w:t>
       </w:r>
     </w:p>
     <w:p>
@@ -11984,7 +17093,7 @@
           <w:sz w:val="24"/>
           <w:szCs w:val="24"/>
         </w:rPr>
-        <w:t xml:space="preserve"> Господи, Боже наш! Ти за покаяння дарував людям відпущення, нам же, як образ пізнання і визнання гріхів, показав покаяння і прощення пророка Давида. Тож, Владико, помилуй з великої милости твоєї нас, що в чимало великих гріхів впали, і по багатстві ласк твоїх очисти беззаконня наші, бо перед тобою згрішили ми, Господи, що невідомі й таємні речі серця людського знаєш, і єдиний ти маєш владу прощати гріхи. Серце ж чисте вчини в нас і Духом владичним утверди нас, і радість спасіння твого яви нам. Не відкинь нас від лиця твого, але дозволь, як Добрий і Людинолюбець, аж до останнього нашого віддиху появляти тобі жертву справедливости й приноси на святих твоїх жертовниках, милістю і ласками і чоловіколюб'ям єдинородного Сина твого, з яким ти є благословенний з пресвятим, добрим і животворящим твоїм Духом, нині й повсякчас, і на віки віків. Амінь.</w:t>
+        <w:t xml:space="preserve"> Господи, Боже наш! Ти за покаяння дарував людям відпущення, нам же, як образ пізнання і визнання гріхів, показав покаяння і прощення пророка Давида. Тож, Владико, помилуй з великої милости твоєї нас, що в чимало великих гріхів впали, і по багатстві ласк твоїх очисти беззаконня наші, бо перед тобою згрішили ми, Господи, що невідомі й таємні речі серця людського знаєш, і єдиний ти маєш владу прощати гріхи. Серце ж чисте вчини в нас і Духом владичним утверди нас, і радість спасіння твого яви нам. Не відкинь нас від лиця твого, але дозволь, як Добрий і Людинолюбець, аж до останнього нашого віддиху появляти тобі жертву справедливости й приноси на святих твоїх жертовниках, милістю і ласками і людинолюб'ям єдинородного Сина твого, з яким ти є благословенний з пресвятим, добрим і животворящим твоїм Духом, нині й повсякчас, і на віки віків. Амінь.</w:t>
       </w:r>
     </w:p>
     <w:p>
@@ -17739,7 +22848,7 @@
           <w:sz w:val="24"/>
           <w:szCs w:val="24"/>
         </w:rPr>
-        <w:t xml:space="preserve">Христос, що колись у пустині стовпом огненним і хмарою Ізраїля вів, сьогодні невимовно </w:t>
+        <w:t xml:space="preserve">Христос, що колись у пустині стовпом вогненним і хмарою Ізраїля вів, сьогодні невимовно </w:t>
       </w:r>
       <w:r>
         <w:rPr>
@@ -18313,7 +23422,7 @@
           <w:sz w:val="24"/>
           <w:szCs w:val="24"/>
         </w:rPr>
-        <w:t>— один Мойсейові, другий Іллі й Тобі один, Владиці Христу.</w:t>
+        <w:t>— один Мойсеєві, другий Іллі й Тобі один, Владиці Христу.</w:t>
       </w:r>
       <w:r>
         <w:rPr>
@@ -24133,7 +29242,7 @@
           <w:sz w:val="24"/>
           <w:szCs w:val="24"/>
         </w:rPr>
-        <w:t>, і всіх святих, помилує і спасе нас, як благий і чоловіколюбець.</w:t>
+        <w:t>, і всіх святих, помилує і спасе нас, як благий і людинолюбний.</w:t>
       </w:r>
     </w:p>
     <w:p>

--- a/flow/20230914_vu_template/drafts/2024-08-u/06-ВТ-Преображення.docx
+++ b/flow/20230914_vu_template/drafts/2024-08-u/06-ВТ-Преображення.docx
@@ -9122,30 +9122,19 @@
       </w:pPr>
       <w:r>
         <w:rPr>
-          <w:rFonts w:ascii="Times New Roman" w:hAnsi="Times New Roman" w:cs="Times New Roman"/>
-          <w:i/>
-          <w:color w:val="FF0000"/>
-          <w:sz w:val="24"/>
-          <w:szCs w:val="24"/>
+          <w:rFonts w:ascii="Times New Roman" w:hAnsi="Times New Roman"/>
+          <w:i/>
+          <w:color w:val="FF4400"/>
+          <w:sz w:val="24"/>
         </w:rPr>
         <w:t>Священик:</w:t>
       </w:r>
       <w:r>
         <w:rPr>
-          <w:rFonts w:ascii="Times New Roman" w:hAnsi="Times New Roman" w:cs="Times New Roman"/>
-          <w:color w:val="FF0000"/>
-          <w:sz w:val="24"/>
-          <w:szCs w:val="24"/>
-        </w:rPr>
-        <w:t xml:space="preserve"> </w:t>
-      </w:r>
-      <w:r>
-        <w:rPr>
-          <w:rFonts w:ascii="Times New Roman" w:hAnsi="Times New Roman" w:cs="Times New Roman"/>
-          <w:sz w:val="24"/>
-          <w:szCs w:val="24"/>
-        </w:rPr>
-        <w:t>Мир всім.</w:t>
+          <w:rFonts w:ascii="Times New Roman" w:hAnsi="Times New Roman"/>
+          <w:sz w:val="24"/>
+        </w:rPr>
+        <w:t xml:space="preserve"> Мир всім.</w:t>
       </w:r>
     </w:p>
     <w:p>
@@ -11628,16 +11617,43 @@
       </w:pPr>
       <w:r>
         <w:rPr>
-          <w:rFonts w:ascii="Times New Roman" w:hAnsi="Times New Roman" w:cs="Times New Roman"/>
-          <w:i/>
-          <w:color w:val="FF0000"/>
-          <w:sz w:val="24"/>
-          <w:szCs w:val="24"/>
+          <w:rFonts w:ascii="Times New Roman" w:hAnsi="Times New Roman"/>
+          <w:i/>
+          <w:color w:val="FF4400"/>
+          <w:sz w:val="24"/>
         </w:rPr>
         <w:t>Священик:</w:t>
       </w:r>
       <w:r>
         <w:rPr>
+          <w:rFonts w:ascii="Times New Roman" w:hAnsi="Times New Roman"/>
+          <w:sz w:val="24"/>
+        </w:rPr>
+        <w:t xml:space="preserve"> Бо Ти – Бог милости, ласк і людинолюбности, і Тобі славу віддаємо, Отцю, і Сину, і Святому Духові, нині, і повсякчас, і на віки віків.</w:t>
+      </w:r>
+    </w:p>
+    <w:p>
+      <w:pPr>
+        <w:spacing w:after="120"/>
+        <w:jc w:val="both"/>
+        <w:rPr>
+          <w:rFonts w:ascii="Times New Roman" w:hAnsi="Times New Roman" w:cs="Times New Roman"/>
+          <w:sz w:val="24"/>
+          <w:szCs w:val="24"/>
+        </w:rPr>
+      </w:pPr>
+      <w:r>
+        <w:rPr>
+          <w:rFonts w:ascii="Times New Roman" w:hAnsi="Times New Roman" w:cs="Times New Roman"/>
+          <w:i/>
+          <w:color w:val="FF0000"/>
+          <w:sz w:val="24"/>
+          <w:szCs w:val="24"/>
+        </w:rPr>
+        <w:t>Вірні:</w:t>
+      </w:r>
+      <w:r>
+        <w:rPr>
           <w:rFonts w:ascii="Times New Roman" w:hAnsi="Times New Roman" w:cs="Times New Roman"/>
           <w:color w:val="FF0000"/>
           <w:sz w:val="24"/>
@@ -11648,11 +11664,37 @@
       <w:r>
         <w:rPr>
           <w:rFonts w:ascii="Times New Roman" w:hAnsi="Times New Roman" w:cs="Times New Roman"/>
-          <w:color w:val="000000"/>
-          <w:sz w:val="24"/>
-          <w:szCs w:val="24"/>
-        </w:rPr>
-        <w:t>Бо Ти – Бог милости, ласк і людинолюбности, і Тобі славу віддаємо, Отцю, і Сину, і Святому Духові, нині, і повсякчас, і на віки віків.</w:t>
+          <w:sz w:val="24"/>
+          <w:szCs w:val="24"/>
+        </w:rPr>
+        <w:t>Амінь.</w:t>
+      </w:r>
+    </w:p>
+    <w:p>
+      <w:pPr>
+        <w:spacing w:after="120"/>
+        <w:jc w:val="both"/>
+        <w:rPr>
+          <w:rFonts w:ascii="Times New Roman" w:hAnsi="Times New Roman" w:cs="Times New Roman"/>
+          <w:sz w:val="24"/>
+          <w:szCs w:val="24"/>
+        </w:rPr>
+      </w:pPr>
+      <w:r>
+        <w:rPr>
+          <w:rFonts w:ascii="Times New Roman" w:hAnsi="Times New Roman"/>
+          <w:i/>
+          <w:color w:val="FF4400"/>
+          <w:sz w:val="24"/>
+        </w:rPr>
+        <w:t>Священик:</w:t>
+      </w:r>
+      <w:r>
+        <w:rPr>
+          <w:rFonts w:ascii="Times New Roman" w:hAnsi="Times New Roman"/>
+          <w:sz w:val="24"/>
+        </w:rPr>
+        <w:t xml:space="preserve"> Мир всім.</w:t>
       </w:r>
     </w:p>
     <w:p>
@@ -11690,201 +11732,115 @@
           <w:sz w:val="24"/>
           <w:szCs w:val="24"/>
         </w:rPr>
-        <w:t>Амінь.</w:t>
-      </w:r>
-    </w:p>
-    <w:p>
-      <w:pPr>
-        <w:spacing w:after="120"/>
-        <w:jc w:val="both"/>
-        <w:rPr>
-          <w:rFonts w:ascii="Times New Roman" w:hAnsi="Times New Roman" w:cs="Times New Roman"/>
-          <w:sz w:val="24"/>
-          <w:szCs w:val="24"/>
-        </w:rPr>
-      </w:pPr>
-      <w:r>
-        <w:rPr>
-          <w:rFonts w:ascii="Times New Roman" w:hAnsi="Times New Roman" w:cs="Times New Roman"/>
-          <w:i/>
-          <w:color w:val="FF0000"/>
-          <w:sz w:val="24"/>
-          <w:szCs w:val="24"/>
-        </w:rPr>
-        <w:lastRenderedPageBreak/>
+        <w:t>І духові твоєму.</w:t>
+      </w:r>
+    </w:p>
+    <w:p>
+      <w:pPr>
+        <w:spacing w:after="120"/>
+        <w:jc w:val="both"/>
+        <w:rPr>
+          <w:rFonts w:ascii="Times New Roman" w:hAnsi="Times New Roman" w:cs="Times New Roman"/>
+          <w:sz w:val="24"/>
+          <w:szCs w:val="24"/>
+        </w:rPr>
+      </w:pPr>
+      <w:r>
+        <w:rPr>
+          <w:rFonts w:ascii="Times New Roman" w:hAnsi="Times New Roman" w:cs="Times New Roman"/>
+          <w:sz w:val="24"/>
+          <w:szCs w:val="24"/>
+        </w:rPr>
+        <w:t>Голови ваші перед Господом схиліть.</w:t>
+      </w:r>
+    </w:p>
+    <w:p>
+      <w:pPr>
+        <w:spacing w:after="120"/>
+        <w:jc w:val="both"/>
+        <w:rPr>
+          <w:rFonts w:ascii="Times New Roman" w:hAnsi="Times New Roman" w:cs="Times New Roman"/>
+          <w:sz w:val="24"/>
+          <w:szCs w:val="24"/>
+        </w:rPr>
+      </w:pPr>
+      <w:r>
+        <w:rPr>
+          <w:rFonts w:ascii="Times New Roman" w:hAnsi="Times New Roman" w:cs="Times New Roman"/>
+          <w:i/>
+          <w:color w:val="FF0000"/>
+          <w:sz w:val="24"/>
+          <w:szCs w:val="24"/>
+        </w:rPr>
+        <w:t>Вірні:</w:t>
+      </w:r>
+      <w:r>
+        <w:rPr>
+          <w:rFonts w:ascii="Times New Roman" w:hAnsi="Times New Roman" w:cs="Times New Roman"/>
+          <w:color w:val="FF0000"/>
+          <w:sz w:val="24"/>
+          <w:szCs w:val="24"/>
+        </w:rPr>
+        <w:t xml:space="preserve"> </w:t>
+      </w:r>
+      <w:r>
+        <w:rPr>
+          <w:rFonts w:ascii="Times New Roman" w:hAnsi="Times New Roman" w:cs="Times New Roman"/>
+          <w:sz w:val="24"/>
+          <w:szCs w:val="24"/>
+        </w:rPr>
+        <w:t>Тобі, Господи.</w:t>
+      </w:r>
+    </w:p>
+    <w:p>
+      <w:pPr>
+        <w:spacing w:after="120"/>
+        <w:jc w:val="both"/>
+        <w:rPr>
+          <w:rFonts w:ascii="Times New Roman" w:hAnsi="Times New Roman" w:cs="Times New Roman"/>
+          <w:sz w:val="24"/>
+          <w:szCs w:val="24"/>
+        </w:rPr>
+      </w:pPr>
+      <w:r>
+        <w:rPr>
+          <w:rFonts w:ascii="Times New Roman" w:hAnsi="Times New Roman" w:cs="Times New Roman"/>
+          <w:i/>
+          <w:color w:val="FF0000"/>
+          <w:sz w:val="24"/>
+          <w:szCs w:val="24"/>
+        </w:rPr>
+        <w:t>Священик читає молитву:</w:t>
+      </w:r>
+      <w:r>
+        <w:rPr>
+          <w:rFonts w:ascii="Times New Roman" w:hAnsi="Times New Roman" w:cs="Times New Roman"/>
+          <w:sz w:val="24"/>
+          <w:szCs w:val="24"/>
+        </w:rPr>
+        <w:t xml:space="preserve"> Господи, Боже наш, що прихилив небо і зійшов на спасіння людського роду! Зглянься на слуг твоїх і на спадкоємство твоє, бо перед тобою, страшним і людинолюбним Суддею, слуги твої схилили свої голови і зігнули свої шиї, не від людей очікуючи допомоги, але на твою надіючись милість і твого очікуючи спасіння; тож оберігай їх повсякчасно, і в цей вечір, і в прийдешню ніч збережи від усякого ворога, і від будь-якого зазіхання диявольського, і від думок марних, і спогадів лукавих.</w:t>
+      </w:r>
+    </w:p>
+    <w:p>
+      <w:pPr>
+        <w:pStyle w:val="a"/>
+        <w:spacing w:after="120"/>
+      </w:pPr>
+      <w:r>
+        <w:rPr>
+          <w:rFonts w:ascii="Times New Roman" w:hAnsi="Times New Roman"/>
+          <w:i/>
+          <w:color w:val="FF4400"/>
+          <w:sz w:val="24"/>
+        </w:rPr>
         <w:t>Священик:</w:t>
       </w:r>
       <w:r>
         <w:rPr>
-          <w:rFonts w:ascii="Times New Roman" w:hAnsi="Times New Roman" w:cs="Times New Roman"/>
-          <w:color w:val="FF0000"/>
-          <w:sz w:val="24"/>
-          <w:szCs w:val="24"/>
-        </w:rPr>
-        <w:t xml:space="preserve"> </w:t>
-      </w:r>
-      <w:r>
-        <w:rPr>
-          <w:rFonts w:ascii="Times New Roman" w:hAnsi="Times New Roman" w:cs="Times New Roman"/>
-          <w:sz w:val="24"/>
-          <w:szCs w:val="24"/>
-        </w:rPr>
-        <w:t>Мир всім.</w:t>
-      </w:r>
-    </w:p>
-    <w:p>
-      <w:pPr>
-        <w:spacing w:after="120"/>
-        <w:jc w:val="both"/>
-        <w:rPr>
-          <w:rFonts w:ascii="Times New Roman" w:hAnsi="Times New Roman" w:cs="Times New Roman"/>
-          <w:sz w:val="24"/>
-          <w:szCs w:val="24"/>
-        </w:rPr>
-      </w:pPr>
-      <w:r>
-        <w:rPr>
-          <w:rFonts w:ascii="Times New Roman" w:hAnsi="Times New Roman" w:cs="Times New Roman"/>
-          <w:i/>
-          <w:color w:val="FF0000"/>
-          <w:sz w:val="24"/>
-          <w:szCs w:val="24"/>
-        </w:rPr>
-        <w:t>Вірні:</w:t>
-      </w:r>
-      <w:r>
-        <w:rPr>
-          <w:rFonts w:ascii="Times New Roman" w:hAnsi="Times New Roman" w:cs="Times New Roman"/>
-          <w:color w:val="FF0000"/>
-          <w:sz w:val="24"/>
-          <w:szCs w:val="24"/>
-        </w:rPr>
-        <w:t xml:space="preserve"> </w:t>
-      </w:r>
-      <w:r>
-        <w:rPr>
-          <w:rFonts w:ascii="Times New Roman" w:hAnsi="Times New Roman" w:cs="Times New Roman"/>
-          <w:sz w:val="24"/>
-          <w:szCs w:val="24"/>
-        </w:rPr>
-        <w:t>І духові твоєму.</w:t>
-      </w:r>
-    </w:p>
-    <w:p>
-      <w:pPr>
-        <w:spacing w:after="120"/>
-        <w:jc w:val="both"/>
-        <w:rPr>
-          <w:rFonts w:ascii="Times New Roman" w:hAnsi="Times New Roman" w:cs="Times New Roman"/>
-          <w:sz w:val="24"/>
-          <w:szCs w:val="24"/>
-        </w:rPr>
-      </w:pPr>
-      <w:r>
-        <w:rPr>
-          <w:rFonts w:ascii="Times New Roman" w:hAnsi="Times New Roman" w:cs="Times New Roman"/>
-          <w:sz w:val="24"/>
-          <w:szCs w:val="24"/>
-        </w:rPr>
-        <w:t>Голови ваші перед Господом схиліть.</w:t>
-      </w:r>
-    </w:p>
-    <w:p>
-      <w:pPr>
-        <w:spacing w:after="120"/>
-        <w:jc w:val="both"/>
-        <w:rPr>
-          <w:rFonts w:ascii="Times New Roman" w:hAnsi="Times New Roman" w:cs="Times New Roman"/>
-          <w:sz w:val="24"/>
-          <w:szCs w:val="24"/>
-        </w:rPr>
-      </w:pPr>
-      <w:r>
-        <w:rPr>
-          <w:rFonts w:ascii="Times New Roman" w:hAnsi="Times New Roman" w:cs="Times New Roman"/>
-          <w:i/>
-          <w:color w:val="FF0000"/>
-          <w:sz w:val="24"/>
-          <w:szCs w:val="24"/>
-        </w:rPr>
-        <w:t>Вірні:</w:t>
-      </w:r>
-      <w:r>
-        <w:rPr>
-          <w:rFonts w:ascii="Times New Roman" w:hAnsi="Times New Roman" w:cs="Times New Roman"/>
-          <w:color w:val="FF0000"/>
-          <w:sz w:val="24"/>
-          <w:szCs w:val="24"/>
-        </w:rPr>
-        <w:t xml:space="preserve"> </w:t>
-      </w:r>
-      <w:r>
-        <w:rPr>
-          <w:rFonts w:ascii="Times New Roman" w:hAnsi="Times New Roman" w:cs="Times New Roman"/>
-          <w:sz w:val="24"/>
-          <w:szCs w:val="24"/>
-        </w:rPr>
-        <w:t>Тобі, Господи.</w:t>
-      </w:r>
-    </w:p>
-    <w:p>
-      <w:pPr>
-        <w:spacing w:after="120"/>
-        <w:jc w:val="both"/>
-        <w:rPr>
-          <w:rFonts w:ascii="Times New Roman" w:hAnsi="Times New Roman" w:cs="Times New Roman"/>
-          <w:sz w:val="24"/>
-          <w:szCs w:val="24"/>
-        </w:rPr>
-      </w:pPr>
-      <w:r>
-        <w:rPr>
-          <w:rFonts w:ascii="Times New Roman" w:hAnsi="Times New Roman" w:cs="Times New Roman"/>
-          <w:i/>
-          <w:color w:val="FF0000"/>
-          <w:sz w:val="24"/>
-          <w:szCs w:val="24"/>
-        </w:rPr>
-        <w:t>Священик читає молитву:</w:t>
-      </w:r>
-      <w:r>
-        <w:rPr>
-          <w:rFonts w:ascii="Times New Roman" w:hAnsi="Times New Roman" w:cs="Times New Roman"/>
-          <w:sz w:val="24"/>
-          <w:szCs w:val="24"/>
-        </w:rPr>
-        <w:t xml:space="preserve"> Господи, Боже наш, що прихилив небо і зійшов на спасіння людського роду! Зглянься на слуг твоїх і на спадкоємство твоє, бо перед тобою, страшним і людинолюбним Суддею, слуги твої схилили свої голови і зігнули свої шиї, не від людей очікуючи допомоги, але на твою надіючись милість і твого очікуючи спасіння; тож оберігай їх повсякчасно, і в цей вечір, і в прийдешню ніч збережи від усякого ворога, і від будь-якого зазіхання диявольського, і від думок марних, і спогадів лукавих.</w:t>
-      </w:r>
-    </w:p>
-    <w:p>
-      <w:pPr>
-        <w:pStyle w:val="a"/>
-        <w:spacing w:after="120"/>
-      </w:pPr>
-      <w:r>
-        <w:rPr>
-          <w:rFonts w:ascii="Times New Roman" w:hAnsi="Times New Roman"/>
-          <w:i/>
-          <w:color w:val="FF0000"/>
-          <w:sz w:val="24"/>
-        </w:rPr>
-        <w:t>Священик:</w:t>
-      </w:r>
-      <w:r>
-        <w:rPr>
-          <w:rFonts w:ascii="Times New Roman" w:hAnsi="Times New Roman"/>
-          <w:color w:val="FF0000"/>
-          <w:sz w:val="24"/>
-        </w:rPr>
-        <w:t xml:space="preserve"> </w:t>
-      </w:r>
-      <w:r>
-        <w:rPr>
-          <w:rFonts w:ascii="Times New Roman" w:hAnsi="Times New Roman"/>
-          <w:color w:val="000000"/>
-          <w:sz w:val="24"/>
-        </w:rPr>
-        <w:t>Нехай буде влада царства Твого благословенна і дуже прославлена: Отця, і Сина, і Святого Духа, нині і повсякчас, і на віки віків.</w:t>
+          <w:rFonts w:ascii="Times New Roman" w:hAnsi="Times New Roman"/>
+          <w:sz w:val="24"/>
+        </w:rPr>
+        <w:t xml:space="preserve"> Нехай буде влада царства Твого благословенна і дуже прославлена: Отця, і Сина, і Святого Духа, нині і повсякчас, і на віки віків.</w:t>
       </w:r>
     </w:p>
     <w:p>
@@ -12500,19 +12456,17 @@
       </w:pPr>
       <w:r>
         <w:rPr>
-          <w:rFonts w:ascii="Times New Roman" w:hAnsi="Times New Roman" w:cs="Times New Roman"/>
-          <w:i/>
-          <w:color w:val="FF0000"/>
-          <w:sz w:val="24"/>
-          <w:szCs w:val="24"/>
+          <w:rFonts w:ascii="Times New Roman" w:hAnsi="Times New Roman"/>
+          <w:i/>
+          <w:color w:val="FF4400"/>
+          <w:sz w:val="24"/>
         </w:rPr>
         <w:t>Священик:</w:t>
       </w:r>
       <w:r>
         <w:rPr>
-          <w:rFonts w:ascii="Times New Roman" w:hAnsi="Times New Roman" w:cs="Times New Roman"/>
-          <w:sz w:val="24"/>
-          <w:szCs w:val="24"/>
+          <w:rFonts w:ascii="Times New Roman" w:hAnsi="Times New Roman"/>
+          <w:sz w:val="24"/>
         </w:rPr>
         <w:t xml:space="preserve"> Вислухай нас, Боже, Спасителю наш, надіє всіх людей на землі і тих, що далеко на морі та в повітрі; будь, Владико, ласкавий нам у гріхах наших, і помилуй нас. Милостивий бо і людинолюбний Бог єси, і тобі славу віддаємо: Отцю, і Сину, і Святому Духові, нині і повсякчас, і на віки віків.</w:t>
       </w:r>
@@ -12558,30 +12512,19 @@
       </w:pPr>
       <w:r>
         <w:rPr>
-          <w:rFonts w:ascii="Times New Roman" w:hAnsi="Times New Roman" w:cs="Times New Roman"/>
-          <w:i/>
-          <w:color w:val="FF0000"/>
-          <w:sz w:val="24"/>
-          <w:szCs w:val="24"/>
+          <w:rFonts w:ascii="Times New Roman" w:hAnsi="Times New Roman"/>
+          <w:i/>
+          <w:color w:val="FF4400"/>
+          <w:sz w:val="24"/>
         </w:rPr>
         <w:t>Священик:</w:t>
       </w:r>
       <w:r>
         <w:rPr>
-          <w:rFonts w:ascii="Times New Roman" w:hAnsi="Times New Roman" w:cs="Times New Roman"/>
-          <w:i/>
-          <w:sz w:val="24"/>
-          <w:szCs w:val="24"/>
-        </w:rPr>
-        <w:t xml:space="preserve"> </w:t>
-      </w:r>
-      <w:r>
-        <w:rPr>
-          <w:rFonts w:ascii="Times New Roman" w:hAnsi="Times New Roman" w:cs="Times New Roman"/>
-          <w:sz w:val="24"/>
-          <w:szCs w:val="24"/>
-        </w:rPr>
-        <w:t>Мир всім.</w:t>
+          <w:rFonts w:ascii="Times New Roman" w:hAnsi="Times New Roman"/>
+          <w:sz w:val="24"/>
+        </w:rPr>
+        <w:t xml:space="preserve"> Мир всім.</w:t>
       </w:r>
     </w:p>
     <w:p>
@@ -12673,58 +12616,35 @@
       </w:pPr>
       <w:r>
         <w:rPr>
-          <w:rFonts w:ascii="Times New Roman" w:hAnsi="Times New Roman" w:cs="Times New Roman"/>
-          <w:i/>
-          <w:color w:val="FF0000"/>
-          <w:sz w:val="24"/>
-          <w:szCs w:val="24"/>
+          <w:rFonts w:ascii="Times New Roman" w:hAnsi="Times New Roman"/>
+          <w:i/>
+          <w:color w:val="FF4400"/>
+          <w:sz w:val="24"/>
         </w:rPr>
         <w:t>Священик:</w:t>
       </w:r>
       <w:r>
         <w:rPr>
-          <w:rFonts w:ascii="Times New Roman" w:hAnsi="Times New Roman" w:cs="Times New Roman"/>
-          <w:sz w:val="24"/>
-          <w:szCs w:val="24"/>
-        </w:rPr>
-        <w:t xml:space="preserve"> Владико многомилостивий, Господи Ісусе Христе, Боже наш! Молитвами пречистої Владичиці нашої Богородиці і Вседіви Марії, і святого </w:t>
-      </w:r>
-      <w:r>
-        <w:rPr>
-          <w:rFonts w:ascii="Times New Roman" w:hAnsi="Times New Roman" w:cs="Times New Roman"/>
-          <w:i/>
-          <w:sz w:val="24"/>
-          <w:szCs w:val="24"/>
-        </w:rPr>
-        <w:t>(</w:t>
-      </w:r>
-      <w:r>
-        <w:rPr>
-          <w:rFonts w:ascii="Times New Roman" w:hAnsi="Times New Roman" w:cs="Times New Roman"/>
-          <w:i/>
-          <w:color w:val="FF0000"/>
-          <w:sz w:val="24"/>
-          <w:szCs w:val="24"/>
-        </w:rPr>
-        <w:t>ім'я, якого є храм</w:t>
-      </w:r>
-      <w:r>
-        <w:rPr>
-          <w:rFonts w:ascii="Times New Roman" w:hAnsi="Times New Roman" w:cs="Times New Roman"/>
-          <w:i/>
-          <w:iCs/>
-          <w:sz w:val="24"/>
-          <w:szCs w:val="24"/>
-        </w:rPr>
-        <w:t>)</w:t>
-      </w:r>
-      <w:r>
-        <w:rPr>
-          <w:rFonts w:ascii="Times New Roman" w:hAnsi="Times New Roman" w:cs="Times New Roman"/>
-          <w:sz w:val="24"/>
-          <w:szCs w:val="24"/>
-        </w:rPr>
-        <w:t xml:space="preserve"> і всіх святих, − приємну вчини молитву нашу, даруй нам прощення гріхів наших, покрий нас ласкою своєю, віджени від нас усякого ворога й супротивника. Втихомир наше життя, Господи, помилуй нас і світ твій, і спаси душі наші, як благий і людинолюбний.</w:t>
+          <w:rFonts w:ascii="Times New Roman" w:hAnsi="Times New Roman"/>
+          <w:sz w:val="24"/>
+        </w:rPr>
+        <w:t xml:space="preserve"> Владико многомилостивий, Господи Ісусе Христе, Боже наш! Молитвами пречистої Владичиці нашої Богородиці і Вседіви Марії, і святого (ім'я, </w:t>
+      </w:r>
+      <w:r>
+        <w:rPr>
+          <w:rFonts w:ascii="Times New Roman" w:hAnsi="Times New Roman"/>
+          <w:i/>
+          <w:color w:val="FF4400"/>
+          <w:sz w:val="24"/>
+        </w:rPr>
+        <w:t>якого є храм</w:t>
+      </w:r>
+      <w:r>
+        <w:rPr>
+          <w:rFonts w:ascii="Times New Roman" w:hAnsi="Times New Roman"/>
+          <w:sz w:val="24"/>
+        </w:rPr>
+        <w:t>) і всіх святих, − приємну вчини молитву нашу, даруй нам прощення гріхів наших, покрий нас ласкою своєю, віджени від нас усякого ворога й супротивника. Втихомир наше життя, Господи, помилуй нас і світ твій, і спаси душі наші, як благий і людинолюбний.</w:t>
       </w:r>
     </w:p>
     <w:p>
@@ -13513,30 +13433,19 @@
       </w:pPr>
       <w:r>
         <w:rPr>
-          <w:rFonts w:ascii="Times New Roman" w:hAnsi="Times New Roman" w:cs="Times New Roman"/>
-          <w:i/>
-          <w:color w:val="FF0000"/>
-          <w:sz w:val="24"/>
-          <w:szCs w:val="24"/>
-        </w:rPr>
-        <w:t>Священик</w:t>
-      </w:r>
-      <w:r>
-        <w:rPr>
-          <w:rFonts w:ascii="Times New Roman" w:hAnsi="Times New Roman" w:cs="Times New Roman"/>
-          <w:color w:val="FF0000"/>
-          <w:sz w:val="24"/>
-          <w:szCs w:val="24"/>
-        </w:rPr>
-        <w:t xml:space="preserve">: </w:t>
-      </w:r>
-      <w:r>
-        <w:rPr>
-          <w:rFonts w:ascii="Times New Roman" w:hAnsi="Times New Roman" w:cs="Times New Roman"/>
-          <w:sz w:val="24"/>
-          <w:szCs w:val="24"/>
-        </w:rPr>
-        <w:t>Господи Ісусе Христе, Боже наш, що благословив п'ять хлібів і п'ять тисяч народу нагодував! Сам благослови † і хліби ці †, пшеницю †, вино † і оливу, і умножи їх у цім місті (селі, обителі) і по всім світі твоїм, та й вірних, що споживають їх, освяти. Бо ти благословиш і освячуєш усе, Христе Боже наш, і тобі славу віддаємо із споконвічним Отцем твоїм, із всесвятим, ласкавим і животворящим твоїм Духом, нині і повсякчас, і на віки віків.</w:t>
+          <w:rFonts w:ascii="Times New Roman" w:hAnsi="Times New Roman"/>
+          <w:i/>
+          <w:color w:val="FF4400"/>
+          <w:sz w:val="24"/>
+        </w:rPr>
+        <w:t>Священик:</w:t>
+      </w:r>
+      <w:r>
+        <w:rPr>
+          <w:rFonts w:ascii="Times New Roman" w:hAnsi="Times New Roman"/>
+          <w:sz w:val="24"/>
+        </w:rPr>
+        <w:t xml:space="preserve"> Господи Ісусе Христе, Боже наш, що благословив п'ять хлібів і п'ять тисяч народу нагодував! Сам благослови † і хліби ці †, пшеницю †, вино † і оливу, і умножи їх у цім місті (селі, обителі) і по всім світі твоїм, та й вірних, що споживають їх, освяти. Бо ти благословиш і освячуєш усе, Христе Боже наш, і тобі славу віддаємо із споконвічним Отцем твоїм, із всесвятим, ласкавим і животворящим твоїм Духом, нині і повсякчас, і на віки віків.</w:t>
       </w:r>
     </w:p>
     <w:p>
@@ -13836,19 +13745,17 @@
       </w:pPr>
       <w:r>
         <w:rPr>
-          <w:rFonts w:ascii="Times New Roman" w:hAnsi="Times New Roman" w:cs="Times New Roman"/>
-          <w:i/>
-          <w:color w:val="FF0000"/>
-          <w:sz w:val="24"/>
-          <w:szCs w:val="24"/>
+          <w:rFonts w:ascii="Times New Roman" w:hAnsi="Times New Roman"/>
+          <w:i/>
+          <w:color w:val="FF4400"/>
+          <w:sz w:val="24"/>
         </w:rPr>
         <w:t>Священик:</w:t>
       </w:r>
       <w:r>
         <w:rPr>
-          <w:rFonts w:ascii="Times New Roman" w:hAnsi="Times New Roman" w:cs="Times New Roman"/>
-          <w:sz w:val="24"/>
-          <w:szCs w:val="24"/>
+          <w:rFonts w:ascii="Times New Roman" w:hAnsi="Times New Roman"/>
+          <w:sz w:val="24"/>
         </w:rPr>
         <w:t xml:space="preserve"> Благословення Господнє на вас, з його благодаттю і людинолюб'ям, завжди, нині і повсякчас, і на віки віків.</w:t>
       </w:r>
@@ -13994,16 +13901,43 @@
       </w:pPr>
       <w:r>
         <w:rPr>
-          <w:rFonts w:ascii="Times New Roman" w:hAnsi="Times New Roman" w:cs="Times New Roman"/>
-          <w:i/>
-          <w:color w:val="FF0000"/>
-          <w:sz w:val="24"/>
-          <w:szCs w:val="24"/>
+          <w:rFonts w:ascii="Times New Roman" w:hAnsi="Times New Roman"/>
+          <w:i/>
+          <w:color w:val="FF4400"/>
+          <w:sz w:val="24"/>
         </w:rPr>
         <w:t>Священик:</w:t>
       </w:r>
       <w:r>
         <w:rPr>
+          <w:rFonts w:ascii="Times New Roman" w:hAnsi="Times New Roman"/>
+          <w:sz w:val="24"/>
+        </w:rPr>
+        <w:t xml:space="preserve"> Благословенний Христос, Бог наш, завжди, нині і повсякчас, і на віки віків.</w:t>
+      </w:r>
+    </w:p>
+    <w:p>
+      <w:pPr>
+        <w:spacing w:after="120"/>
+        <w:jc w:val="both"/>
+        <w:rPr>
+          <w:rFonts w:ascii="Times New Roman" w:hAnsi="Times New Roman" w:cs="Times New Roman"/>
+          <w:sz w:val="24"/>
+          <w:szCs w:val="24"/>
+        </w:rPr>
+      </w:pPr>
+      <w:r>
+        <w:rPr>
+          <w:rFonts w:ascii="Times New Roman" w:hAnsi="Times New Roman" w:cs="Times New Roman"/>
+          <w:i/>
+          <w:color w:val="FF0000"/>
+          <w:sz w:val="24"/>
+          <w:szCs w:val="24"/>
+        </w:rPr>
+        <w:t>Вірні:</w:t>
+      </w:r>
+      <w:r>
+        <w:rPr>
           <w:rFonts w:ascii="Times New Roman" w:hAnsi="Times New Roman" w:cs="Times New Roman"/>
           <w:color w:val="FF0000"/>
           <w:sz w:val="24"/>
@@ -14017,7 +13951,34 @@
           <w:sz w:val="24"/>
           <w:szCs w:val="24"/>
         </w:rPr>
-        <w:t>Благословенний Христос, Бог наш, завжди, нині і повсякчас, і на віки віків.</w:t>
+        <w:t>Амінь. Утверди, Боже, святу православну віру на віки віків.</w:t>
+      </w:r>
+    </w:p>
+    <w:p>
+      <w:pPr>
+        <w:spacing w:after="120"/>
+        <w:jc w:val="both"/>
+        <w:rPr>
+          <w:rFonts w:ascii="Times New Roman" w:hAnsi="Times New Roman" w:cs="Times New Roman"/>
+          <w:sz w:val="24"/>
+          <w:szCs w:val="24"/>
+        </w:rPr>
+      </w:pPr>
+      <w:r>
+        <w:rPr>
+          <w:rFonts w:ascii="Times New Roman" w:hAnsi="Times New Roman"/>
+          <w:i/>
+          <w:color w:val="FF4400"/>
+          <w:sz w:val="24"/>
+        </w:rPr>
+        <w:t>Священик:</w:t>
+      </w:r>
+      <w:r>
+        <w:rPr>
+          <w:rFonts w:ascii="Times New Roman" w:hAnsi="Times New Roman"/>
+          <w:sz w:val="24"/>
+        </w:rPr>
+        <w:t xml:space="preserve"> Пресвята Богородице, спаси нас.</w:t>
       </w:r>
     </w:p>
     <w:p>
@@ -14043,57 +14004,37 @@
       <w:r>
         <w:rPr>
           <w:rFonts w:ascii="Times New Roman" w:hAnsi="Times New Roman" w:cs="Times New Roman"/>
-          <w:color w:val="FF0000"/>
-          <w:sz w:val="24"/>
-          <w:szCs w:val="24"/>
-        </w:rPr>
-        <w:t xml:space="preserve"> </w:t>
-      </w:r>
-      <w:r>
-        <w:rPr>
-          <w:rFonts w:ascii="Times New Roman" w:hAnsi="Times New Roman" w:cs="Times New Roman"/>
-          <w:sz w:val="24"/>
-          <w:szCs w:val="24"/>
-        </w:rPr>
-        <w:t>Амінь. Утверди, Боже, святу православну віру на віки віків.</w:t>
-      </w:r>
-    </w:p>
-    <w:p>
-      <w:pPr>
-        <w:spacing w:after="120"/>
-        <w:jc w:val="both"/>
-        <w:rPr>
-          <w:rFonts w:ascii="Times New Roman" w:hAnsi="Times New Roman" w:cs="Times New Roman"/>
-          <w:sz w:val="24"/>
-          <w:szCs w:val="24"/>
-        </w:rPr>
-      </w:pPr>
-      <w:r>
-        <w:rPr>
-          <w:rFonts w:ascii="Times New Roman" w:hAnsi="Times New Roman" w:cs="Times New Roman"/>
-          <w:i/>
-          <w:color w:val="FF0000"/>
-          <w:sz w:val="24"/>
-          <w:szCs w:val="24"/>
+          <w:sz w:val="24"/>
+          <w:szCs w:val="24"/>
+        </w:rPr>
+        <w:t xml:space="preserve"> Чеснішу від херувимів і незрівнянно славнішу від серафимів, що без зотління Бога Слово породила, сущу Богородицю, тебе величаємо.</w:t>
+      </w:r>
+    </w:p>
+    <w:p>
+      <w:pPr>
+        <w:spacing w:after="120"/>
+        <w:jc w:val="both"/>
+        <w:rPr>
+          <w:rFonts w:ascii="Times New Roman" w:hAnsi="Times New Roman" w:cs="Times New Roman"/>
+          <w:sz w:val="24"/>
+          <w:szCs w:val="24"/>
+        </w:rPr>
+      </w:pPr>
+      <w:r>
+        <w:rPr>
+          <w:rFonts w:ascii="Times New Roman" w:hAnsi="Times New Roman"/>
+          <w:i/>
+          <w:color w:val="FF4400"/>
+          <w:sz w:val="24"/>
         </w:rPr>
         <w:t>Священик:</w:t>
       </w:r>
       <w:r>
         <w:rPr>
-          <w:rFonts w:ascii="Times New Roman" w:hAnsi="Times New Roman" w:cs="Times New Roman"/>
-          <w:color w:val="FF0000"/>
-          <w:sz w:val="24"/>
-          <w:szCs w:val="24"/>
-        </w:rPr>
-        <w:t xml:space="preserve"> </w:t>
-      </w:r>
-      <w:r>
-        <w:rPr>
-          <w:rFonts w:ascii="Times New Roman" w:hAnsi="Times New Roman" w:cs="Times New Roman"/>
-          <w:sz w:val="24"/>
-          <w:szCs w:val="24"/>
-        </w:rPr>
-        <w:t>Пресвята Богородице, спаси нас.</w:t>
+          <w:rFonts w:ascii="Times New Roman" w:hAnsi="Times New Roman"/>
+          <w:sz w:val="24"/>
+        </w:rPr>
+        <w:t xml:space="preserve"> Слава тобі, Христе Боже, надіє наша, слава тобі!</w:t>
       </w:r>
     </w:p>
     <w:p>
@@ -14122,149 +14063,52 @@
           <w:sz w:val="24"/>
           <w:szCs w:val="24"/>
         </w:rPr>
-        <w:t xml:space="preserve"> Чеснішу від херувимів і незрівнянно славнішу від серафимів, що без зотління Бога Слово породила, сущу Богородицю, тебе величаємо.</w:t>
-      </w:r>
-    </w:p>
-    <w:p>
-      <w:pPr>
-        <w:spacing w:after="120"/>
-        <w:jc w:val="both"/>
-        <w:rPr>
-          <w:rFonts w:ascii="Times New Roman" w:hAnsi="Times New Roman" w:cs="Times New Roman"/>
-          <w:sz w:val="24"/>
-          <w:szCs w:val="24"/>
-        </w:rPr>
-      </w:pPr>
-      <w:r>
-        <w:rPr>
-          <w:rFonts w:ascii="Times New Roman" w:hAnsi="Times New Roman" w:cs="Times New Roman"/>
-          <w:i/>
-          <w:color w:val="FF0000"/>
-          <w:sz w:val="24"/>
-          <w:szCs w:val="24"/>
-        </w:rPr>
-        <w:lastRenderedPageBreak/>
+        <w:t xml:space="preserve"> Слава Отцю і Сину, і Святому Духові, і нині і повсякчас, і на віки віків. Амінь. Господи, помилуй </w:t>
+      </w:r>
+      <w:r>
+        <w:rPr>
+          <w:rFonts w:ascii="Times New Roman" w:hAnsi="Times New Roman" w:cs="Times New Roman"/>
+          <w:i/>
+          <w:color w:val="FF0000"/>
+          <w:sz w:val="24"/>
+          <w:szCs w:val="24"/>
+        </w:rPr>
+        <w:t>(3 р.)</w:t>
+      </w:r>
+      <w:r>
+        <w:rPr>
+          <w:rFonts w:ascii="Times New Roman" w:hAnsi="Times New Roman" w:cs="Times New Roman"/>
+          <w:i/>
+          <w:sz w:val="24"/>
+          <w:szCs w:val="24"/>
+        </w:rPr>
+        <w:t>.</w:t>
+      </w:r>
+      <w:r>
+        <w:rPr>
+          <w:rFonts w:ascii="Times New Roman" w:hAnsi="Times New Roman" w:cs="Times New Roman"/>
+          <w:sz w:val="24"/>
+          <w:szCs w:val="24"/>
+        </w:rPr>
+        <w:t xml:space="preserve"> Благослови.</w:t>
+      </w:r>
+    </w:p>
+    <w:p>
+      <w:r>
+        <w:rPr>
+          <w:rFonts w:ascii="Times New Roman" w:hAnsi="Times New Roman"/>
+          <w:i/>
+          <w:color w:val="FF4400"/>
+          <w:sz w:val="24"/>
+        </w:rPr>
         <w:t>Священик:</w:t>
       </w:r>
       <w:r>
         <w:rPr>
-          <w:rFonts w:ascii="Times New Roman" w:hAnsi="Times New Roman" w:cs="Times New Roman"/>
-          <w:color w:val="FF0000"/>
-          <w:sz w:val="24"/>
-          <w:szCs w:val="24"/>
-        </w:rPr>
-        <w:t xml:space="preserve"> </w:t>
-      </w:r>
-      <w:r>
-        <w:rPr>
-          <w:rFonts w:ascii="Times New Roman" w:hAnsi="Times New Roman" w:cs="Times New Roman"/>
-          <w:sz w:val="24"/>
-          <w:szCs w:val="24"/>
-        </w:rPr>
-        <w:t>Слава тобі, Христе Боже, надіє наша, слава тобі!</w:t>
-      </w:r>
-    </w:p>
-    <w:p>
-      <w:pPr>
-        <w:spacing w:after="120"/>
-        <w:jc w:val="both"/>
-        <w:rPr>
-          <w:rFonts w:ascii="Times New Roman" w:hAnsi="Times New Roman" w:cs="Times New Roman"/>
-          <w:sz w:val="24"/>
-          <w:szCs w:val="24"/>
-        </w:rPr>
-      </w:pPr>
-      <w:r>
-        <w:rPr>
-          <w:rFonts w:ascii="Times New Roman" w:hAnsi="Times New Roman" w:cs="Times New Roman"/>
-          <w:i/>
-          <w:color w:val="FF0000"/>
-          <w:sz w:val="24"/>
-          <w:szCs w:val="24"/>
-        </w:rPr>
-        <w:t>Вірні:</w:t>
-      </w:r>
-      <w:r>
-        <w:rPr>
-          <w:rFonts w:ascii="Times New Roman" w:hAnsi="Times New Roman" w:cs="Times New Roman"/>
-          <w:sz w:val="24"/>
-          <w:szCs w:val="24"/>
-        </w:rPr>
-        <w:t xml:space="preserve"> Слава Отцю і Сину, і Святому Духові, і нині і повсякчас, і на віки віків. Амінь. Господи, помилуй </w:t>
-      </w:r>
-      <w:r>
-        <w:rPr>
-          <w:rFonts w:ascii="Times New Roman" w:hAnsi="Times New Roman" w:cs="Times New Roman"/>
-          <w:i/>
-          <w:color w:val="FF0000"/>
-          <w:sz w:val="24"/>
-          <w:szCs w:val="24"/>
-        </w:rPr>
-        <w:t>(3 р.)</w:t>
-      </w:r>
-      <w:r>
-        <w:rPr>
-          <w:rFonts w:ascii="Times New Roman" w:hAnsi="Times New Roman" w:cs="Times New Roman"/>
-          <w:i/>
-          <w:sz w:val="24"/>
-          <w:szCs w:val="24"/>
-        </w:rPr>
-        <w:t>.</w:t>
-      </w:r>
-      <w:r>
-        <w:rPr>
-          <w:rFonts w:ascii="Times New Roman" w:hAnsi="Times New Roman" w:cs="Times New Roman"/>
-          <w:sz w:val="24"/>
-          <w:szCs w:val="24"/>
-        </w:rPr>
-        <w:t xml:space="preserve"> Благослови.</w:t>
-      </w:r>
-    </w:p>
-    <w:p>
-      <w:pPr>
-        <w:spacing w:after="120"/>
-        <w:jc w:val="both"/>
-        <w:rPr>
-          <w:rFonts w:ascii="Times New Roman" w:hAnsi="Times New Roman" w:cs="Times New Roman"/>
-          <w:sz w:val="24"/>
-          <w:szCs w:val="24"/>
-        </w:rPr>
-      </w:pPr>
-      <w:r>
-        <w:rPr>
-          <w:rFonts w:ascii="Times New Roman" w:hAnsi="Times New Roman" w:cs="Times New Roman"/>
-          <w:i/>
-          <w:color w:val="FF0000"/>
-          <w:sz w:val="24"/>
-          <w:szCs w:val="24"/>
-        </w:rPr>
-        <w:t>Священик:</w:t>
-      </w:r>
-      <w:r>
-        <w:rPr>
-          <w:rFonts w:ascii="Times New Roman" w:hAnsi="Times New Roman" w:cs="Times New Roman"/>
-          <w:sz w:val="24"/>
-          <w:szCs w:val="24"/>
-        </w:rPr>
-        <w:t xml:space="preserve"> Христос, істинний Бог наш, що на горі Таворській у славі преобразився перед своїми учнями й апостолами, спасення нашого ради, молитвами пречистої своєї Матері, святих, славних і всехвальних апостолів, і святого </w:t>
-      </w:r>
-      <w:r>
-        <w:rPr>
-          <w:rFonts w:ascii="Times New Roman" w:hAnsi="Times New Roman" w:cs="Times New Roman"/>
-          <w:i/>
-          <w:color w:val="FF0000"/>
-          <w:sz w:val="24"/>
-          <w:szCs w:val="24"/>
-        </w:rPr>
-        <w:t>(ім'я, якого є храм)</w:t>
-      </w:r>
-      <w:r>
-        <w:rPr>
-          <w:rFonts w:ascii="Times New Roman" w:hAnsi="Times New Roman" w:cs="Times New Roman"/>
-          <w:sz w:val="24"/>
-          <w:szCs w:val="24"/>
-        </w:rPr>
-        <w:t>, і всіх святих, помилує і спасе нас, як благий і людинолюбний.</w:t>
+          <w:rFonts w:ascii="Times New Roman" w:hAnsi="Times New Roman"/>
+          <w:sz w:val="24"/>
+        </w:rPr>
+        <w:t xml:space="preserve"> Христос, істинний Бог наш, що на горі Таворській у славі переобразився перед святими Своїми учнями й апостолами, і всіх святих - помилує і спасе нас як благий і людинолюбний.</w:t>
       </w:r>
     </w:p>
     <w:p>
@@ -14425,30 +14269,19 @@
       </w:pPr>
       <w:r>
         <w:rPr>
-          <w:rFonts w:ascii="Times New Roman" w:hAnsi="Times New Roman" w:cs="Times New Roman"/>
-          <w:i/>
-          <w:color w:val="FF0000"/>
-          <w:sz w:val="24"/>
-          <w:szCs w:val="24"/>
+          <w:rFonts w:ascii="Times New Roman" w:hAnsi="Times New Roman"/>
+          <w:i/>
+          <w:color w:val="FF4400"/>
+          <w:sz w:val="24"/>
         </w:rPr>
         <w:t>Священик:</w:t>
       </w:r>
       <w:r>
         <w:rPr>
-          <w:rFonts w:ascii="Times New Roman" w:hAnsi="Times New Roman" w:cs="Times New Roman"/>
-          <w:color w:val="FF0000"/>
-          <w:sz w:val="24"/>
-          <w:szCs w:val="24"/>
-        </w:rPr>
-        <w:t xml:space="preserve"> </w:t>
-      </w:r>
-      <w:r>
-        <w:rPr>
-          <w:rFonts w:ascii="Times New Roman" w:hAnsi="Times New Roman" w:cs="Times New Roman"/>
-          <w:sz w:val="24"/>
-          <w:szCs w:val="24"/>
-        </w:rPr>
-        <w:t>Слава святій, одноістотній, животворящій і нероздільній Тройці, завжди, нині і повсякчас, і на віки віків.</w:t>
+          <w:rFonts w:ascii="Times New Roman" w:hAnsi="Times New Roman"/>
+          <w:sz w:val="24"/>
+        </w:rPr>
+        <w:t xml:space="preserve"> Слава святій, одноістотній, животворящій і нероздільній Тройці, завжди, нині і повсякчас, і на віки віків.</w:t>
       </w:r>
     </w:p>
     <w:p>
@@ -20228,30 +20061,19 @@
       </w:pPr>
       <w:r>
         <w:rPr>
-          <w:rFonts w:ascii="Times New Roman" w:hAnsi="Times New Roman" w:cs="Times New Roman"/>
-          <w:i/>
-          <w:color w:val="FF0000"/>
-          <w:sz w:val="24"/>
-          <w:szCs w:val="24"/>
-        </w:rPr>
-        <w:t>Священик: </w:t>
-      </w:r>
-      <w:r>
-        <w:rPr>
-          <w:rFonts w:ascii="Times New Roman" w:hAnsi="Times New Roman" w:cs="Times New Roman"/>
-          <w:color w:val="000000"/>
-          <w:sz w:val="24"/>
-          <w:szCs w:val="24"/>
-        </w:rPr>
-        <w:t>Бо благословилося і прославилося ім’я Твоє Отця, і Сина, і Святого Духа</w:t>
-      </w:r>
-      <w:r>
-        <w:rPr>
-          <w:rFonts w:ascii="Times New Roman" w:hAnsi="Times New Roman" w:cs="Times New Roman"/>
-          <w:sz w:val="24"/>
-          <w:szCs w:val="24"/>
-        </w:rPr>
-        <w:t>, нині і повсякчас, і на віки віків.</w:t>
+          <w:rFonts w:ascii="Times New Roman" w:hAnsi="Times New Roman"/>
+          <w:i/>
+          <w:color w:val="FF4400"/>
+          <w:sz w:val="24"/>
+        </w:rPr>
+        <w:t>Священик:</w:t>
+      </w:r>
+      <w:r>
+        <w:rPr>
+          <w:rFonts w:ascii="Times New Roman" w:hAnsi="Times New Roman"/>
+          <w:sz w:val="24"/>
+        </w:rPr>
+        <w:t xml:space="preserve"> Бо благословилося і прославилося ім’я Твоє Отця, і Сина, і Святого Духа, нині і повсякчас, і на віки віків.</w:t>
       </w:r>
     </w:p>
     <w:p>
@@ -20610,19 +20432,17 @@
       </w:pPr>
       <w:r>
         <w:rPr>
-          <w:rFonts w:ascii="Times New Roman" w:hAnsi="Times New Roman" w:cs="Times New Roman"/>
-          <w:i/>
-          <w:color w:val="FF0000"/>
-          <w:sz w:val="24"/>
-          <w:szCs w:val="24"/>
+          <w:rFonts w:ascii="Times New Roman" w:hAnsi="Times New Roman"/>
+          <w:i/>
+          <w:color w:val="FF4400"/>
+          <w:sz w:val="24"/>
         </w:rPr>
         <w:t>Священик:</w:t>
       </w:r>
       <w:r>
         <w:rPr>
-          <w:rFonts w:ascii="Times New Roman" w:hAnsi="Times New Roman" w:cs="Times New Roman"/>
-          <w:sz w:val="24"/>
-          <w:szCs w:val="24"/>
+          <w:rFonts w:ascii="Times New Roman" w:hAnsi="Times New Roman"/>
+          <w:sz w:val="24"/>
         </w:rPr>
         <w:t xml:space="preserve"> Мир всім.</w:t>
       </w:r>
@@ -20915,7 +20735,7 @@
         <w:rPr>
           <w:rFonts w:ascii="Times New Roman" w:hAnsi="Times New Roman"/>
           <w:i/>
-          <w:color w:val="FF0000"/>
+          <w:color w:val="FF4400"/>
           <w:sz w:val="24"/>
         </w:rPr>
         <w:t>Священик:</w:t>
@@ -20923,7 +20743,6 @@
       <w:r>
         <w:rPr>
           <w:rFonts w:ascii="Times New Roman" w:hAnsi="Times New Roman"/>
-          <w:color w:val="000000"/>
           <w:sz w:val="24"/>
         </w:rPr>
         <w:t xml:space="preserve"> Бо Ти святий єси, Боже наш, і в святині перебуваєш, і ми Тобі славу віддаємо: Отцю, і Сину, і Святому Духові, нині і повсякчас, і на віки віків.</w:t>
@@ -21218,30 +21037,19 @@
       </w:pPr>
       <w:r>
         <w:rPr>
-          <w:rFonts w:ascii="Times New Roman" w:hAnsi="Times New Roman" w:cs="Times New Roman"/>
-          <w:i/>
-          <w:color w:val="FF0000"/>
-          <w:sz w:val="24"/>
-          <w:szCs w:val="24"/>
+          <w:rFonts w:ascii="Times New Roman" w:hAnsi="Times New Roman"/>
+          <w:i/>
+          <w:color w:val="FF4400"/>
+          <w:sz w:val="24"/>
         </w:rPr>
         <w:t>Священик:</w:t>
       </w:r>
       <w:r>
         <w:rPr>
-          <w:rFonts w:ascii="Times New Roman" w:hAnsi="Times New Roman" w:cs="Times New Roman"/>
-          <w:color w:val="FF0000"/>
-          <w:sz w:val="24"/>
-          <w:szCs w:val="24"/>
-        </w:rPr>
-        <w:t xml:space="preserve"> </w:t>
-      </w:r>
-      <w:r>
-        <w:rPr>
-          <w:rFonts w:ascii="Times New Roman" w:hAnsi="Times New Roman" w:cs="Times New Roman"/>
-          <w:sz w:val="24"/>
-          <w:szCs w:val="24"/>
-        </w:rPr>
-        <w:t>Мир всім!</w:t>
+          <w:rFonts w:ascii="Times New Roman" w:hAnsi="Times New Roman"/>
+          <w:sz w:val="24"/>
+        </w:rPr>
+        <w:t xml:space="preserve"> Мир всім!</w:t>
       </w:r>
     </w:p>
     <w:p>
@@ -21285,48 +21093,19 @@
       </w:pPr>
       <w:r>
         <w:rPr>
-          <w:rFonts w:ascii="Times New Roman" w:hAnsi="Times New Roman" w:cs="Times New Roman"/>
-          <w:i/>
-          <w:color w:val="FF0000"/>
-          <w:sz w:val="24"/>
-          <w:szCs w:val="24"/>
+          <w:rFonts w:ascii="Times New Roman" w:hAnsi="Times New Roman"/>
+          <w:i/>
+          <w:color w:val="FF4400"/>
+          <w:sz w:val="24"/>
         </w:rPr>
         <w:t>Священик:</w:t>
       </w:r>
       <w:r>
         <w:rPr>
-          <w:rFonts w:ascii="Times New Roman" w:hAnsi="Times New Roman" w:cs="Times New Roman"/>
-          <w:color w:val="FF0000"/>
-          <w:sz w:val="24"/>
-          <w:szCs w:val="24"/>
-        </w:rPr>
-        <w:t xml:space="preserve"> </w:t>
-      </w:r>
-      <w:r>
-        <w:rPr>
-          <w:rFonts w:ascii="Times New Roman" w:hAnsi="Times New Roman" w:cs="Times New Roman"/>
-          <w:sz w:val="24"/>
-          <w:szCs w:val="24"/>
-        </w:rPr>
-        <w:t xml:space="preserve">Від </w:t>
-      </w:r>
-      <w:r>
-        <w:rPr>
-          <w:rFonts w:ascii="Times New Roman" w:hAnsi="Times New Roman" w:cs="Times New Roman"/>
-          <w:i/>
-          <w:color w:val="FF0000"/>
-          <w:sz w:val="24"/>
-          <w:szCs w:val="24"/>
-        </w:rPr>
-        <w:t>Луки</w:t>
-      </w:r>
-      <w:r>
-        <w:rPr>
-          <w:rFonts w:ascii="Times New Roman" w:hAnsi="Times New Roman" w:cs="Times New Roman"/>
-          <w:sz w:val="24"/>
-          <w:szCs w:val="24"/>
-        </w:rPr>
-        <w:t xml:space="preserve"> святого Євангелія читання.</w:t>
+          <w:rFonts w:ascii="Times New Roman" w:hAnsi="Times New Roman"/>
+          <w:sz w:val="24"/>
+        </w:rPr>
+        <w:t xml:space="preserve"> Від Луки святого Євангелія читання.</w:t>
       </w:r>
     </w:p>
     <w:p>
@@ -26104,30 +25883,19 @@
       </w:pPr>
       <w:r>
         <w:rPr>
-          <w:rFonts w:ascii="Times New Roman" w:hAnsi="Times New Roman" w:cs="Times New Roman"/>
-          <w:i/>
-          <w:color w:val="FF0000"/>
-          <w:sz w:val="24"/>
-          <w:szCs w:val="24"/>
-        </w:rPr>
-        <w:t>Священик: </w:t>
-      </w:r>
-      <w:r>
-        <w:rPr>
-          <w:rFonts w:ascii="Times New Roman" w:hAnsi="Times New Roman" w:cs="Times New Roman"/>
-          <w:color w:val="000000"/>
-          <w:sz w:val="24"/>
-          <w:szCs w:val="24"/>
-        </w:rPr>
-        <w:t>Бо Тебе хвалять усі сили небесні і Тобі славу возсилаємо: Отцю, і Сину, і Святому Духові</w:t>
-      </w:r>
-      <w:r>
-        <w:rPr>
-          <w:rFonts w:ascii="Times New Roman" w:hAnsi="Times New Roman" w:cs="Times New Roman"/>
-          <w:sz w:val="24"/>
-          <w:szCs w:val="24"/>
-        </w:rPr>
-        <w:t>, нині і повсякчас, і на віки віків.</w:t>
+          <w:rFonts w:ascii="Times New Roman" w:hAnsi="Times New Roman"/>
+          <w:i/>
+          <w:color w:val="FF4400"/>
+          <w:sz w:val="24"/>
+        </w:rPr>
+        <w:t>Священик:</w:t>
+      </w:r>
+      <w:r>
+        <w:rPr>
+          <w:rFonts w:ascii="Times New Roman" w:hAnsi="Times New Roman"/>
+          <w:sz w:val="24"/>
+        </w:rPr>
+        <w:t xml:space="preserve"> Бо Тебе хвалять усі сили небесні і Тобі славу возсилаємо: Отцю, і Сину, і Святому Духові, нині і повсякчас, і на віки віків.</w:t>
       </w:r>
     </w:p>
     <w:p>
@@ -27164,20 +26932,17 @@
       </w:pPr>
       <w:r>
         <w:rPr>
-          <w:rFonts w:ascii="Times New Roman" w:hAnsi="Times New Roman" w:cs="Times New Roman"/>
-          <w:i/>
-          <w:color w:val="FF0000"/>
-          <w:sz w:val="24"/>
-          <w:szCs w:val="24"/>
+          <w:rFonts w:ascii="Times New Roman" w:hAnsi="Times New Roman"/>
+          <w:i/>
+          <w:color w:val="FF4400"/>
+          <w:sz w:val="24"/>
         </w:rPr>
         <w:t>Священик:</w:t>
       </w:r>
       <w:r>
         <w:rPr>
-          <w:rFonts w:ascii="Times New Roman" w:hAnsi="Times New Roman" w:cs="Times New Roman"/>
-          <w:color w:val="000000"/>
-          <w:sz w:val="24"/>
-          <w:szCs w:val="24"/>
+          <w:rFonts w:ascii="Times New Roman" w:hAnsi="Times New Roman"/>
+          <w:sz w:val="24"/>
         </w:rPr>
         <w:t xml:space="preserve"> Слава Тобі, що Світло нам показав! </w:t>
       </w:r>
@@ -28591,16 +28356,43 @@
       </w:pPr>
       <w:r>
         <w:rPr>
-          <w:rFonts w:ascii="Times New Roman" w:hAnsi="Times New Roman" w:cs="Times New Roman"/>
-          <w:i/>
-          <w:color w:val="FF0000"/>
-          <w:sz w:val="24"/>
-          <w:szCs w:val="24"/>
+          <w:rFonts w:ascii="Times New Roman" w:hAnsi="Times New Roman"/>
+          <w:i/>
+          <w:color w:val="FF4400"/>
+          <w:sz w:val="24"/>
         </w:rPr>
         <w:t>Священик:</w:t>
       </w:r>
       <w:r>
         <w:rPr>
+          <w:rFonts w:ascii="Times New Roman" w:hAnsi="Times New Roman"/>
+          <w:sz w:val="24"/>
+        </w:rPr>
+        <w:t xml:space="preserve"> Бо Ти – Бог милости, ласк і людинолюбности, і Тобі славу віддаємо, Отцю, і Сину, і Святому Духові, нині, і повсякчас, і на віки віків.</w:t>
+      </w:r>
+    </w:p>
+    <w:p>
+      <w:pPr>
+        <w:spacing w:after="120"/>
+        <w:jc w:val="both"/>
+        <w:rPr>
+          <w:rFonts w:ascii="Times New Roman" w:hAnsi="Times New Roman" w:cs="Times New Roman"/>
+          <w:sz w:val="24"/>
+          <w:szCs w:val="24"/>
+        </w:rPr>
+      </w:pPr>
+      <w:r>
+        <w:rPr>
+          <w:rFonts w:ascii="Times New Roman" w:hAnsi="Times New Roman" w:cs="Times New Roman"/>
+          <w:i/>
+          <w:color w:val="FF0000"/>
+          <w:sz w:val="24"/>
+          <w:szCs w:val="24"/>
+        </w:rPr>
+        <w:t>Вірні:</w:t>
+      </w:r>
+      <w:r>
+        <w:rPr>
           <w:rFonts w:ascii="Times New Roman" w:hAnsi="Times New Roman" w:cs="Times New Roman"/>
           <w:color w:val="FF0000"/>
           <w:sz w:val="24"/>
@@ -28611,45 +28403,6 @@
       <w:r>
         <w:rPr>
           <w:rFonts w:ascii="Times New Roman" w:hAnsi="Times New Roman" w:cs="Times New Roman"/>
-          <w:color w:val="000000"/>
-          <w:sz w:val="24"/>
-          <w:szCs w:val="24"/>
-        </w:rPr>
-        <w:t>Бо Ти – Бог милости, ласк і людинолюбности, і Тобі славу віддаємо, Отцю, і Сину, і Святому Духові, нині, і повсякчас, і на віки віків.</w:t>
-      </w:r>
-    </w:p>
-    <w:p>
-      <w:pPr>
-        <w:spacing w:after="120"/>
-        <w:jc w:val="both"/>
-        <w:rPr>
-          <w:rFonts w:ascii="Times New Roman" w:hAnsi="Times New Roman" w:cs="Times New Roman"/>
-          <w:sz w:val="24"/>
-          <w:szCs w:val="24"/>
-        </w:rPr>
-      </w:pPr>
-      <w:r>
-        <w:rPr>
-          <w:rFonts w:ascii="Times New Roman" w:hAnsi="Times New Roman" w:cs="Times New Roman"/>
-          <w:i/>
-          <w:color w:val="FF0000"/>
-          <w:sz w:val="24"/>
-          <w:szCs w:val="24"/>
-        </w:rPr>
-        <w:t>Вірні:</w:t>
-      </w:r>
-      <w:r>
-        <w:rPr>
-          <w:rFonts w:ascii="Times New Roman" w:hAnsi="Times New Roman" w:cs="Times New Roman"/>
-          <w:color w:val="FF0000"/>
-          <w:sz w:val="24"/>
-          <w:szCs w:val="24"/>
-        </w:rPr>
-        <w:t xml:space="preserve"> </w:t>
-      </w:r>
-      <w:r>
-        <w:rPr>
-          <w:rFonts w:ascii="Times New Roman" w:hAnsi="Times New Roman" w:cs="Times New Roman"/>
           <w:sz w:val="24"/>
           <w:szCs w:val="24"/>
         </w:rPr>
@@ -28668,19 +28421,17 @@
       </w:pPr>
       <w:r>
         <w:rPr>
-          <w:rFonts w:ascii="Times New Roman" w:hAnsi="Times New Roman" w:cs="Times New Roman"/>
-          <w:i/>
-          <w:color w:val="FF0000"/>
-          <w:sz w:val="24"/>
-          <w:szCs w:val="24"/>
+          <w:rFonts w:ascii="Times New Roman" w:hAnsi="Times New Roman"/>
+          <w:i/>
+          <w:color w:val="FF4400"/>
+          <w:sz w:val="24"/>
         </w:rPr>
         <w:t>Священик:</w:t>
       </w:r>
       <w:r>
         <w:rPr>
-          <w:rFonts w:ascii="Times New Roman" w:hAnsi="Times New Roman" w:cs="Times New Roman"/>
-          <w:sz w:val="24"/>
-          <w:szCs w:val="24"/>
+          <w:rFonts w:ascii="Times New Roman" w:hAnsi="Times New Roman"/>
+          <w:sz w:val="24"/>
         </w:rPr>
         <w:t xml:space="preserve"> Мир всім.</w:t>
       </w:r>
@@ -28973,16 +28724,43 @@
       </w:pPr>
       <w:r>
         <w:rPr>
-          <w:rFonts w:ascii="Times New Roman" w:hAnsi="Times New Roman" w:cs="Times New Roman"/>
-          <w:i/>
-          <w:color w:val="FF0000"/>
-          <w:sz w:val="24"/>
-          <w:szCs w:val="24"/>
+          <w:rFonts w:ascii="Times New Roman" w:hAnsi="Times New Roman"/>
+          <w:i/>
+          <w:color w:val="FF4400"/>
+          <w:sz w:val="24"/>
         </w:rPr>
         <w:t>Священик:</w:t>
       </w:r>
       <w:r>
         <w:rPr>
+          <w:rFonts w:ascii="Times New Roman" w:hAnsi="Times New Roman"/>
+          <w:sz w:val="24"/>
+        </w:rPr>
+        <w:t xml:space="preserve"> Благословенний Христос, Бог наш, завжди, нині і повсякчас, і на віки віків.</w:t>
+      </w:r>
+    </w:p>
+    <w:p>
+      <w:pPr>
+        <w:spacing w:after="120"/>
+        <w:jc w:val="both"/>
+        <w:rPr>
+          <w:rFonts w:ascii="Times New Roman" w:hAnsi="Times New Roman" w:cs="Times New Roman"/>
+          <w:sz w:val="24"/>
+          <w:szCs w:val="24"/>
+        </w:rPr>
+      </w:pPr>
+      <w:r>
+        <w:rPr>
+          <w:rFonts w:ascii="Times New Roman" w:hAnsi="Times New Roman" w:cs="Times New Roman"/>
+          <w:i/>
+          <w:color w:val="FF0000"/>
+          <w:sz w:val="24"/>
+          <w:szCs w:val="24"/>
+        </w:rPr>
+        <w:t>Вірні:</w:t>
+      </w:r>
+      <w:r>
+        <w:rPr>
           <w:rFonts w:ascii="Times New Roman" w:hAnsi="Times New Roman" w:cs="Times New Roman"/>
           <w:color w:val="FF0000"/>
           <w:sz w:val="24"/>
@@ -28996,7 +28774,34 @@
           <w:sz w:val="24"/>
           <w:szCs w:val="24"/>
         </w:rPr>
-        <w:t>Благословенний Христос, Бог наш, завжди, нині і повсякчас, і на віки віків.</w:t>
+        <w:t>Амінь. Утверди, Боже, святу православну віру на віки віків.</w:t>
+      </w:r>
+    </w:p>
+    <w:p>
+      <w:pPr>
+        <w:spacing w:after="120"/>
+        <w:jc w:val="both"/>
+        <w:rPr>
+          <w:rFonts w:ascii="Times New Roman" w:hAnsi="Times New Roman" w:cs="Times New Roman"/>
+          <w:sz w:val="24"/>
+          <w:szCs w:val="24"/>
+        </w:rPr>
+      </w:pPr>
+      <w:r>
+        <w:rPr>
+          <w:rFonts w:ascii="Times New Roman" w:hAnsi="Times New Roman"/>
+          <w:i/>
+          <w:color w:val="FF4400"/>
+          <w:sz w:val="24"/>
+        </w:rPr>
+        <w:t>Священик:</w:t>
+      </w:r>
+      <w:r>
+        <w:rPr>
+          <w:rFonts w:ascii="Times New Roman" w:hAnsi="Times New Roman"/>
+          <w:sz w:val="24"/>
+        </w:rPr>
+        <w:t xml:space="preserve"> Пресвята Богородице, спаси нас.</w:t>
       </w:r>
     </w:p>
     <w:p>
@@ -29022,6 +28827,62 @@
       <w:r>
         <w:rPr>
           <w:rFonts w:ascii="Times New Roman" w:hAnsi="Times New Roman" w:cs="Times New Roman"/>
+          <w:sz w:val="24"/>
+          <w:szCs w:val="24"/>
+        </w:rPr>
+        <w:t xml:space="preserve"> Чеснішу від херувимів* і незрівнянно славнішу від серафимів,* що без зотління Бога Слово породила,* сущу Богородицю, тебе величаємо.</w:t>
+      </w:r>
+    </w:p>
+    <w:p>
+      <w:pPr>
+        <w:spacing w:after="120"/>
+        <w:jc w:val="both"/>
+        <w:rPr>
+          <w:rFonts w:ascii="Times New Roman" w:hAnsi="Times New Roman" w:cs="Times New Roman"/>
+          <w:sz w:val="24"/>
+          <w:szCs w:val="24"/>
+        </w:rPr>
+      </w:pPr>
+      <w:r>
+        <w:rPr>
+          <w:rFonts w:ascii="Times New Roman" w:hAnsi="Times New Roman"/>
+          <w:i/>
+          <w:color w:val="FF4400"/>
+          <w:sz w:val="24"/>
+        </w:rPr>
+        <w:t>Священик:</w:t>
+      </w:r>
+      <w:r>
+        <w:rPr>
+          <w:rFonts w:ascii="Times New Roman" w:hAnsi="Times New Roman"/>
+          <w:sz w:val="24"/>
+        </w:rPr>
+        <w:t xml:space="preserve"> Слава тобі, Христе Боже, надіє наша, слава тобі!</w:t>
+      </w:r>
+    </w:p>
+    <w:p>
+      <w:pPr>
+        <w:spacing w:after="120"/>
+        <w:jc w:val="both"/>
+        <w:rPr>
+          <w:rFonts w:ascii="Times New Roman" w:hAnsi="Times New Roman" w:cs="Times New Roman"/>
+          <w:sz w:val="24"/>
+          <w:szCs w:val="24"/>
+        </w:rPr>
+      </w:pPr>
+      <w:r>
+        <w:rPr>
+          <w:rFonts w:ascii="Times New Roman" w:hAnsi="Times New Roman" w:cs="Times New Roman"/>
+          <w:i/>
+          <w:color w:val="FF0000"/>
+          <w:sz w:val="24"/>
+          <w:szCs w:val="24"/>
+        </w:rPr>
+        <w:t>Вірні:</w:t>
+      </w:r>
+      <w:r>
+        <w:rPr>
+          <w:rFonts w:ascii="Times New Roman" w:hAnsi="Times New Roman" w:cs="Times New Roman"/>
           <w:color w:val="FF0000"/>
           <w:sz w:val="24"/>
           <w:szCs w:val="24"/>
@@ -29034,215 +28895,52 @@
           <w:sz w:val="24"/>
           <w:szCs w:val="24"/>
         </w:rPr>
-        <w:t>Амінь. Утверди, Боже, святу православну віру на віки віків.</w:t>
-      </w:r>
-    </w:p>
-    <w:p>
-      <w:pPr>
-        <w:spacing w:after="120"/>
-        <w:jc w:val="both"/>
-        <w:rPr>
-          <w:rFonts w:ascii="Times New Roman" w:hAnsi="Times New Roman" w:cs="Times New Roman"/>
-          <w:sz w:val="24"/>
-          <w:szCs w:val="24"/>
-        </w:rPr>
-      </w:pPr>
-      <w:r>
-        <w:rPr>
-          <w:rFonts w:ascii="Times New Roman" w:hAnsi="Times New Roman" w:cs="Times New Roman"/>
-          <w:i/>
-          <w:color w:val="FF0000"/>
-          <w:sz w:val="24"/>
-          <w:szCs w:val="24"/>
+        <w:t xml:space="preserve">Слава Отцю і Сину, і Святому Духові, і нині і повсякчас, і на віки віків. Амінь. Господи, помилуй </w:t>
+      </w:r>
+      <w:r>
+        <w:rPr>
+          <w:rFonts w:ascii="Times New Roman" w:hAnsi="Times New Roman" w:cs="Times New Roman"/>
+          <w:i/>
+          <w:color w:val="FF0000"/>
+          <w:sz w:val="24"/>
+          <w:szCs w:val="24"/>
+        </w:rPr>
+        <w:t>(3 р.)</w:t>
+      </w:r>
+      <w:r>
+        <w:rPr>
+          <w:rFonts w:ascii="Times New Roman" w:hAnsi="Times New Roman" w:cs="Times New Roman"/>
+          <w:i/>
+          <w:sz w:val="24"/>
+          <w:szCs w:val="24"/>
+        </w:rPr>
+        <w:t>.</w:t>
+      </w:r>
+      <w:r>
+        <w:rPr>
+          <w:rFonts w:ascii="Times New Roman" w:hAnsi="Times New Roman" w:cs="Times New Roman"/>
+          <w:sz w:val="24"/>
+          <w:szCs w:val="24"/>
+        </w:rPr>
+        <w:t xml:space="preserve"> Благослови.</w:t>
+      </w:r>
+    </w:p>
+    <w:p>
+      <w:r>
+        <w:rPr>
+          <w:rFonts w:ascii="Times New Roman" w:hAnsi="Times New Roman"/>
+          <w:i/>
+          <w:color w:val="FF4400"/>
+          <w:sz w:val="24"/>
         </w:rPr>
         <w:t>Священик:</w:t>
       </w:r>
       <w:r>
         <w:rPr>
-          <w:rFonts w:ascii="Times New Roman" w:hAnsi="Times New Roman" w:cs="Times New Roman"/>
-          <w:sz w:val="24"/>
-          <w:szCs w:val="24"/>
-        </w:rPr>
-        <w:t xml:space="preserve"> Пресвята Богородице, спаси нас.</w:t>
-      </w:r>
-    </w:p>
-    <w:p>
-      <w:pPr>
-        <w:spacing w:after="120"/>
-        <w:jc w:val="both"/>
-        <w:rPr>
-          <w:rFonts w:ascii="Times New Roman" w:hAnsi="Times New Roman" w:cs="Times New Roman"/>
-          <w:sz w:val="24"/>
-          <w:szCs w:val="24"/>
-        </w:rPr>
-      </w:pPr>
-      <w:r>
-        <w:rPr>
-          <w:rFonts w:ascii="Times New Roman" w:hAnsi="Times New Roman" w:cs="Times New Roman"/>
-          <w:i/>
-          <w:color w:val="FF0000"/>
-          <w:sz w:val="24"/>
-          <w:szCs w:val="24"/>
-        </w:rPr>
-        <w:t>Вірні:</w:t>
-      </w:r>
-      <w:r>
-        <w:rPr>
-          <w:rFonts w:ascii="Times New Roman" w:hAnsi="Times New Roman" w:cs="Times New Roman"/>
-          <w:sz w:val="24"/>
-          <w:szCs w:val="24"/>
-        </w:rPr>
-        <w:t xml:space="preserve"> Чеснішу від херувимів* і незрівнянно славнішу від серафимів,* що без зотління Бога Слово породила,* сущу Богородицю, тебе величаємо.</w:t>
-      </w:r>
-    </w:p>
-    <w:p>
-      <w:pPr>
-        <w:spacing w:after="120"/>
-        <w:jc w:val="both"/>
-        <w:rPr>
-          <w:rFonts w:ascii="Times New Roman" w:hAnsi="Times New Roman" w:cs="Times New Roman"/>
-          <w:sz w:val="24"/>
-          <w:szCs w:val="24"/>
-        </w:rPr>
-      </w:pPr>
-      <w:r>
-        <w:rPr>
-          <w:rFonts w:ascii="Times New Roman" w:hAnsi="Times New Roman" w:cs="Times New Roman"/>
-          <w:i/>
-          <w:color w:val="FF0000"/>
-          <w:sz w:val="24"/>
-          <w:szCs w:val="24"/>
-        </w:rPr>
-        <w:t>Священик:</w:t>
-      </w:r>
-      <w:r>
-        <w:rPr>
-          <w:rFonts w:ascii="Times New Roman" w:hAnsi="Times New Roman" w:cs="Times New Roman"/>
-          <w:color w:val="FF0000"/>
-          <w:sz w:val="24"/>
-          <w:szCs w:val="24"/>
-        </w:rPr>
-        <w:t xml:space="preserve"> </w:t>
-      </w:r>
-      <w:r>
-        <w:rPr>
-          <w:rFonts w:ascii="Times New Roman" w:hAnsi="Times New Roman" w:cs="Times New Roman"/>
-          <w:sz w:val="24"/>
-          <w:szCs w:val="24"/>
-        </w:rPr>
-        <w:t>Слава тобі, Христе Боже, надіє наша, слава тобі!</w:t>
-      </w:r>
-    </w:p>
-    <w:p>
-      <w:pPr>
-        <w:spacing w:after="120"/>
-        <w:jc w:val="both"/>
-        <w:rPr>
-          <w:rFonts w:ascii="Times New Roman" w:hAnsi="Times New Roman" w:cs="Times New Roman"/>
-          <w:sz w:val="24"/>
-          <w:szCs w:val="24"/>
-        </w:rPr>
-      </w:pPr>
-      <w:r>
-        <w:rPr>
-          <w:rFonts w:ascii="Times New Roman" w:hAnsi="Times New Roman" w:cs="Times New Roman"/>
-          <w:i/>
-          <w:color w:val="FF0000"/>
-          <w:sz w:val="24"/>
-          <w:szCs w:val="24"/>
-        </w:rPr>
-        <w:t>Вірні:</w:t>
-      </w:r>
-      <w:r>
-        <w:rPr>
-          <w:rFonts w:ascii="Times New Roman" w:hAnsi="Times New Roman" w:cs="Times New Roman"/>
-          <w:color w:val="FF0000"/>
-          <w:sz w:val="24"/>
-          <w:szCs w:val="24"/>
-        </w:rPr>
-        <w:t xml:space="preserve"> </w:t>
-      </w:r>
-      <w:r>
-        <w:rPr>
-          <w:rFonts w:ascii="Times New Roman" w:hAnsi="Times New Roman" w:cs="Times New Roman"/>
-          <w:sz w:val="24"/>
-          <w:szCs w:val="24"/>
-        </w:rPr>
-        <w:t xml:space="preserve">Слава Отцю і Сину, і Святому Духові, і нині і повсякчас, і на віки віків. Амінь. Господи, помилуй </w:t>
-      </w:r>
-      <w:r>
-        <w:rPr>
-          <w:rFonts w:ascii="Times New Roman" w:hAnsi="Times New Roman" w:cs="Times New Roman"/>
-          <w:i/>
-          <w:color w:val="FF0000"/>
-          <w:sz w:val="24"/>
-          <w:szCs w:val="24"/>
-        </w:rPr>
-        <w:t>(3 р.)</w:t>
-      </w:r>
-      <w:r>
-        <w:rPr>
-          <w:rFonts w:ascii="Times New Roman" w:hAnsi="Times New Roman" w:cs="Times New Roman"/>
-          <w:i/>
-          <w:sz w:val="24"/>
-          <w:szCs w:val="24"/>
-        </w:rPr>
-        <w:t>.</w:t>
-      </w:r>
-      <w:r>
-        <w:rPr>
-          <w:rFonts w:ascii="Times New Roman" w:hAnsi="Times New Roman" w:cs="Times New Roman"/>
-          <w:sz w:val="24"/>
-          <w:szCs w:val="24"/>
-        </w:rPr>
-        <w:t xml:space="preserve"> Благослови.</w:t>
-      </w:r>
-    </w:p>
-    <w:p>
-      <w:pPr>
-        <w:spacing w:after="120"/>
-        <w:jc w:val="both"/>
-        <w:rPr>
-          <w:rFonts w:ascii="Times New Roman" w:hAnsi="Times New Roman" w:cs="Times New Roman"/>
-          <w:sz w:val="24"/>
-          <w:szCs w:val="24"/>
-        </w:rPr>
-      </w:pPr>
-      <w:r>
-        <w:rPr>
-          <w:rFonts w:ascii="Times New Roman" w:hAnsi="Times New Roman" w:cs="Times New Roman"/>
-          <w:i/>
-          <w:color w:val="FF0000"/>
-          <w:sz w:val="24"/>
-          <w:szCs w:val="24"/>
-        </w:rPr>
-        <w:t>Священик:</w:t>
-      </w:r>
-      <w:r>
-        <w:rPr>
-          <w:rFonts w:ascii="Times New Roman" w:hAnsi="Times New Roman" w:cs="Times New Roman"/>
-          <w:sz w:val="24"/>
-          <w:szCs w:val="24"/>
-        </w:rPr>
-        <w:t xml:space="preserve"> Христос, істинний Бог наш, що на горі Таворській у славі преобразився перед своїми учнями й апостолами, спасення нашого ради, молитвами пречистої своєї Матері, святих, славних і всехвальних апостолів, і святого </w:t>
-      </w:r>
-      <w:r>
-        <w:rPr>
-          <w:rFonts w:ascii="Times New Roman" w:hAnsi="Times New Roman" w:cs="Times New Roman"/>
-          <w:i/>
-          <w:color w:val="FF0000"/>
-          <w:sz w:val="24"/>
-          <w:szCs w:val="24"/>
-        </w:rPr>
-        <w:t>(ім'я, якого є храм)</w:t>
-      </w:r>
-      <w:r>
-        <w:rPr>
-          <w:rFonts w:ascii="Times New Roman" w:hAnsi="Times New Roman" w:cs="Times New Roman"/>
-          <w:sz w:val="24"/>
-          <w:szCs w:val="24"/>
-        </w:rPr>
-        <w:t>, і всіх святих, помилує і спасе нас, як благий і людинолюбний.</w:t>
+          <w:rFonts w:ascii="Times New Roman" w:hAnsi="Times New Roman"/>
+          <w:sz w:val="24"/>
+        </w:rPr>
+        <w:t xml:space="preserve"> Христос, істинний Бог наш, що на горі Таворській у славі переобразився перед святими Своїми учнями й апостолами, і всіх святих - помилує і спасе нас як благий і людинолюбний.</w:t>
       </w:r>
     </w:p>
     <w:p>
